--- a/jenkins学习笔记.docx
+++ b/jenkins学习笔记.docx
@@ -25,7 +25,27 @@
           <w:sz w:val="30"/>
           <w:szCs w:val="30"/>
         </w:rPr>
-        <w:t xml:space="preserve">hy2001 jenkins </w:t>
+        <w:t xml:space="preserve">hy2001 </w:t>
+      </w:r>
+      <w:proofErr w:type="spellStart"/>
+      <w:r>
+        <w:rPr>
+          <w:rFonts w:hint="eastAsia"/>
+          <w:color w:val="FF0000"/>
+          <w:sz w:val="30"/>
+          <w:szCs w:val="30"/>
+        </w:rPr>
+        <w:t>jenkins</w:t>
+      </w:r>
+      <w:proofErr w:type="spellEnd"/>
+      <w:r>
+        <w:rPr>
+          <w:rFonts w:hint="eastAsia"/>
+          <w:color w:val="FF0000"/>
+          <w:sz w:val="30"/>
+          <w:szCs w:val="30"/>
+        </w:rPr>
+        <w:t xml:space="preserve"> </w:t>
       </w:r>
       <w:r>
         <w:rPr>
@@ -465,6 +485,7 @@
         </w:rPr>
         <w:t>流水线）：定义构建、测试和部署的过程，可以通过代码（</w:t>
       </w:r>
+      <w:proofErr w:type="spellStart"/>
       <w:r>
         <w:rPr>
           <w:rFonts w:hint="eastAsia"/>
@@ -473,6 +494,7 @@
         </w:rPr>
         <w:t>Jenkinsfile</w:t>
       </w:r>
+      <w:proofErr w:type="spellEnd"/>
       <w:r>
         <w:rPr>
           <w:rFonts w:hint="eastAsia"/>
@@ -1058,6 +1080,7 @@
         </w:rPr>
         <w:t>，</w:t>
       </w:r>
+      <w:proofErr w:type="spellStart"/>
       <w:r>
         <w:rPr>
           <w:rFonts w:hint="eastAsia"/>
@@ -1066,6 +1089,7 @@
         </w:rPr>
         <w:t>svn</w:t>
       </w:r>
+      <w:proofErr w:type="spellEnd"/>
       <w:r>
         <w:rPr>
           <w:rFonts w:hint="eastAsia"/>
@@ -1529,6 +1553,7 @@
           <w:color w:val="00B0F0"/>
         </w:rPr>
       </w:pPr>
+      <w:proofErr w:type="gramStart"/>
       <w:r>
         <w:rPr>
           <w:color w:val="00B0F0"/>
@@ -1542,6 +1567,7 @@
         </w:rPr>
         <w:t>ipeline{</w:t>
       </w:r>
+      <w:proofErr w:type="gramEnd"/>
     </w:p>
     <w:p>
       <w:pPr>
@@ -1576,6 +1602,7 @@
         </w:rPr>
         <w:tab/>
       </w:r>
+      <w:proofErr w:type="gramStart"/>
       <w:r>
         <w:rPr>
           <w:rFonts w:hint="eastAsia"/>
@@ -1583,6 +1610,7 @@
         </w:rPr>
         <w:t>agent{</w:t>
       </w:r>
+      <w:proofErr w:type="gramEnd"/>
     </w:p>
     <w:p>
       <w:pPr>
@@ -1637,6 +1665,7 @@
           <w:color w:val="00B0F0"/>
         </w:rPr>
       </w:pPr>
+      <w:proofErr w:type="gramStart"/>
       <w:r>
         <w:rPr>
           <w:color w:val="00B0F0"/>
@@ -1650,6 +1679,7 @@
         </w:rPr>
         <w:t>tages{</w:t>
       </w:r>
+      <w:proofErr w:type="gramEnd"/>
     </w:p>
     <w:p>
       <w:pPr>
@@ -1677,6 +1707,7 @@
         </w:rPr>
         <w:t>‘</w:t>
       </w:r>
+      <w:proofErr w:type="spellStart"/>
       <w:r>
         <w:rPr>
           <w:rFonts w:hint="eastAsia"/>
@@ -1684,6 +1715,8 @@
         </w:rPr>
         <w:t>BUlid</w:t>
       </w:r>
+      <w:proofErr w:type="spellEnd"/>
+      <w:proofErr w:type="gramStart"/>
       <w:r>
         <w:rPr>
           <w:color w:val="00B0F0"/>
@@ -1697,6 +1730,7 @@
         </w:rPr>
         <w:t>){</w:t>
       </w:r>
+      <w:proofErr w:type="gramEnd"/>
     </w:p>
     <w:p>
       <w:pPr>
@@ -1799,6 +1833,7 @@
           <w:color w:val="00B0F0"/>
         </w:rPr>
       </w:pPr>
+      <w:proofErr w:type="gramStart"/>
       <w:r>
         <w:rPr>
           <w:color w:val="00B0F0"/>
@@ -1812,6 +1847,7 @@
         </w:rPr>
         <w:t>tages{</w:t>
       </w:r>
+      <w:proofErr w:type="gramEnd"/>
     </w:p>
     <w:p>
       <w:pPr>
@@ -1845,6 +1881,7 @@
         </w:rPr>
         <w:t>‘</w:t>
       </w:r>
+      <w:proofErr w:type="gramStart"/>
       <w:r>
         <w:rPr>
           <w:rFonts w:hint="eastAsia"/>
@@ -1852,6 +1889,131 @@
         </w:rPr>
         <w:t>Test){</w:t>
       </w:r>
+      <w:proofErr w:type="gramEnd"/>
+    </w:p>
+    <w:p>
+      <w:pPr>
+        <w:rPr>
+          <w:color w:val="00B0F0"/>
+        </w:rPr>
+      </w:pPr>
+      <w:r>
+        <w:rPr>
+          <w:color w:val="00B0F0"/>
+        </w:rPr>
+        <w:tab/>
+      </w:r>
+      <w:r>
+        <w:rPr>
+          <w:color w:val="00B0F0"/>
+        </w:rPr>
+        <w:tab/>
+      </w:r>
+      <w:proofErr w:type="gramStart"/>
+      <w:r>
+        <w:rPr>
+          <w:color w:val="00B0F0"/>
+        </w:rPr>
+        <w:t>S</w:t>
+      </w:r>
+      <w:r>
+        <w:rPr>
+          <w:rFonts w:hint="eastAsia"/>
+          <w:color w:val="00B0F0"/>
+        </w:rPr>
+        <w:t>teps{</w:t>
+      </w:r>
+      <w:proofErr w:type="gramEnd"/>
+    </w:p>
+    <w:p>
+      <w:pPr>
+        <w:ind w:left="420" w:firstLine="420"/>
+        <w:rPr>
+          <w:color w:val="00B0F0"/>
+        </w:rPr>
+      </w:pPr>
+      <w:r>
+        <w:rPr>
+          <w:color w:val="00B0F0"/>
+        </w:rPr>
+        <w:t>E</w:t>
+      </w:r>
+      <w:r>
+        <w:rPr>
+          <w:rFonts w:hint="eastAsia"/>
+          <w:color w:val="00B0F0"/>
+        </w:rPr>
+        <w:t xml:space="preserve">cho </w:t>
+      </w:r>
+      <w:r>
+        <w:rPr>
+          <w:color w:val="00B0F0"/>
+        </w:rPr>
+        <w:t>‘</w:t>
+      </w:r>
+      <w:r>
+        <w:rPr>
+          <w:rFonts w:hint="eastAsia"/>
+          <w:color w:val="00B0F0"/>
+        </w:rPr>
+        <w:t>Testin</w:t>
+      </w:r>
+      <w:r>
+        <w:rPr>
+          <w:color w:val="00B0F0"/>
+        </w:rPr>
+        <w:t>’</w:t>
+      </w:r>
+    </w:p>
+    <w:p>
+      <w:pPr>
+        <w:rPr>
+          <w:color w:val="00B0F0"/>
+        </w:rPr>
+      </w:pPr>
+      <w:r>
+        <w:rPr>
+          <w:rFonts w:hint="eastAsia"/>
+          <w:color w:val="00B0F0"/>
+        </w:rPr>
+        <w:t>}</w:t>
+      </w:r>
+    </w:p>
+    <w:p>
+      <w:pPr>
+        <w:rPr>
+          <w:color w:val="00B0F0"/>
+        </w:rPr>
+      </w:pPr>
+      <w:r>
+        <w:rPr>
+          <w:rFonts w:hint="eastAsia"/>
+          <w:color w:val="00B0F0"/>
+        </w:rPr>
+        <w:t>}</w:t>
+      </w:r>
+    </w:p>
+    <w:p>
+      <w:pPr>
+        <w:rPr>
+          <w:color w:val="00B0F0"/>
+        </w:rPr>
+      </w:pPr>
+      <w:proofErr w:type="gramStart"/>
+      <w:r>
+        <w:rPr>
+          <w:color w:val="00B0F0"/>
+        </w:rPr>
+        <w:t>S</w:t>
+      </w:r>
+      <w:r>
+        <w:rPr>
+          <w:rFonts w:hint="eastAsia"/>
+          <w:color w:val="00B0F0"/>
+        </w:rPr>
+        <w:t>tages{</w:t>
+      </w:r>
+      <w:proofErr w:type="gramEnd"/>
     </w:p>
     <w:p>
       <w:pPr>
@@ -1877,8 +2039,63 @@
           <w:rFonts w:hint="eastAsia"/>
           <w:color w:val="00B0F0"/>
         </w:rPr>
+        <w:t>tage(</w:t>
+      </w:r>
+      <w:r>
+        <w:rPr>
+          <w:color w:val="00B0F0"/>
+        </w:rPr>
+        <w:t>‘</w:t>
+      </w:r>
+      <w:proofErr w:type="gramStart"/>
+      <w:r>
+        <w:rPr>
+          <w:color w:val="00B0F0"/>
+        </w:rPr>
+        <w:t>Deploy</w:t>
+      </w:r>
+      <w:r>
+        <w:rPr>
+          <w:rFonts w:hint="eastAsia"/>
+          <w:color w:val="00B0F0"/>
+        </w:rPr>
+        <w:t>){</w:t>
+      </w:r>
+      <w:proofErr w:type="gramEnd"/>
+    </w:p>
+    <w:p>
+      <w:pPr>
+        <w:rPr>
+          <w:color w:val="00B0F0"/>
+        </w:rPr>
+      </w:pPr>
+      <w:r>
+        <w:rPr>
+          <w:color w:val="00B0F0"/>
+        </w:rPr>
+        <w:tab/>
+      </w:r>
+      <w:r>
+        <w:rPr>
+          <w:color w:val="00B0F0"/>
+        </w:rPr>
+        <w:tab/>
+      </w:r>
+      <w:proofErr w:type="gramStart"/>
+      <w:r>
+        <w:rPr>
+          <w:color w:val="00B0F0"/>
+        </w:rPr>
+        <w:t>S</w:t>
+      </w:r>
+      <w:r>
+        <w:rPr>
+          <w:rFonts w:hint="eastAsia"/>
+          <w:color w:val="00B0F0"/>
+        </w:rPr>
         <w:t>teps{</w:t>
       </w:r>
+      <w:proofErr w:type="gramEnd"/>
     </w:p>
     <w:p>
       <w:pPr>
@@ -1906,180 +2123,21 @@
         </w:rPr>
         <w:t>‘</w:t>
       </w:r>
-      <w:r>
-        <w:rPr>
-          <w:rFonts w:hint="eastAsia"/>
+      <w:proofErr w:type="spellStart"/>
+      <w:r>
+        <w:rPr>
           <w:color w:val="00B0F0"/>
         </w:rPr>
-        <w:t>Testin</w:t>
-      </w:r>
-      <w:r>
-        <w:rPr>
+        <w:t>Deploy</w:t>
+      </w:r>
+      <w:r>
+        <w:rPr>
+          <w:rFonts w:hint="eastAsia"/>
           <w:color w:val="00B0F0"/>
         </w:rPr>
-        <w:t>’</w:t>
-      </w:r>
-    </w:p>
-    <w:p>
-      <w:pPr>
-        <w:rPr>
-          <w:color w:val="00B0F0"/>
-        </w:rPr>
-      </w:pPr>
-      <w:r>
-        <w:rPr>
-          <w:rFonts w:hint="eastAsia"/>
-          <w:color w:val="00B0F0"/>
-        </w:rPr>
-        <w:t>}</w:t>
-      </w:r>
-    </w:p>
-    <w:p>
-      <w:pPr>
-        <w:rPr>
-          <w:color w:val="00B0F0"/>
-        </w:rPr>
-      </w:pPr>
-      <w:r>
-        <w:rPr>
-          <w:rFonts w:hint="eastAsia"/>
-          <w:color w:val="00B0F0"/>
-        </w:rPr>
-        <w:t>}</w:t>
-      </w:r>
-    </w:p>
-    <w:p>
-      <w:pPr>
-        <w:rPr>
-          <w:color w:val="00B0F0"/>
-        </w:rPr>
-      </w:pPr>
-      <w:r>
-        <w:rPr>
-          <w:color w:val="00B0F0"/>
-        </w:rPr>
-        <w:t>S</w:t>
-      </w:r>
-      <w:r>
-        <w:rPr>
-          <w:rFonts w:hint="eastAsia"/>
-          <w:color w:val="00B0F0"/>
-        </w:rPr>
-        <w:t>tages{</w:t>
-      </w:r>
-    </w:p>
-    <w:p>
-      <w:pPr>
-        <w:rPr>
-          <w:color w:val="00B0F0"/>
-        </w:rPr>
-      </w:pPr>
-      <w:r>
-        <w:rPr>
-          <w:color w:val="00B0F0"/>
-        </w:rPr>
-        <w:tab/>
-      </w:r>
-      <w:r>
-        <w:rPr>
-          <w:color w:val="00B0F0"/>
-        </w:rPr>
-        <w:tab/>
-        <w:t>S</w:t>
-      </w:r>
-      <w:r>
-        <w:rPr>
-          <w:rFonts w:hint="eastAsia"/>
-          <w:color w:val="00B0F0"/>
-        </w:rPr>
-        <w:t>tage(</w:t>
-      </w:r>
-      <w:r>
-        <w:rPr>
-          <w:color w:val="00B0F0"/>
-        </w:rPr>
-        <w:t>‘</w:t>
-      </w:r>
-      <w:r>
-        <w:rPr>
-          <w:color w:val="00B0F0"/>
-        </w:rPr>
-        <w:t>Deploy</w:t>
-      </w:r>
-      <w:r>
-        <w:rPr>
-          <w:rFonts w:hint="eastAsia"/>
-          <w:color w:val="00B0F0"/>
-        </w:rPr>
-        <w:t>){</w:t>
-      </w:r>
-    </w:p>
-    <w:p>
-      <w:pPr>
-        <w:rPr>
-          <w:color w:val="00B0F0"/>
-        </w:rPr>
-      </w:pPr>
-      <w:r>
-        <w:rPr>
-          <w:color w:val="00B0F0"/>
-        </w:rPr>
-        <w:tab/>
-      </w:r>
-      <w:r>
-        <w:rPr>
-          <w:color w:val="00B0F0"/>
-        </w:rPr>
-        <w:tab/>
-        <w:t>S</w:t>
-      </w:r>
-      <w:r>
-        <w:rPr>
-          <w:rFonts w:hint="eastAsia"/>
-          <w:color w:val="00B0F0"/>
-        </w:rPr>
-        <w:t>teps{</w:t>
-      </w:r>
-    </w:p>
-    <w:p>
-      <w:pPr>
-        <w:ind w:left="420" w:firstLine="420"/>
-        <w:rPr>
-          <w:color w:val="00B0F0"/>
-        </w:rPr>
-      </w:pPr>
-      <w:r>
-        <w:rPr>
-          <w:color w:val="00B0F0"/>
-        </w:rPr>
-        <w:t>E</w:t>
-      </w:r>
-      <w:r>
-        <w:rPr>
-          <w:rFonts w:hint="eastAsia"/>
-          <w:color w:val="00B0F0"/>
-        </w:rPr>
-        <w:t xml:space="preserve">cho </w:t>
-      </w:r>
-      <w:r>
-        <w:rPr>
-          <w:color w:val="00B0F0"/>
-        </w:rPr>
-        <w:t>‘</w:t>
-      </w:r>
-      <w:r>
-        <w:rPr>
-          <w:color w:val="00B0F0"/>
-        </w:rPr>
-        <w:t>Deploy</w:t>
-      </w:r>
-      <w:r>
-        <w:rPr>
-          <w:rFonts w:hint="eastAsia"/>
-          <w:color w:val="00B0F0"/>
-        </w:rPr>
         <w:t>ijng</w:t>
       </w:r>
+      <w:proofErr w:type="spellEnd"/>
       <w:r>
         <w:rPr>
           <w:color w:val="00B0F0"/>
@@ -2173,6 +2231,7 @@
       </w:pPr>
       <w:r>
         <w:rPr>
+          <w:noProof/>
           <w:color w:val="FF0000"/>
         </w:rPr>
         <w:drawing>
@@ -2191,7 +2250,7 @@
                     <pic:cNvPicPr/>
                   </pic:nvPicPr>
                   <pic:blipFill>
-                    <a:blip r:embed="rId6"/>
+                    <a:blip r:embed="rId7"/>
                     <a:stretch>
                       <a:fillRect/>
                     </a:stretch>
@@ -2220,6 +2279,7 @@
       </w:pPr>
       <w:r>
         <w:rPr>
+          <w:noProof/>
           <w:color w:val="FF0000"/>
         </w:rPr>
         <w:drawing>
@@ -2238,7 +2298,7 @@
                     <pic:cNvPicPr/>
                   </pic:nvPicPr>
                   <pic:blipFill>
-                    <a:blip r:embed="rId7"/>
+                    <a:blip r:embed="rId8"/>
                     <a:stretch>
                       <a:fillRect/>
                     </a:stretch>
@@ -2274,6 +2334,7 @@
       </w:pPr>
       <w:r>
         <w:rPr>
+          <w:noProof/>
           <w:color w:val="FF0000"/>
         </w:rPr>
         <w:lastRenderedPageBreak/>
@@ -2293,7 +2354,7 @@
                     <pic:cNvPicPr/>
                   </pic:nvPicPr>
                   <pic:blipFill>
-                    <a:blip r:embed="rId8"/>
+                    <a:blip r:embed="rId9"/>
                     <a:stretch>
                       <a:fillRect/>
                     </a:stretch>
@@ -2317,7 +2378,6 @@
     <w:p>
       <w:pPr>
         <w:rPr>
-          <w:rFonts w:hint="eastAsia"/>
           <w:color w:val="FF0000"/>
         </w:rPr>
       </w:pPr>
@@ -2336,10 +2396,4012 @@
         <w:t>pipeline</w:t>
       </w:r>
     </w:p>
+    <w:p>
+      <w:pPr>
+        <w:rPr>
+          <w:color w:val="FF0000"/>
+        </w:rPr>
+      </w:pPr>
+    </w:p>
+    <w:p>
+      <w:pPr>
+        <w:rPr>
+          <w:color w:val="FF0000"/>
+        </w:rPr>
+      </w:pPr>
+    </w:p>
+    <w:p>
+      <w:pPr>
+        <w:rPr>
+          <w:color w:val="FF0000"/>
+        </w:rPr>
+      </w:pPr>
+      <w:r>
+        <w:rPr>
+          <w:rFonts w:hint="eastAsia"/>
+          <w:color w:val="FF0000"/>
+        </w:rPr>
+        <w:t>现在我要做一个操作，我现在要将</w:t>
+      </w:r>
+      <w:r>
+        <w:rPr>
+          <w:rFonts w:hint="eastAsia"/>
+          <w:color w:val="FF0000"/>
+        </w:rPr>
+        <w:t>Jenkins</w:t>
+      </w:r>
+      <w:r>
+        <w:rPr>
+          <w:rFonts w:hint="eastAsia"/>
+          <w:color w:val="FF0000"/>
+        </w:rPr>
+        <w:t>和</w:t>
+      </w:r>
+      <w:proofErr w:type="spellStart"/>
+      <w:r>
+        <w:rPr>
+          <w:rFonts w:hint="eastAsia"/>
+          <w:color w:val="FF0000"/>
+        </w:rPr>
+        <w:t>github</w:t>
+      </w:r>
+      <w:proofErr w:type="spellEnd"/>
+      <w:r>
+        <w:rPr>
+          <w:rFonts w:hint="eastAsia"/>
+          <w:color w:val="FF0000"/>
+        </w:rPr>
+        <w:t>联系起来，可以实现我的</w:t>
+      </w:r>
+      <w:r>
+        <w:rPr>
+          <w:rFonts w:hint="eastAsia"/>
+          <w:color w:val="FF0000"/>
+        </w:rPr>
+        <w:t>pipeline</w:t>
+      </w:r>
+      <w:r>
+        <w:rPr>
+          <w:rFonts w:hint="eastAsia"/>
+          <w:color w:val="FF0000"/>
+        </w:rPr>
+        <w:t>只要我的</w:t>
+      </w:r>
+      <w:proofErr w:type="spellStart"/>
+      <w:r>
+        <w:rPr>
+          <w:rFonts w:hint="eastAsia"/>
+          <w:color w:val="FF0000"/>
+        </w:rPr>
+        <w:t>gitghub</w:t>
+      </w:r>
+      <w:proofErr w:type="spellEnd"/>
+      <w:r>
+        <w:rPr>
+          <w:rFonts w:hint="eastAsia"/>
+          <w:color w:val="FF0000"/>
+        </w:rPr>
+        <w:t>内容一旦有了更新就自动触发我的流水线</w:t>
+      </w:r>
+    </w:p>
+    <w:p>
+      <w:r>
+        <w:t>很好，这个需求就是典型的</w:t>
+      </w:r>
+      <w:r>
+        <w:t xml:space="preserve"> </w:t>
+      </w:r>
+      <w:r>
+        <w:rPr>
+          <w:b/>
+          <w:bCs/>
+        </w:rPr>
+        <w:t xml:space="preserve">Jenkins + GitHub </w:t>
+      </w:r>
+      <w:r>
+        <w:rPr>
+          <w:b/>
+          <w:bCs/>
+        </w:rPr>
+        <w:t>自动触发构建（</w:t>
+      </w:r>
+      <w:r>
+        <w:rPr>
+          <w:b/>
+          <w:bCs/>
+        </w:rPr>
+        <w:t>CI</w:t>
+      </w:r>
+      <w:r>
+        <w:rPr>
+          <w:b/>
+          <w:bCs/>
+        </w:rPr>
+        <w:t>）</w:t>
+      </w:r>
+      <w:r>
+        <w:t xml:space="preserve"> </w:t>
+      </w:r>
+      <w:r>
+        <w:t>场景，本质就是配置</w:t>
+      </w:r>
+      <w:r>
+        <w:t xml:space="preserve"> </w:t>
+      </w:r>
+      <w:r>
+        <w:rPr>
+          <w:b/>
+          <w:bCs/>
+        </w:rPr>
+        <w:t>Webhook + Jenkins</w:t>
+      </w:r>
+      <w:r>
+        <w:rPr>
+          <w:b/>
+          <w:bCs/>
+        </w:rPr>
+        <w:t>触发器</w:t>
+      </w:r>
+      <w:r>
+        <w:t>。我一步一步给你讲清楚，按这个做基本不会踩坑。</w:t>
+      </w:r>
+    </w:p>
+    <w:p>
+      <w:r>
+        <w:pict w14:anchorId="4BF93194">
+          <v:rect id="_x0000_i1403" style="width:0;height:1.5pt" o:hralign="center" o:hrstd="t" o:hr="t" fillcolor="#a0a0a0" stroked="f"/>
+        </w:pict>
+      </w:r>
+    </w:p>
+    <w:p>
+      <w:pPr>
+        <w:rPr>
+          <w:b/>
+          <w:bCs/>
+        </w:rPr>
+      </w:pPr>
+      <w:r>
+        <w:rPr>
+          <w:b/>
+          <w:bCs/>
+        </w:rPr>
+        <w:t>一、整体原理（先搞懂）</w:t>
+      </w:r>
+    </w:p>
+    <w:p>
+      <w:r>
+        <w:t>当你</w:t>
+      </w:r>
+      <w:r>
+        <w:t xml:space="preserve"> push </w:t>
+      </w:r>
+      <w:r>
+        <w:t>代码到</w:t>
+      </w:r>
+      <w:r>
+        <w:t xml:space="preserve"> GitHub </w:t>
+      </w:r>
+      <w:r>
+        <w:t>时：</w:t>
+      </w:r>
+    </w:p>
+    <w:p>
+      <w:r>
+        <w:rPr>
+          <w:rFonts w:ascii="Segoe UI Emoji" w:hAnsi="Segoe UI Emoji" w:cs="Segoe UI Emoji"/>
+        </w:rPr>
+        <w:t>👉</w:t>
+      </w:r>
+      <w:r>
+        <w:t xml:space="preserve"> GitHub </w:t>
+      </w:r>
+      <w:r>
+        <w:t>发送一个</w:t>
+      </w:r>
+      <w:r>
+        <w:t xml:space="preserve"> </w:t>
+      </w:r>
+      <w:r>
+        <w:rPr>
+          <w:b/>
+          <w:bCs/>
+        </w:rPr>
+        <w:t>Webhook HTTP</w:t>
+      </w:r>
+      <w:r>
+        <w:rPr>
+          <w:b/>
+          <w:bCs/>
+        </w:rPr>
+        <w:t>请求</w:t>
+      </w:r>
+      <w:r>
+        <w:br/>
+      </w:r>
+      <w:r>
+        <w:rPr>
+          <w:rFonts w:ascii="Segoe UI Emoji" w:hAnsi="Segoe UI Emoji" w:cs="Segoe UI Emoji"/>
+        </w:rPr>
+        <w:t>👉</w:t>
+      </w:r>
+      <w:r>
+        <w:t xml:space="preserve"> Jenkins </w:t>
+      </w:r>
+      <w:r>
+        <w:t>接收到这个请求</w:t>
+      </w:r>
+      <w:r>
+        <w:br/>
+      </w:r>
+      <w:r>
+        <w:rPr>
+          <w:rFonts w:ascii="Segoe UI Emoji" w:hAnsi="Segoe UI Emoji" w:cs="Segoe UI Emoji"/>
+        </w:rPr>
+        <w:t>👉</w:t>
+      </w:r>
+      <w:r>
+        <w:t xml:space="preserve"> </w:t>
+      </w:r>
+      <w:r>
+        <w:t>自动触发你的</w:t>
+      </w:r>
+      <w:r>
+        <w:t xml:space="preserve"> Pipeline</w:t>
+      </w:r>
+    </w:p>
+    <w:p>
+      <w:r>
+        <w:pict w14:anchorId="31EFC88B">
+          <v:rect id="_x0000_i1404" style="width:0;height:1.5pt" o:hralign="center" o:hrstd="t" o:hr="t" fillcolor="#a0a0a0" stroked="f"/>
+        </w:pict>
+      </w:r>
+    </w:p>
+    <w:p>
+      <w:pPr>
+        <w:rPr>
+          <w:b/>
+          <w:bCs/>
+        </w:rPr>
+      </w:pPr>
+      <w:r>
+        <w:rPr>
+          <w:b/>
+          <w:bCs/>
+        </w:rPr>
+        <w:t>二、</w:t>
+      </w:r>
+      <w:r>
+        <w:rPr>
+          <w:b/>
+          <w:bCs/>
+        </w:rPr>
+        <w:t xml:space="preserve">Jenkins </w:t>
+      </w:r>
+      <w:r>
+        <w:rPr>
+          <w:b/>
+          <w:bCs/>
+        </w:rPr>
+        <w:t>端配置</w:t>
+      </w:r>
+    </w:p>
+    <w:p>
+      <w:pPr>
+        <w:rPr>
+          <w:b/>
+          <w:bCs/>
+        </w:rPr>
+      </w:pPr>
+      <w:r>
+        <w:rPr>
+          <w:b/>
+          <w:bCs/>
+        </w:rPr>
+        <w:t>1️</w:t>
+      </w:r>
+      <w:r>
+        <w:rPr>
+          <w:rFonts w:ascii="Segoe UI Symbol" w:hAnsi="Segoe UI Symbol" w:cs="Segoe UI Symbol"/>
+          <w:b/>
+          <w:bCs/>
+        </w:rPr>
+        <w:t>⃣</w:t>
+      </w:r>
+      <w:r>
+        <w:rPr>
+          <w:b/>
+          <w:bCs/>
+        </w:rPr>
+        <w:t xml:space="preserve"> </w:t>
+      </w:r>
+      <w:r>
+        <w:rPr>
+          <w:b/>
+          <w:bCs/>
+        </w:rPr>
+        <w:t>安装插件（很关键）</w:t>
+      </w:r>
+    </w:p>
+    <w:p>
+      <w:r>
+        <w:lastRenderedPageBreak/>
+        <w:t>在</w:t>
+      </w:r>
+      <w:r>
+        <w:t xml:space="preserve"> Jenkins </w:t>
+      </w:r>
+      <w:r>
+        <w:t>插件管理里安装：</w:t>
+      </w:r>
+    </w:p>
+    <w:p>
+      <w:pPr>
+        <w:numPr>
+          <w:ilvl w:val="0"/>
+          <w:numId w:val="12"/>
+        </w:numPr>
+      </w:pPr>
+      <w:r>
+        <w:rPr>
+          <w:b/>
+          <w:bCs/>
+        </w:rPr>
+        <w:t>GitHub Integration Plugin</w:t>
+      </w:r>
+    </w:p>
+    <w:p>
+      <w:pPr>
+        <w:numPr>
+          <w:ilvl w:val="0"/>
+          <w:numId w:val="12"/>
+        </w:numPr>
+      </w:pPr>
+      <w:r>
+        <w:rPr>
+          <w:b/>
+          <w:bCs/>
+        </w:rPr>
+        <w:t>Git Plugin</w:t>
+      </w:r>
+    </w:p>
+    <w:p>
+      <w:pPr>
+        <w:numPr>
+          <w:ilvl w:val="0"/>
+          <w:numId w:val="12"/>
+        </w:numPr>
+      </w:pPr>
+      <w:r>
+        <w:t>（推荐）</w:t>
+      </w:r>
+      <w:r>
+        <w:rPr>
+          <w:b/>
+          <w:bCs/>
+        </w:rPr>
+        <w:t>Pipeline: GitHub</w:t>
+      </w:r>
+    </w:p>
+    <w:p>
+      <w:r>
+        <w:pict w14:anchorId="56ED44CD">
+          <v:rect id="_x0000_i1405" style="width:0;height:1.5pt" o:hralign="center" o:hrstd="t" o:hr="t" fillcolor="#a0a0a0" stroked="f"/>
+        </w:pict>
+      </w:r>
+    </w:p>
+    <w:p>
+      <w:pPr>
+        <w:rPr>
+          <w:b/>
+          <w:bCs/>
+        </w:rPr>
+      </w:pPr>
+      <w:r>
+        <w:rPr>
+          <w:b/>
+          <w:bCs/>
+        </w:rPr>
+        <w:t>2️</w:t>
+      </w:r>
+      <w:r>
+        <w:rPr>
+          <w:rFonts w:ascii="Segoe UI Symbol" w:hAnsi="Segoe UI Symbol" w:cs="Segoe UI Symbol"/>
+          <w:b/>
+          <w:bCs/>
+        </w:rPr>
+        <w:t>⃣</w:t>
+      </w:r>
+      <w:r>
+        <w:rPr>
+          <w:b/>
+          <w:bCs/>
+        </w:rPr>
+        <w:t xml:space="preserve"> </w:t>
+      </w:r>
+      <w:r>
+        <w:rPr>
+          <w:b/>
+          <w:bCs/>
+        </w:rPr>
+        <w:t>配置</w:t>
+      </w:r>
+      <w:r>
+        <w:rPr>
+          <w:b/>
+          <w:bCs/>
+        </w:rPr>
+        <w:t xml:space="preserve"> Job / Pipeline</w:t>
+      </w:r>
+    </w:p>
+    <w:p>
+      <w:r>
+        <w:t>进入你的</w:t>
+      </w:r>
+      <w:r>
+        <w:t xml:space="preserve"> Pipeline Job</w:t>
+      </w:r>
+      <w:r>
+        <w:t>：</w:t>
+      </w:r>
+    </w:p>
+    <w:p>
+      <w:pPr>
+        <w:rPr>
+          <w:b/>
+          <w:bCs/>
+        </w:rPr>
+      </w:pPr>
+      <w:r>
+        <w:rPr>
+          <w:b/>
+          <w:bCs/>
+        </w:rPr>
+        <w:t>勾选触发器：</w:t>
+      </w:r>
+    </w:p>
+    <w:p>
+      <w:r>
+        <w:rPr>
+          <w:rFonts w:ascii="Segoe UI Emoji" w:hAnsi="Segoe UI Emoji" w:cs="Segoe UI Emoji"/>
+        </w:rPr>
+        <w:t>👉</w:t>
+      </w:r>
+      <w:r>
+        <w:t xml:space="preserve"> </w:t>
+      </w:r>
+      <w:r>
+        <w:rPr>
+          <w:b/>
+          <w:bCs/>
+        </w:rPr>
+        <w:t xml:space="preserve">Build Triggers → </w:t>
+      </w:r>
+      <w:r>
+        <w:rPr>
+          <w:b/>
+          <w:bCs/>
+        </w:rPr>
+        <w:t>勾选：</w:t>
+      </w:r>
+    </w:p>
+    <w:p>
+      <w:pPr>
+        <w:numPr>
+          <w:ilvl w:val="0"/>
+          <w:numId w:val="13"/>
+        </w:numPr>
+      </w:pPr>
+      <w:r>
+        <w:rPr>
+          <w:rFonts w:ascii="Segoe UI Emoji" w:hAnsi="Segoe UI Emoji" w:cs="Segoe UI Emoji"/>
+        </w:rPr>
+        <w:t>✅</w:t>
+      </w:r>
+      <w:r>
+        <w:t xml:space="preserve"> GitHub hook trigger for </w:t>
+      </w:r>
+      <w:proofErr w:type="spellStart"/>
+      <w:r>
+        <w:t>GITScm</w:t>
+      </w:r>
+      <w:proofErr w:type="spellEnd"/>
+      <w:r>
+        <w:t xml:space="preserve"> polling</w:t>
+      </w:r>
+    </w:p>
+    <w:p>
+      <w:r>
+        <w:rPr>
+          <w:rFonts w:ascii="Segoe UI Emoji" w:hAnsi="Segoe UI Emoji" w:cs="Segoe UI Emoji"/>
+        </w:rPr>
+        <w:t>⚠️</w:t>
+      </w:r>
+      <w:r>
+        <w:t xml:space="preserve"> </w:t>
+      </w:r>
+      <w:r>
+        <w:t>注意：</w:t>
+      </w:r>
+      <w:r>
+        <w:br/>
+      </w:r>
+      <w:r>
+        <w:t>不是普通的</w:t>
+      </w:r>
+      <w:r>
+        <w:t xml:space="preserve"> Poll SCM</w:t>
+      </w:r>
+      <w:r>
+        <w:t>，这个是专门给</w:t>
+      </w:r>
+      <w:r>
+        <w:t xml:space="preserve"> webhook </w:t>
+      </w:r>
+      <w:r>
+        <w:t>用的</w:t>
+      </w:r>
+    </w:p>
+    <w:p>
+      <w:r>
+        <w:pict w14:anchorId="6775512D">
+          <v:rect id="_x0000_i1406" style="width:0;height:1.5pt" o:hralign="center" o:hrstd="t" o:hr="t" fillcolor="#a0a0a0" stroked="f"/>
+        </w:pict>
+      </w:r>
+    </w:p>
+    <w:p>
+      <w:pPr>
+        <w:rPr>
+          <w:b/>
+          <w:bCs/>
+        </w:rPr>
+      </w:pPr>
+      <w:r>
+        <w:rPr>
+          <w:b/>
+          <w:bCs/>
+        </w:rPr>
+        <w:t>3️</w:t>
+      </w:r>
+      <w:r>
+        <w:rPr>
+          <w:rFonts w:ascii="Segoe UI Symbol" w:hAnsi="Segoe UI Symbol" w:cs="Segoe UI Symbol"/>
+          <w:b/>
+          <w:bCs/>
+        </w:rPr>
+        <w:t>⃣</w:t>
+      </w:r>
+      <w:r>
+        <w:rPr>
+          <w:b/>
+          <w:bCs/>
+        </w:rPr>
+        <w:t xml:space="preserve"> </w:t>
+      </w:r>
+      <w:r>
+        <w:rPr>
+          <w:b/>
+          <w:bCs/>
+        </w:rPr>
+        <w:t>配置</w:t>
+      </w:r>
+      <w:r>
+        <w:rPr>
+          <w:b/>
+          <w:bCs/>
+        </w:rPr>
+        <w:t xml:space="preserve"> Git </w:t>
+      </w:r>
+      <w:r>
+        <w:rPr>
+          <w:b/>
+          <w:bCs/>
+        </w:rPr>
+        <w:t>仓库</w:t>
+      </w:r>
+    </w:p>
+    <w:p>
+      <w:r>
+        <w:t>在</w:t>
+      </w:r>
+      <w:r>
+        <w:t xml:space="preserve"> Pipeline </w:t>
+      </w:r>
+      <w:r>
+        <w:t>中确保：</w:t>
+      </w:r>
+    </w:p>
+    <w:p>
+      <w:r>
+        <w:t>pipeline {</w:t>
+      </w:r>
+    </w:p>
+    <w:p>
+      <w:r>
+        <w:t xml:space="preserve">    agent any</w:t>
+      </w:r>
+    </w:p>
+    <w:p>
+      <w:r>
+        <w:t xml:space="preserve">    stages {</w:t>
+      </w:r>
+    </w:p>
+    <w:p>
+      <w:r>
+        <w:t xml:space="preserve">        stage('Checkout</w:t>
+      </w:r>
+      <w:proofErr w:type="gramStart"/>
+      <w:r>
+        <w:t>') {</w:t>
+      </w:r>
+      <w:proofErr w:type="gramEnd"/>
+    </w:p>
+    <w:p>
+      <w:r>
+        <w:t xml:space="preserve">            steps {</w:t>
+      </w:r>
+    </w:p>
+    <w:p>
+      <w:r>
+        <w:t xml:space="preserve">                git url: 'https://github.com/</w:t>
+      </w:r>
+      <w:r>
+        <w:t>你的仓库</w:t>
+      </w:r>
+      <w:r>
+        <w:t>.git', branch: 'main'</w:t>
+      </w:r>
+    </w:p>
+    <w:p>
+      <w:r>
+        <w:t xml:space="preserve">            }</w:t>
+      </w:r>
+    </w:p>
+    <w:p>
+      <w:r>
+        <w:t xml:space="preserve">        }</w:t>
+      </w:r>
+    </w:p>
+    <w:p>
+      <w:r>
+        <w:t xml:space="preserve">    }</w:t>
+      </w:r>
+    </w:p>
+    <w:p>
+      <w:r>
+        <w:t>}</w:t>
+      </w:r>
+    </w:p>
+    <w:p>
+      <w:r>
+        <w:lastRenderedPageBreak/>
+        <w:t>如果是私有仓库：</w:t>
+      </w:r>
+    </w:p>
+    <w:p>
+      <w:r>
+        <w:rPr>
+          <w:rFonts w:ascii="Segoe UI Emoji" w:hAnsi="Segoe UI Emoji" w:cs="Segoe UI Emoji"/>
+        </w:rPr>
+        <w:t>👉</w:t>
+      </w:r>
+      <w:r>
+        <w:t xml:space="preserve"> </w:t>
+      </w:r>
+      <w:r>
+        <w:t>需要配置</w:t>
+      </w:r>
+      <w:r>
+        <w:t xml:space="preserve"> </w:t>
+      </w:r>
+      <w:r>
+        <w:rPr>
+          <w:b/>
+          <w:bCs/>
+        </w:rPr>
+        <w:t>credentials</w:t>
+      </w:r>
+      <w:r>
+        <w:rPr>
+          <w:b/>
+          <w:bCs/>
+        </w:rPr>
+        <w:t>（用户名</w:t>
+      </w:r>
+      <w:r>
+        <w:rPr>
+          <w:b/>
+          <w:bCs/>
+        </w:rPr>
+        <w:t xml:space="preserve"> + token</w:t>
+      </w:r>
+      <w:r>
+        <w:rPr>
+          <w:b/>
+          <w:bCs/>
+        </w:rPr>
+        <w:t>）</w:t>
+      </w:r>
+    </w:p>
+    <w:p>
+      <w:r>
+        <w:pict w14:anchorId="1AB809FC">
+          <v:rect id="_x0000_i1407" style="width:0;height:1.5pt" o:hralign="center" o:hrstd="t" o:hr="t" fillcolor="#a0a0a0" stroked="f"/>
+        </w:pict>
+      </w:r>
+    </w:p>
+    <w:p>
+      <w:pPr>
+        <w:rPr>
+          <w:b/>
+          <w:bCs/>
+        </w:rPr>
+      </w:pPr>
+      <w:r>
+        <w:rPr>
+          <w:b/>
+          <w:bCs/>
+        </w:rPr>
+        <w:t>三、</w:t>
+      </w:r>
+      <w:r>
+        <w:rPr>
+          <w:b/>
+          <w:bCs/>
+        </w:rPr>
+        <w:t xml:space="preserve">GitHub </w:t>
+      </w:r>
+      <w:r>
+        <w:rPr>
+          <w:b/>
+          <w:bCs/>
+        </w:rPr>
+        <w:t>端配置（核心）</w:t>
+      </w:r>
+    </w:p>
+    <w:p>
+      <w:r>
+        <w:t>进入你的仓库：</w:t>
+      </w:r>
+    </w:p>
+    <w:p>
+      <w:r>
+        <w:rPr>
+          <w:rFonts w:ascii="Segoe UI Emoji" w:hAnsi="Segoe UI Emoji" w:cs="Segoe UI Emoji"/>
+        </w:rPr>
+        <w:t>👉</w:t>
+      </w:r>
+      <w:r>
+        <w:t xml:space="preserve"> Settings → Webhooks → Add webhook</w:t>
+      </w:r>
+    </w:p>
+    <w:p>
+      <w:r>
+        <w:pict w14:anchorId="2163CBD6">
+          <v:rect id="_x0000_i1408" style="width:0;height:1.5pt" o:hralign="center" o:hrstd="t" o:hr="t" fillcolor="#a0a0a0" stroked="f"/>
+        </w:pict>
+      </w:r>
+    </w:p>
+    <w:p>
+      <w:pPr>
+        <w:rPr>
+          <w:b/>
+          <w:bCs/>
+        </w:rPr>
+      </w:pPr>
+      <w:r>
+        <w:rPr>
+          <w:b/>
+          <w:bCs/>
+        </w:rPr>
+        <w:t>1️</w:t>
+      </w:r>
+      <w:r>
+        <w:rPr>
+          <w:rFonts w:ascii="Segoe UI Symbol" w:hAnsi="Segoe UI Symbol" w:cs="Segoe UI Symbol"/>
+          <w:b/>
+          <w:bCs/>
+        </w:rPr>
+        <w:t>⃣</w:t>
+      </w:r>
+      <w:r>
+        <w:rPr>
+          <w:b/>
+          <w:bCs/>
+        </w:rPr>
+        <w:t xml:space="preserve"> Payload URL</w:t>
+      </w:r>
+      <w:r>
+        <w:rPr>
+          <w:b/>
+          <w:bCs/>
+        </w:rPr>
+        <w:t>（最重要）</w:t>
+      </w:r>
+    </w:p>
+    <w:p>
+      <w:r>
+        <w:t>填写：</w:t>
+      </w:r>
+    </w:p>
+    <w:p>
+      <w:r>
+        <w:t>http://</w:t>
+      </w:r>
+      <w:r>
+        <w:t>你的</w:t>
+      </w:r>
+      <w:r>
+        <w:t>Jenkins</w:t>
+      </w:r>
+      <w:r>
+        <w:t>地址</w:t>
+      </w:r>
+      <w:r>
+        <w:t>/</w:t>
+      </w:r>
+      <w:proofErr w:type="spellStart"/>
+      <w:r>
+        <w:t>github</w:t>
+      </w:r>
+      <w:proofErr w:type="spellEnd"/>
+      <w:r>
+        <w:t>-webhook/</w:t>
+      </w:r>
+    </w:p>
+    <w:p>
+      <w:r>
+        <w:t>例如：</w:t>
+      </w:r>
+    </w:p>
+    <w:p>
+      <w:r>
+        <w:t>http://jenkins.xxx.com/github-webhook/</w:t>
+      </w:r>
+    </w:p>
+    <w:p>
+      <w:r>
+        <w:rPr>
+          <w:rFonts w:ascii="Segoe UI Emoji" w:hAnsi="Segoe UI Emoji" w:cs="Segoe UI Emoji"/>
+        </w:rPr>
+        <w:t>⚠️</w:t>
+      </w:r>
+      <w:r>
+        <w:t xml:space="preserve"> </w:t>
+      </w:r>
+      <w:r>
+        <w:t>注意：</w:t>
+      </w:r>
+    </w:p>
+    <w:p>
+      <w:pPr>
+        <w:numPr>
+          <w:ilvl w:val="0"/>
+          <w:numId w:val="14"/>
+        </w:numPr>
+      </w:pPr>
+      <w:r>
+        <w:t>必须带</w:t>
+      </w:r>
+      <w:r>
+        <w:t xml:space="preserve"> /</w:t>
+      </w:r>
+      <w:proofErr w:type="spellStart"/>
+      <w:r>
+        <w:t>github</w:t>
+      </w:r>
+      <w:proofErr w:type="spellEnd"/>
+      <w:r>
+        <w:t>-webhook/</w:t>
+      </w:r>
+    </w:p>
+    <w:p>
+      <w:pPr>
+        <w:numPr>
+          <w:ilvl w:val="0"/>
+          <w:numId w:val="14"/>
+        </w:numPr>
+      </w:pPr>
+      <w:r>
+        <w:t>不能漏最后的</w:t>
+      </w:r>
+      <w:r>
+        <w:t xml:space="preserve"> /</w:t>
+      </w:r>
+    </w:p>
+    <w:p>
+      <w:r>
+        <w:pict w14:anchorId="0C8F8891">
+          <v:rect id="_x0000_i1409" style="width:0;height:1.5pt" o:hralign="center" o:hrstd="t" o:hr="t" fillcolor="#a0a0a0" stroked="f"/>
+        </w:pict>
+      </w:r>
+    </w:p>
+    <w:p>
+      <w:pPr>
+        <w:rPr>
+          <w:b/>
+          <w:bCs/>
+        </w:rPr>
+      </w:pPr>
+      <w:r>
+        <w:rPr>
+          <w:b/>
+          <w:bCs/>
+        </w:rPr>
+        <w:t>2️</w:t>
+      </w:r>
+      <w:r>
+        <w:rPr>
+          <w:rFonts w:ascii="Segoe UI Symbol" w:hAnsi="Segoe UI Symbol" w:cs="Segoe UI Symbol"/>
+          <w:b/>
+          <w:bCs/>
+        </w:rPr>
+        <w:t>⃣</w:t>
+      </w:r>
+      <w:r>
+        <w:rPr>
+          <w:b/>
+          <w:bCs/>
+        </w:rPr>
+        <w:t xml:space="preserve"> Content type</w:t>
+      </w:r>
+    </w:p>
+    <w:p>
+      <w:r>
+        <w:t>选择：</w:t>
+      </w:r>
+    </w:p>
+    <w:p>
+      <w:r>
+        <w:t>application/</w:t>
+      </w:r>
+      <w:proofErr w:type="spellStart"/>
+      <w:r>
+        <w:t>json</w:t>
+      </w:r>
+      <w:proofErr w:type="spellEnd"/>
+    </w:p>
+    <w:p>
+      <w:r>
+        <w:pict w14:anchorId="7976E283">
+          <v:rect id="_x0000_i1410" style="width:0;height:1.5pt" o:hralign="center" o:hrstd="t" o:hr="t" fillcolor="#a0a0a0" stroked="f"/>
+        </w:pict>
+      </w:r>
+    </w:p>
+    <w:p>
+      <w:pPr>
+        <w:rPr>
+          <w:b/>
+          <w:bCs/>
+        </w:rPr>
+      </w:pPr>
+      <w:r>
+        <w:rPr>
+          <w:b/>
+          <w:bCs/>
+        </w:rPr>
+        <w:t>3️</w:t>
+      </w:r>
+      <w:r>
+        <w:rPr>
+          <w:rFonts w:ascii="Segoe UI Symbol" w:hAnsi="Segoe UI Symbol" w:cs="Segoe UI Symbol"/>
+          <w:b/>
+          <w:bCs/>
+        </w:rPr>
+        <w:t>⃣</w:t>
+      </w:r>
+      <w:r>
+        <w:rPr>
+          <w:b/>
+          <w:bCs/>
+        </w:rPr>
+        <w:t xml:space="preserve"> </w:t>
+      </w:r>
+      <w:r>
+        <w:rPr>
+          <w:b/>
+          <w:bCs/>
+        </w:rPr>
+        <w:t>触发事件</w:t>
+      </w:r>
+    </w:p>
+    <w:p>
+      <w:r>
+        <w:t>选择：</w:t>
+      </w:r>
+    </w:p>
+    <w:p>
+      <w:pPr>
+        <w:numPr>
+          <w:ilvl w:val="0"/>
+          <w:numId w:val="15"/>
+        </w:numPr>
+      </w:pPr>
+      <w:r>
+        <w:rPr>
+          <w:rFonts w:ascii="Segoe UI Emoji" w:hAnsi="Segoe UI Emoji" w:cs="Segoe UI Emoji"/>
+        </w:rPr>
+        <w:t>✅</w:t>
+      </w:r>
+      <w:r>
+        <w:t xml:space="preserve"> Just the push event</w:t>
+      </w:r>
+      <w:r>
+        <w:t>（推荐）</w:t>
+      </w:r>
+    </w:p>
+    <w:p>
+      <w:r>
+        <w:t>或者：</w:t>
+      </w:r>
+    </w:p>
+    <w:p>
+      <w:pPr>
+        <w:numPr>
+          <w:ilvl w:val="0"/>
+          <w:numId w:val="16"/>
+        </w:numPr>
+      </w:pPr>
+      <w:r>
+        <w:lastRenderedPageBreak/>
+        <w:t>Send me everything</w:t>
+      </w:r>
+      <w:r>
+        <w:t>（不建议）</w:t>
+      </w:r>
+    </w:p>
+    <w:p>
+      <w:r>
+        <w:pict w14:anchorId="60DCB280">
+          <v:rect id="_x0000_i1411" style="width:0;height:1.5pt" o:hralign="center" o:hrstd="t" o:hr="t" fillcolor="#a0a0a0" stroked="f"/>
+        </w:pict>
+      </w:r>
+    </w:p>
+    <w:p>
+      <w:pPr>
+        <w:rPr>
+          <w:b/>
+          <w:bCs/>
+        </w:rPr>
+      </w:pPr>
+      <w:r>
+        <w:rPr>
+          <w:b/>
+          <w:bCs/>
+        </w:rPr>
+        <w:t>4️</w:t>
+      </w:r>
+      <w:r>
+        <w:rPr>
+          <w:rFonts w:ascii="Segoe UI Symbol" w:hAnsi="Segoe UI Symbol" w:cs="Segoe UI Symbol"/>
+          <w:b/>
+          <w:bCs/>
+        </w:rPr>
+        <w:t>⃣</w:t>
+      </w:r>
+      <w:r>
+        <w:rPr>
+          <w:b/>
+          <w:bCs/>
+        </w:rPr>
+        <w:t xml:space="preserve"> </w:t>
+      </w:r>
+      <w:r>
+        <w:rPr>
+          <w:b/>
+          <w:bCs/>
+        </w:rPr>
+        <w:t>保存</w:t>
+      </w:r>
+    </w:p>
+    <w:p>
+      <w:r>
+        <w:pict w14:anchorId="0DB8BC88">
+          <v:rect id="_x0000_i1412" style="width:0;height:1.5pt" o:hralign="center" o:hrstd="t" o:hr="t" fillcolor="#a0a0a0" stroked="f"/>
+        </w:pict>
+      </w:r>
+    </w:p>
+    <w:p>
+      <w:pPr>
+        <w:rPr>
+          <w:b/>
+          <w:bCs/>
+        </w:rPr>
+      </w:pPr>
+      <w:r>
+        <w:rPr>
+          <w:b/>
+          <w:bCs/>
+        </w:rPr>
+        <w:t>四、</w:t>
+      </w:r>
+      <w:r>
+        <w:rPr>
+          <w:b/>
+          <w:bCs/>
+        </w:rPr>
+        <w:t xml:space="preserve">Jenkins </w:t>
+      </w:r>
+      <w:r>
+        <w:rPr>
+          <w:b/>
+          <w:bCs/>
+        </w:rPr>
+        <w:t>全局配置（建议做）</w:t>
+      </w:r>
+    </w:p>
+    <w:p>
+      <w:r>
+        <w:t>进入：</w:t>
+      </w:r>
+    </w:p>
+    <w:p>
+      <w:r>
+        <w:rPr>
+          <w:rFonts w:ascii="Segoe UI Emoji" w:hAnsi="Segoe UI Emoji" w:cs="Segoe UI Emoji"/>
+        </w:rPr>
+        <w:t>👉</w:t>
+      </w:r>
+      <w:r>
+        <w:t xml:space="preserve"> Manage Jenkins → Configure System</w:t>
+      </w:r>
+    </w:p>
+    <w:p>
+      <w:r>
+        <w:t>找到</w:t>
+      </w:r>
+      <w:r>
+        <w:t xml:space="preserve"> GitHub</w:t>
+      </w:r>
+      <w:r>
+        <w:t>：</w:t>
+      </w:r>
+    </w:p>
+    <w:p>
+      <w:pPr>
+        <w:rPr>
+          <w:b/>
+          <w:bCs/>
+        </w:rPr>
+      </w:pPr>
+      <w:r>
+        <w:rPr>
+          <w:b/>
+          <w:bCs/>
+        </w:rPr>
+        <w:t>添加</w:t>
+      </w:r>
+      <w:r>
+        <w:rPr>
+          <w:b/>
+          <w:bCs/>
+        </w:rPr>
+        <w:t xml:space="preserve"> GitHub Server</w:t>
+      </w:r>
+      <w:r>
+        <w:rPr>
+          <w:b/>
+          <w:bCs/>
+        </w:rPr>
+        <w:t>（可选但推荐）</w:t>
+      </w:r>
+    </w:p>
+    <w:p>
+      <w:pPr>
+        <w:numPr>
+          <w:ilvl w:val="0"/>
+          <w:numId w:val="17"/>
+        </w:numPr>
+      </w:pPr>
+      <w:r>
+        <w:t>填</w:t>
+      </w:r>
+      <w:r>
+        <w:t xml:space="preserve"> GitHub URL</w:t>
+      </w:r>
+    </w:p>
+    <w:p>
+      <w:pPr>
+        <w:numPr>
+          <w:ilvl w:val="0"/>
+          <w:numId w:val="17"/>
+        </w:numPr>
+      </w:pPr>
+      <w:r>
+        <w:t>添加凭据（</w:t>
+      </w:r>
+      <w:r>
+        <w:t>token</w:t>
+      </w:r>
+      <w:r>
+        <w:t>）</w:t>
+      </w:r>
+    </w:p>
+    <w:p>
+      <w:r>
+        <w:pict w14:anchorId="032573B1">
+          <v:rect id="_x0000_i1413" style="width:0;height:1.5pt" o:hralign="center" o:hrstd="t" o:hr="t" fillcolor="#a0a0a0" stroked="f"/>
+        </w:pict>
+      </w:r>
+    </w:p>
+    <w:p>
+      <w:pPr>
+        <w:rPr>
+          <w:b/>
+          <w:bCs/>
+        </w:rPr>
+      </w:pPr>
+      <w:r>
+        <w:rPr>
+          <w:b/>
+          <w:bCs/>
+        </w:rPr>
+        <w:t>五、验证是否成功</w:t>
+      </w:r>
+    </w:p>
+    <w:p>
+      <w:pPr>
+        <w:rPr>
+          <w:b/>
+          <w:bCs/>
+        </w:rPr>
+      </w:pPr>
+      <w:r>
+        <w:rPr>
+          <w:b/>
+          <w:bCs/>
+        </w:rPr>
+        <w:t>方法</w:t>
+      </w:r>
+      <w:r>
+        <w:rPr>
+          <w:b/>
+          <w:bCs/>
+        </w:rPr>
+        <w:t>1</w:t>
+      </w:r>
+      <w:r>
+        <w:rPr>
+          <w:b/>
+          <w:bCs/>
+        </w:rPr>
+        <w:t>：看</w:t>
+      </w:r>
+      <w:r>
+        <w:rPr>
+          <w:b/>
+          <w:bCs/>
+        </w:rPr>
+        <w:t xml:space="preserve"> GitHub Webhook</w:t>
+      </w:r>
+    </w:p>
+    <w:p>
+      <w:r>
+        <w:t>进入</w:t>
+      </w:r>
+      <w:r>
+        <w:t xml:space="preserve"> Webhook </w:t>
+      </w:r>
+      <w:r>
+        <w:t>页面：</w:t>
+      </w:r>
+    </w:p>
+    <w:p>
+      <w:r>
+        <w:rPr>
+          <w:rFonts w:ascii="Segoe UI Emoji" w:hAnsi="Segoe UI Emoji" w:cs="Segoe UI Emoji"/>
+        </w:rPr>
+        <w:t>👉</w:t>
+      </w:r>
+      <w:r>
+        <w:t xml:space="preserve"> Recent Deliveries</w:t>
+      </w:r>
+    </w:p>
+    <w:p>
+      <w:r>
+        <w:t>看：</w:t>
+      </w:r>
+    </w:p>
+    <w:p>
+      <w:pPr>
+        <w:numPr>
+          <w:ilvl w:val="0"/>
+          <w:numId w:val="18"/>
+        </w:numPr>
+      </w:pPr>
+      <w:r>
+        <w:t>是否返回</w:t>
+      </w:r>
+      <w:r>
+        <w:t xml:space="preserve"> </w:t>
+      </w:r>
+      <w:r>
+        <w:rPr>
+          <w:b/>
+          <w:bCs/>
+        </w:rPr>
+        <w:t>200</w:t>
+      </w:r>
+    </w:p>
+    <w:p>
+      <w:pPr>
+        <w:numPr>
+          <w:ilvl w:val="0"/>
+          <w:numId w:val="18"/>
+        </w:numPr>
+      </w:pPr>
+      <w:r>
+        <w:t>是否有请求记录</w:t>
+      </w:r>
+    </w:p>
+    <w:p>
+      <w:r>
+        <w:pict w14:anchorId="4ED40F50">
+          <v:rect id="_x0000_i1414" style="width:0;height:1.5pt" o:hralign="center" o:hrstd="t" o:hr="t" fillcolor="#a0a0a0" stroked="f"/>
+        </w:pict>
+      </w:r>
+    </w:p>
+    <w:p>
+      <w:pPr>
+        <w:rPr>
+          <w:b/>
+          <w:bCs/>
+        </w:rPr>
+      </w:pPr>
+      <w:r>
+        <w:rPr>
+          <w:b/>
+          <w:bCs/>
+        </w:rPr>
+        <w:t>方法</w:t>
+      </w:r>
+      <w:r>
+        <w:rPr>
+          <w:b/>
+          <w:bCs/>
+        </w:rPr>
+        <w:t>2</w:t>
+      </w:r>
+      <w:r>
+        <w:rPr>
+          <w:b/>
+          <w:bCs/>
+        </w:rPr>
+        <w:t>：看</w:t>
+      </w:r>
+      <w:r>
+        <w:rPr>
+          <w:b/>
+          <w:bCs/>
+        </w:rPr>
+        <w:t xml:space="preserve"> Jenkins </w:t>
+      </w:r>
+      <w:r>
+        <w:rPr>
+          <w:b/>
+          <w:bCs/>
+        </w:rPr>
+        <w:t>日志</w:t>
+      </w:r>
+    </w:p>
+    <w:p>
+      <w:r>
+        <w:t>当你</w:t>
+      </w:r>
+      <w:r>
+        <w:t xml:space="preserve"> push </w:t>
+      </w:r>
+      <w:r>
+        <w:t>一次代码：</w:t>
+      </w:r>
+    </w:p>
+    <w:p>
+      <w:r>
+        <w:t>git commit -m "test webhook"</w:t>
+      </w:r>
+    </w:p>
+    <w:p>
+      <w:r>
+        <w:t>git push</w:t>
+      </w:r>
+    </w:p>
+    <w:p>
+      <w:r>
+        <w:t xml:space="preserve">Jenkins </w:t>
+      </w:r>
+      <w:r>
+        <w:t>应该：</w:t>
+      </w:r>
+    </w:p>
+    <w:p>
+      <w:r>
+        <w:rPr>
+          <w:rFonts w:ascii="Segoe UI Emoji" w:hAnsi="Segoe UI Emoji" w:cs="Segoe UI Emoji"/>
+        </w:rPr>
+        <w:t>👉</w:t>
+      </w:r>
+      <w:r>
+        <w:t xml:space="preserve"> </w:t>
+      </w:r>
+      <w:r>
+        <w:t>自动触发构建</w:t>
+      </w:r>
+    </w:p>
+    <w:p>
+      <w:r>
+        <w:lastRenderedPageBreak/>
+        <w:pict w14:anchorId="385C4AE1">
+          <v:rect id="_x0000_i1415" style="width:0;height:1.5pt" o:hralign="center" o:hrstd="t" o:hr="t" fillcolor="#a0a0a0" stroked="f"/>
+        </w:pict>
+      </w:r>
+    </w:p>
+    <w:p>
+      <w:pPr>
+        <w:rPr>
+          <w:b/>
+          <w:bCs/>
+        </w:rPr>
+      </w:pPr>
+      <w:r>
+        <w:rPr>
+          <w:b/>
+          <w:bCs/>
+        </w:rPr>
+        <w:t>六、常见坑（你很可能会遇到）</w:t>
+      </w:r>
+    </w:p>
+    <w:p>
+      <w:pPr>
+        <w:rPr>
+          <w:b/>
+          <w:bCs/>
+        </w:rPr>
+      </w:pPr>
+      <w:r>
+        <w:rPr>
+          <w:rFonts w:ascii="Segoe UI Emoji" w:hAnsi="Segoe UI Emoji" w:cs="Segoe UI Emoji"/>
+          <w:b/>
+          <w:bCs/>
+        </w:rPr>
+        <w:t>❌</w:t>
+      </w:r>
+      <w:r>
+        <w:rPr>
+          <w:b/>
+          <w:bCs/>
+        </w:rPr>
+        <w:t xml:space="preserve"> 1. Jenkins</w:t>
+      </w:r>
+      <w:r>
+        <w:rPr>
+          <w:b/>
+          <w:bCs/>
+        </w:rPr>
+        <w:t>无法被</w:t>
+      </w:r>
+      <w:r>
+        <w:rPr>
+          <w:b/>
+          <w:bCs/>
+        </w:rPr>
+        <w:t>GitHub</w:t>
+      </w:r>
+      <w:r>
+        <w:rPr>
+          <w:b/>
+          <w:bCs/>
+        </w:rPr>
+        <w:t>访问</w:t>
+      </w:r>
+    </w:p>
+    <w:p>
+      <w:r>
+        <w:rPr>
+          <w:rFonts w:ascii="Segoe UI Emoji" w:hAnsi="Segoe UI Emoji" w:cs="Segoe UI Emoji"/>
+        </w:rPr>
+        <w:t>👉</w:t>
+      </w:r>
+      <w:r>
+        <w:t xml:space="preserve"> GitHub</w:t>
+      </w:r>
+      <w:r>
+        <w:t>访问不到你的</w:t>
+      </w:r>
+      <w:r>
+        <w:t>Jenkins</w:t>
+      </w:r>
+    </w:p>
+    <w:p>
+      <w:r>
+        <w:t>解决：</w:t>
+      </w:r>
+    </w:p>
+    <w:p>
+      <w:pPr>
+        <w:numPr>
+          <w:ilvl w:val="0"/>
+          <w:numId w:val="19"/>
+        </w:numPr>
+      </w:pPr>
+      <w:r>
+        <w:t>Jenkins</w:t>
+      </w:r>
+      <w:r>
+        <w:t>必须是公网地址</w:t>
+      </w:r>
+      <w:r>
+        <w:br/>
+      </w:r>
+      <w:r>
+        <w:t>或</w:t>
+      </w:r>
+    </w:p>
+    <w:p>
+      <w:pPr>
+        <w:numPr>
+          <w:ilvl w:val="0"/>
+          <w:numId w:val="19"/>
+        </w:numPr>
+      </w:pPr>
+      <w:r>
+        <w:t>用工具：</w:t>
+      </w:r>
+    </w:p>
+    <w:p>
+      <w:pPr>
+        <w:numPr>
+          <w:ilvl w:val="1"/>
+          <w:numId w:val="19"/>
+        </w:numPr>
+      </w:pPr>
+      <w:proofErr w:type="spellStart"/>
+      <w:r>
+        <w:t>ngrok</w:t>
+      </w:r>
+      <w:proofErr w:type="spellEnd"/>
+      <w:r>
+        <w:t>（临时方案）</w:t>
+      </w:r>
+    </w:p>
+    <w:p>
+      <w:r>
+        <w:pict w14:anchorId="47B169E9">
+          <v:rect id="_x0000_i1416" style="width:0;height:1.5pt" o:hralign="center" o:hrstd="t" o:hr="t" fillcolor="#a0a0a0" stroked="f"/>
+        </w:pict>
+      </w:r>
+    </w:p>
+    <w:p>
+      <w:pPr>
+        <w:rPr>
+          <w:b/>
+          <w:bCs/>
+        </w:rPr>
+      </w:pPr>
+      <w:r>
+        <w:rPr>
+          <w:rFonts w:ascii="Segoe UI Emoji" w:hAnsi="Segoe UI Emoji" w:cs="Segoe UI Emoji"/>
+          <w:b/>
+          <w:bCs/>
+        </w:rPr>
+        <w:t>❌</w:t>
+      </w:r>
+      <w:r>
+        <w:rPr>
+          <w:b/>
+          <w:bCs/>
+        </w:rPr>
+        <w:t xml:space="preserve"> 2. URL</w:t>
+      </w:r>
+      <w:r>
+        <w:rPr>
+          <w:b/>
+          <w:bCs/>
+        </w:rPr>
+        <w:t>写错</w:t>
+      </w:r>
+    </w:p>
+    <w:p>
+      <w:r>
+        <w:t>必须是：</w:t>
+      </w:r>
+    </w:p>
+    <w:p>
+      <w:r>
+        <w:t>/</w:t>
+      </w:r>
+      <w:proofErr w:type="spellStart"/>
+      <w:proofErr w:type="gramStart"/>
+      <w:r>
+        <w:t>github</w:t>
+      </w:r>
+      <w:proofErr w:type="spellEnd"/>
+      <w:proofErr w:type="gramEnd"/>
+      <w:r>
+        <w:t>-webhook/</w:t>
+      </w:r>
+    </w:p>
+    <w:p>
+      <w:r>
+        <w:t>不是：</w:t>
+      </w:r>
+    </w:p>
+    <w:p>
+      <w:r>
+        <w:t>/</w:t>
+      </w:r>
+      <w:proofErr w:type="spellStart"/>
+      <w:proofErr w:type="gramStart"/>
+      <w:r>
+        <w:t>github</w:t>
+      </w:r>
+      <w:proofErr w:type="spellEnd"/>
+      <w:proofErr w:type="gramEnd"/>
+      <w:r>
+        <w:t>-webhook</w:t>
+      </w:r>
+    </w:p>
+    <w:p>
+      <w:r>
+        <w:pict w14:anchorId="7C38F71E">
+          <v:rect id="_x0000_i1417" style="width:0;height:1.5pt" o:hralign="center" o:hrstd="t" o:hr="t" fillcolor="#a0a0a0" stroked="f"/>
+        </w:pict>
+      </w:r>
+    </w:p>
+    <w:p>
+      <w:pPr>
+        <w:rPr>
+          <w:b/>
+          <w:bCs/>
+        </w:rPr>
+      </w:pPr>
+      <w:r>
+        <w:rPr>
+          <w:rFonts w:ascii="Segoe UI Emoji" w:hAnsi="Segoe UI Emoji" w:cs="Segoe UI Emoji"/>
+          <w:b/>
+          <w:bCs/>
+        </w:rPr>
+        <w:t>❌</w:t>
+      </w:r>
+      <w:r>
+        <w:rPr>
+          <w:b/>
+          <w:bCs/>
+        </w:rPr>
+        <w:t xml:space="preserve"> 3. </w:t>
+      </w:r>
+      <w:r>
+        <w:rPr>
+          <w:b/>
+          <w:bCs/>
+        </w:rPr>
+        <w:t>没勾触发器</w:t>
+      </w:r>
+    </w:p>
+    <w:p>
+      <w:r>
+        <w:t>很多人忘了这一步：</w:t>
+      </w:r>
+    </w:p>
+    <w:p>
+      <w:r>
+        <w:rPr>
+          <w:rFonts w:ascii="Segoe UI Emoji" w:hAnsi="Segoe UI Emoji" w:cs="Segoe UI Emoji"/>
+        </w:rPr>
+        <w:t>👉</w:t>
+      </w:r>
+      <w:r>
+        <w:t xml:space="preserve"> GitHub hook trigger for </w:t>
+      </w:r>
+      <w:proofErr w:type="spellStart"/>
+      <w:r>
+        <w:t>GITScm</w:t>
+      </w:r>
+      <w:proofErr w:type="spellEnd"/>
+      <w:r>
+        <w:t xml:space="preserve"> polling</w:t>
+      </w:r>
+    </w:p>
+    <w:p>
+      <w:r>
+        <w:pict w14:anchorId="306D342F">
+          <v:rect id="_x0000_i1418" style="width:0;height:1.5pt" o:hralign="center" o:hrstd="t" o:hr="t" fillcolor="#a0a0a0" stroked="f"/>
+        </w:pict>
+      </w:r>
+    </w:p>
+    <w:p>
+      <w:pPr>
+        <w:rPr>
+          <w:b/>
+          <w:bCs/>
+        </w:rPr>
+      </w:pPr>
+      <w:r>
+        <w:rPr>
+          <w:rFonts w:ascii="Segoe UI Emoji" w:hAnsi="Segoe UI Emoji" w:cs="Segoe UI Emoji"/>
+          <w:b/>
+          <w:bCs/>
+        </w:rPr>
+        <w:t>❌</w:t>
+      </w:r>
+      <w:r>
+        <w:rPr>
+          <w:b/>
+          <w:bCs/>
+        </w:rPr>
+        <w:t xml:space="preserve"> 4. </w:t>
+      </w:r>
+      <w:r>
+        <w:rPr>
+          <w:b/>
+          <w:bCs/>
+        </w:rPr>
+        <w:t>权限问题（私有仓库）</w:t>
+      </w:r>
+    </w:p>
+    <w:p>
+      <w:r>
+        <w:rPr>
+          <w:rFonts w:ascii="Segoe UI Emoji" w:hAnsi="Segoe UI Emoji" w:cs="Segoe UI Emoji"/>
+        </w:rPr>
+        <w:t>👉</w:t>
+      </w:r>
+      <w:r>
+        <w:t xml:space="preserve"> checkout</w:t>
+      </w:r>
+      <w:r>
+        <w:t>失败</w:t>
+      </w:r>
+    </w:p>
+    <w:p>
+      <w:r>
+        <w:t>解决：</w:t>
+      </w:r>
+    </w:p>
+    <w:p>
+      <w:pPr>
+        <w:numPr>
+          <w:ilvl w:val="0"/>
+          <w:numId w:val="20"/>
+        </w:numPr>
+      </w:pPr>
+      <w:r>
+        <w:t>用</w:t>
+      </w:r>
+      <w:r>
+        <w:t xml:space="preserve"> </w:t>
+      </w:r>
+      <w:r>
+        <w:rPr>
+          <w:b/>
+          <w:bCs/>
+        </w:rPr>
+        <w:t>Personal Access Token</w:t>
+      </w:r>
+    </w:p>
+    <w:p>
+      <w:r>
+        <w:lastRenderedPageBreak/>
+        <w:pict w14:anchorId="6877B355">
+          <v:rect id="_x0000_i1419" style="width:0;height:1.5pt" o:hralign="center" o:hrstd="t" o:hr="t" fillcolor="#a0a0a0" stroked="f"/>
+        </w:pict>
+      </w:r>
+    </w:p>
+    <w:p>
+      <w:pPr>
+        <w:rPr>
+          <w:b/>
+          <w:bCs/>
+        </w:rPr>
+      </w:pPr>
+      <w:r>
+        <w:rPr>
+          <w:b/>
+          <w:bCs/>
+        </w:rPr>
+        <w:t>七、进阶（更专业的玩法）</w:t>
+      </w:r>
+    </w:p>
+    <w:p>
+      <w:r>
+        <w:t>如果你后面想做更高级的：</w:t>
+      </w:r>
+    </w:p>
+    <w:p>
+      <w:pPr>
+        <w:rPr>
+          <w:b/>
+          <w:bCs/>
+        </w:rPr>
+      </w:pPr>
+      <w:r>
+        <w:rPr>
+          <w:rFonts w:ascii="Segoe UI Emoji" w:hAnsi="Segoe UI Emoji" w:cs="Segoe UI Emoji"/>
+          <w:b/>
+          <w:bCs/>
+        </w:rPr>
+        <w:t>🎯</w:t>
+      </w:r>
+      <w:r>
+        <w:rPr>
+          <w:b/>
+          <w:bCs/>
+        </w:rPr>
+        <w:t xml:space="preserve"> 1. </w:t>
+      </w:r>
+      <w:r>
+        <w:rPr>
+          <w:b/>
+          <w:bCs/>
+        </w:rPr>
+        <w:t>只监听某个分支</w:t>
+      </w:r>
+    </w:p>
+    <w:p>
+      <w:r>
+        <w:t>when {</w:t>
+      </w:r>
+    </w:p>
+    <w:p>
+      <w:r>
+        <w:t xml:space="preserve">    branch 'main'</w:t>
+      </w:r>
+    </w:p>
+    <w:p>
+      <w:r>
+        <w:t>}</w:t>
+      </w:r>
+    </w:p>
+    <w:p>
+      <w:r>
+        <w:pict w14:anchorId="5327AFED">
+          <v:rect id="_x0000_i1420" style="width:0;height:1.5pt" o:hralign="center" o:hrstd="t" o:hr="t" fillcolor="#a0a0a0" stroked="f"/>
+        </w:pict>
+      </w:r>
+    </w:p>
+    <w:p>
+      <w:pPr>
+        <w:rPr>
+          <w:b/>
+          <w:bCs/>
+        </w:rPr>
+      </w:pPr>
+      <w:r>
+        <w:rPr>
+          <w:rFonts w:ascii="Segoe UI Emoji" w:hAnsi="Segoe UI Emoji" w:cs="Segoe UI Emoji"/>
+          <w:b/>
+          <w:bCs/>
+        </w:rPr>
+        <w:t>🎯</w:t>
+      </w:r>
+      <w:r>
+        <w:rPr>
+          <w:b/>
+          <w:bCs/>
+        </w:rPr>
+        <w:t xml:space="preserve"> 2. PR</w:t>
+      </w:r>
+      <w:r>
+        <w:rPr>
+          <w:b/>
+          <w:bCs/>
+        </w:rPr>
+        <w:t>触发（</w:t>
+      </w:r>
+      <w:r>
+        <w:rPr>
+          <w:b/>
+          <w:bCs/>
+        </w:rPr>
+        <w:t>Pull Request</w:t>
+      </w:r>
+      <w:r>
+        <w:rPr>
+          <w:b/>
+          <w:bCs/>
+        </w:rPr>
+        <w:t>）</w:t>
+      </w:r>
+    </w:p>
+    <w:p>
+      <w:r>
+        <w:t>需要插件：</w:t>
+      </w:r>
+    </w:p>
+    <w:p>
+      <w:pPr>
+        <w:numPr>
+          <w:ilvl w:val="0"/>
+          <w:numId w:val="21"/>
+        </w:numPr>
+      </w:pPr>
+      <w:r>
+        <w:t>GitHub Branch Source Plugin</w:t>
+      </w:r>
+    </w:p>
+    <w:p>
+      <w:r>
+        <w:pict w14:anchorId="3494EE17">
+          <v:rect id="_x0000_i1421" style="width:0;height:1.5pt" o:hralign="center" o:hrstd="t" o:hr="t" fillcolor="#a0a0a0" stroked="f"/>
+        </w:pict>
+      </w:r>
+    </w:p>
+    <w:p>
+      <w:pPr>
+        <w:rPr>
+          <w:b/>
+          <w:bCs/>
+        </w:rPr>
+      </w:pPr>
+      <w:r>
+        <w:rPr>
+          <w:rFonts w:ascii="Segoe UI Emoji" w:hAnsi="Segoe UI Emoji" w:cs="Segoe UI Emoji"/>
+          <w:b/>
+          <w:bCs/>
+        </w:rPr>
+        <w:t>🎯</w:t>
+      </w:r>
+      <w:r>
+        <w:rPr>
+          <w:b/>
+          <w:bCs/>
+        </w:rPr>
+        <w:t xml:space="preserve"> 3. </w:t>
+      </w:r>
+      <w:r>
+        <w:rPr>
+          <w:b/>
+          <w:bCs/>
+        </w:rPr>
+        <w:t>多分支</w:t>
+      </w:r>
+      <w:r>
+        <w:rPr>
+          <w:b/>
+          <w:bCs/>
+        </w:rPr>
+        <w:t xml:space="preserve"> Pipeline</w:t>
+      </w:r>
+      <w:r>
+        <w:rPr>
+          <w:b/>
+          <w:bCs/>
+        </w:rPr>
+        <w:t>（推荐）</w:t>
+      </w:r>
+    </w:p>
+    <w:p>
+      <w:r>
+        <w:t>用：</w:t>
+      </w:r>
+    </w:p>
+    <w:p>
+      <w:r>
+        <w:rPr>
+          <w:rFonts w:ascii="Segoe UI Emoji" w:hAnsi="Segoe UI Emoji" w:cs="Segoe UI Emoji"/>
+        </w:rPr>
+        <w:t>👉</w:t>
+      </w:r>
+      <w:r>
+        <w:t xml:space="preserve"> </w:t>
+      </w:r>
+      <w:r>
+        <w:rPr>
+          <w:b/>
+          <w:bCs/>
+        </w:rPr>
+        <w:t>Multibranch Pipeline</w:t>
+      </w:r>
+    </w:p>
+    <w:p>
+      <w:r>
+        <w:t>自动：</w:t>
+      </w:r>
+    </w:p>
+    <w:p>
+      <w:pPr>
+        <w:numPr>
+          <w:ilvl w:val="0"/>
+          <w:numId w:val="22"/>
+        </w:numPr>
+      </w:pPr>
+      <w:r>
+        <w:t>扫描分支</w:t>
+      </w:r>
+    </w:p>
+    <w:p>
+      <w:pPr>
+        <w:numPr>
+          <w:ilvl w:val="0"/>
+          <w:numId w:val="22"/>
+        </w:numPr>
+      </w:pPr>
+      <w:r>
+        <w:t>PR</w:t>
+      </w:r>
+      <w:r>
+        <w:t>自动构建</w:t>
+      </w:r>
+    </w:p>
+    <w:p>
+      <w:r>
+        <w:pict w14:anchorId="507EBDC6">
+          <v:rect id="_x0000_i1422" style="width:0;height:1.5pt" o:hralign="center" o:hrstd="t" o:hr="t" fillcolor="#a0a0a0" stroked="f"/>
+        </w:pict>
+      </w:r>
+    </w:p>
+    <w:p>
+      <w:pPr>
+        <w:rPr>
+          <w:b/>
+          <w:bCs/>
+        </w:rPr>
+      </w:pPr>
+      <w:r>
+        <w:rPr>
+          <w:b/>
+          <w:bCs/>
+        </w:rPr>
+        <w:t>八、一句话总结</w:t>
+      </w:r>
+    </w:p>
+    <w:p>
+      <w:r>
+        <w:rPr>
+          <w:rFonts w:ascii="Segoe UI Emoji" w:hAnsi="Segoe UI Emoji" w:cs="Segoe UI Emoji"/>
+        </w:rPr>
+        <w:t>👉</w:t>
+      </w:r>
+      <w:r>
+        <w:t xml:space="preserve"> GitHub push → Webhook → Jenkins → </w:t>
+      </w:r>
+      <w:r>
+        <w:t>自动触发</w:t>
+      </w:r>
+      <w:r>
+        <w:t xml:space="preserve"> Pipeline</w:t>
+      </w:r>
+    </w:p>
+    <w:p>
+      <w:r>
+        <w:pict w14:anchorId="29433178">
+          <v:rect id="_x0000_i1423" style="width:0;height:1.5pt" o:hralign="center" o:hrstd="t" o:hr="t" fillcolor="#a0a0a0" stroked="f"/>
+        </w:pict>
+      </w:r>
+    </w:p>
+    <w:p>
+      <w:r>
+        <w:t>如果你愿意，我可以帮你</w:t>
+      </w:r>
+      <w:r>
+        <w:rPr>
+          <w:b/>
+          <w:bCs/>
+        </w:rPr>
+        <w:t>直接改你现在的</w:t>
+      </w:r>
+      <w:r>
+        <w:rPr>
+          <w:b/>
+          <w:bCs/>
+        </w:rPr>
+        <w:t xml:space="preserve"> </w:t>
+      </w:r>
+      <w:proofErr w:type="spellStart"/>
+      <w:r>
+        <w:rPr>
+          <w:b/>
+          <w:bCs/>
+        </w:rPr>
+        <w:t>Jenkinsfile</w:t>
+      </w:r>
+      <w:proofErr w:type="spellEnd"/>
+      <w:r>
+        <w:rPr>
+          <w:b/>
+          <w:bCs/>
+        </w:rPr>
+        <w:t xml:space="preserve"> + </w:t>
+      </w:r>
+      <w:r>
+        <w:rPr>
+          <w:b/>
+          <w:bCs/>
+        </w:rPr>
+        <w:t>给你一套完整可用配置（包括私有仓库）</w:t>
+      </w:r>
+      <w:r>
+        <w:t>，甚至帮你排查你当前为什么触发不了。</w:t>
+      </w:r>
+    </w:p>
+    <w:p/>
+    <w:p/>
+    <w:p>
+      <w:pPr>
+        <w:pStyle w:val="ListParagraph"/>
+        <w:numPr>
+          <w:ilvl w:val="0"/>
+          <w:numId w:val="23"/>
+        </w:numPr>
+      </w:pPr>
+      <w:r>
+        <w:rPr>
+          <w:rFonts w:hint="eastAsia"/>
+        </w:rPr>
+        <w:t>创建</w:t>
+      </w:r>
+      <w:r>
+        <w:rPr>
+          <w:rFonts w:hint="eastAsia"/>
+        </w:rPr>
+        <w:t>token</w:t>
+      </w:r>
+    </w:p>
+    <w:p>
+      <w:pPr>
+        <w:pStyle w:val="ListParagraph"/>
+        <w:ind w:left="360"/>
+      </w:pPr>
+      <w:r>
+        <w:rPr>
+          <w:noProof/>
+        </w:rPr>
+        <w:drawing>
+          <wp:inline distT="0" distB="0" distL="0" distR="0" wp14:anchorId="0F2AE7FF" wp14:editId="7E2D9CC9">
+            <wp:extent cx="5731510" cy="1864995"/>
+            <wp:effectExtent l="0" t="0" r="2540" b="1905"/>
+            <wp:docPr id="589948978" name="Picture 1" descr="A screenshot of a computer&#10;&#10;AI-generated content may be incorrect."/>
+            <wp:cNvGraphicFramePr>
+              <a:graphicFrameLocks xmlns:a="http://schemas.openxmlformats.org/drawingml/2006/main" noChangeAspect="1"/>
+            </wp:cNvGraphicFramePr>
+            <a:graphic xmlns:a="http://schemas.openxmlformats.org/drawingml/2006/main">
+              <a:graphicData uri="http://schemas.openxmlformats.org/drawingml/2006/picture">
+                <pic:pic xmlns:pic="http://schemas.openxmlformats.org/drawingml/2006/picture">
+                  <pic:nvPicPr>
+                    <pic:cNvPr id="589948978" name="Picture 1" descr="A screenshot of a computer&#10;&#10;AI-generated content may be incorrect."/>
+                    <pic:cNvPicPr/>
+                  </pic:nvPicPr>
+                  <pic:blipFill>
+                    <a:blip r:embed="rId10"/>
+                    <a:stretch>
+                      <a:fillRect/>
+                    </a:stretch>
+                  </pic:blipFill>
+                  <pic:spPr>
+                    <a:xfrm>
+                      <a:off x="0" y="0"/>
+                      <a:ext cx="5731510" cy="1864995"/>
+                    </a:xfrm>
+                    <a:prstGeom prst="rect">
+                      <a:avLst/>
+                    </a:prstGeom>
+                  </pic:spPr>
+                </pic:pic>
+              </a:graphicData>
+            </a:graphic>
+          </wp:inline>
+        </w:drawing>
+      </w:r>
+    </w:p>
+    <w:p>
+      <w:pPr>
+        <w:pStyle w:val="ListParagraph"/>
+        <w:ind w:left="360"/>
+        <w:rPr>
+          <w:rFonts w:hint="eastAsia"/>
+        </w:rPr>
+      </w:pPr>
+    </w:p>
+    <w:p>
+      <w:pPr>
+        <w:pStyle w:val="ListParagraph"/>
+        <w:numPr>
+          <w:ilvl w:val="0"/>
+          <w:numId w:val="23"/>
+        </w:numPr>
+      </w:pPr>
+      <w:r>
+        <w:rPr>
+          <w:rFonts w:hint="eastAsia"/>
+        </w:rPr>
+        <w:t>创建</w:t>
+      </w:r>
+      <w:proofErr w:type="spellStart"/>
+      <w:r>
+        <w:rPr>
+          <w:rFonts w:hint="eastAsia"/>
+        </w:rPr>
+        <w:t>WebHook</w:t>
+      </w:r>
+      <w:proofErr w:type="spellEnd"/>
+    </w:p>
+    <w:p>
+      <w:pPr>
+        <w:pStyle w:val="ListParagraph"/>
+        <w:ind w:left="360"/>
+      </w:pPr>
+      <w:r>
+        <w:rPr>
+          <w:noProof/>
+        </w:rPr>
+        <w:drawing>
+          <wp:inline distT="0" distB="0" distL="0" distR="0" wp14:anchorId="70C87B7A" wp14:editId="2699496F">
+            <wp:extent cx="5731510" cy="718820"/>
+            <wp:effectExtent l="0" t="0" r="2540" b="5080"/>
+            <wp:docPr id="610483813" name="Picture 1" descr="A screenshot of a computer&#10;&#10;AI-generated content may be incorrect."/>
+            <wp:cNvGraphicFramePr>
+              <a:graphicFrameLocks xmlns:a="http://schemas.openxmlformats.org/drawingml/2006/main" noChangeAspect="1"/>
+            </wp:cNvGraphicFramePr>
+            <a:graphic xmlns:a="http://schemas.openxmlformats.org/drawingml/2006/main">
+              <a:graphicData uri="http://schemas.openxmlformats.org/drawingml/2006/picture">
+                <pic:pic xmlns:pic="http://schemas.openxmlformats.org/drawingml/2006/picture">
+                  <pic:nvPicPr>
+                    <pic:cNvPr id="610483813" name="Picture 1" descr="A screenshot of a computer&#10;&#10;AI-generated content may be incorrect."/>
+                    <pic:cNvPicPr/>
+                  </pic:nvPicPr>
+                  <pic:blipFill>
+                    <a:blip r:embed="rId11"/>
+                    <a:stretch>
+                      <a:fillRect/>
+                    </a:stretch>
+                  </pic:blipFill>
+                  <pic:spPr>
+                    <a:xfrm>
+                      <a:off x="0" y="0"/>
+                      <a:ext cx="5731510" cy="718820"/>
+                    </a:xfrm>
+                    <a:prstGeom prst="rect">
+                      <a:avLst/>
+                    </a:prstGeom>
+                  </pic:spPr>
+                </pic:pic>
+              </a:graphicData>
+            </a:graphic>
+          </wp:inline>
+        </w:drawing>
+      </w:r>
+    </w:p>
+    <w:p>
+      <w:pPr>
+        <w:pStyle w:val="ListParagraph"/>
+        <w:ind w:left="360"/>
+      </w:pPr>
+      <w:r>
+        <w:rPr>
+          <w:noProof/>
+        </w:rPr>
+        <w:drawing>
+          <wp:inline distT="0" distB="0" distL="0" distR="0" wp14:anchorId="7F47DC47" wp14:editId="02B9BDC4">
+            <wp:extent cx="5731510" cy="2715895"/>
+            <wp:effectExtent l="0" t="0" r="2540" b="8255"/>
+            <wp:docPr id="1387135691" name="Picture 1" descr="A screenshot of a computer&#10;&#10;AI-generated content may be incorrect."/>
+            <wp:cNvGraphicFramePr>
+              <a:graphicFrameLocks xmlns:a="http://schemas.openxmlformats.org/drawingml/2006/main" noChangeAspect="1"/>
+            </wp:cNvGraphicFramePr>
+            <a:graphic xmlns:a="http://schemas.openxmlformats.org/drawingml/2006/main">
+              <a:graphicData uri="http://schemas.openxmlformats.org/drawingml/2006/picture">
+                <pic:pic xmlns:pic="http://schemas.openxmlformats.org/drawingml/2006/picture">
+                  <pic:nvPicPr>
+                    <pic:cNvPr id="1387135691" name="Picture 1" descr="A screenshot of a computer&#10;&#10;AI-generated content may be incorrect."/>
+                    <pic:cNvPicPr/>
+                  </pic:nvPicPr>
+                  <pic:blipFill>
+                    <a:blip r:embed="rId12"/>
+                    <a:stretch>
+                      <a:fillRect/>
+                    </a:stretch>
+                  </pic:blipFill>
+                  <pic:spPr>
+                    <a:xfrm>
+                      <a:off x="0" y="0"/>
+                      <a:ext cx="5731510" cy="2715895"/>
+                    </a:xfrm>
+                    <a:prstGeom prst="rect">
+                      <a:avLst/>
+                    </a:prstGeom>
+                  </pic:spPr>
+                </pic:pic>
+              </a:graphicData>
+            </a:graphic>
+          </wp:inline>
+        </w:drawing>
+      </w:r>
+    </w:p>
+    <w:p>
+      <w:pPr>
+        <w:pStyle w:val="ListParagraph"/>
+        <w:ind w:left="360"/>
+      </w:pPr>
+    </w:p>
+    <w:p>
+      <w:pPr>
+        <w:pStyle w:val="ListParagraph"/>
+        <w:ind w:left="360"/>
+      </w:pPr>
+      <w:r>
+        <w:rPr>
+          <w:noProof/>
+        </w:rPr>
+        <w:lastRenderedPageBreak/>
+        <w:drawing>
+          <wp:inline distT="0" distB="0" distL="0" distR="0" wp14:anchorId="7DB899AF" wp14:editId="09BD6EE8">
+            <wp:extent cx="5731510" cy="4950460"/>
+            <wp:effectExtent l="0" t="0" r="2540" b="2540"/>
+            <wp:docPr id="85906626" name="Picture 1" descr="A screenshot of a webhook&#10;&#10;AI-generated content may be incorrect."/>
+            <wp:cNvGraphicFramePr>
+              <a:graphicFrameLocks xmlns:a="http://schemas.openxmlformats.org/drawingml/2006/main" noChangeAspect="1"/>
+            </wp:cNvGraphicFramePr>
+            <a:graphic xmlns:a="http://schemas.openxmlformats.org/drawingml/2006/main">
+              <a:graphicData uri="http://schemas.openxmlformats.org/drawingml/2006/picture">
+                <pic:pic xmlns:pic="http://schemas.openxmlformats.org/drawingml/2006/picture">
+                  <pic:nvPicPr>
+                    <pic:cNvPr id="85906626" name="Picture 1" descr="A screenshot of a webhook&#10;&#10;AI-generated content may be incorrect."/>
+                    <pic:cNvPicPr/>
+                  </pic:nvPicPr>
+                  <pic:blipFill>
+                    <a:blip r:embed="rId13"/>
+                    <a:stretch>
+                      <a:fillRect/>
+                    </a:stretch>
+                  </pic:blipFill>
+                  <pic:spPr>
+                    <a:xfrm>
+                      <a:off x="0" y="0"/>
+                      <a:ext cx="5731510" cy="4950460"/>
+                    </a:xfrm>
+                    <a:prstGeom prst="rect">
+                      <a:avLst/>
+                    </a:prstGeom>
+                  </pic:spPr>
+                </pic:pic>
+              </a:graphicData>
+            </a:graphic>
+          </wp:inline>
+        </w:drawing>
+      </w:r>
+    </w:p>
+    <w:p>
+      <w:pPr>
+        <w:pStyle w:val="ListParagraph"/>
+        <w:numPr>
+          <w:ilvl w:val="0"/>
+          <w:numId w:val="23"/>
+        </w:numPr>
+      </w:pPr>
+      <w:r>
+        <w:rPr>
+          <w:rFonts w:hint="eastAsia"/>
+        </w:rPr>
+        <w:t>配置</w:t>
+      </w:r>
+      <w:proofErr w:type="spellStart"/>
+      <w:r>
+        <w:rPr>
+          <w:rFonts w:hint="eastAsia"/>
+        </w:rPr>
+        <w:t>jenkins</w:t>
+      </w:r>
+      <w:proofErr w:type="spellEnd"/>
+    </w:p>
+    <w:p>
+      <w:pPr>
+        <w:pStyle w:val="ListParagraph"/>
+        <w:ind w:left="360"/>
+      </w:pPr>
+      <w:r>
+        <w:rPr>
+          <w:rFonts w:hint="eastAsia"/>
+        </w:rPr>
+        <w:t xml:space="preserve">3.1 </w:t>
+      </w:r>
+      <w:r>
+        <w:rPr>
+          <w:rFonts w:hint="eastAsia"/>
+        </w:rPr>
+        <w:t>配置</w:t>
+      </w:r>
+      <w:r>
+        <w:rPr>
+          <w:rFonts w:hint="eastAsia"/>
+        </w:rPr>
+        <w:t>credentials</w:t>
+      </w:r>
+    </w:p>
+    <w:p>
+      <w:pPr>
+        <w:pStyle w:val="ListParagraph"/>
+        <w:ind w:left="360"/>
+      </w:pPr>
+      <w:r>
+        <w:rPr>
+          <w:noProof/>
+        </w:rPr>
+        <w:drawing>
+          <wp:inline distT="0" distB="0" distL="0" distR="0" wp14:anchorId="10EB099C" wp14:editId="60C8C27E">
+            <wp:extent cx="5731510" cy="2297430"/>
+            <wp:effectExtent l="0" t="0" r="2540" b="7620"/>
+            <wp:docPr id="392128908" name="Picture 1" descr="A screenshot of a computer&#10;&#10;AI-generated content may be incorrect."/>
+            <wp:cNvGraphicFramePr>
+              <a:graphicFrameLocks xmlns:a="http://schemas.openxmlformats.org/drawingml/2006/main" noChangeAspect="1"/>
+            </wp:cNvGraphicFramePr>
+            <a:graphic xmlns:a="http://schemas.openxmlformats.org/drawingml/2006/main">
+              <a:graphicData uri="http://schemas.openxmlformats.org/drawingml/2006/picture">
+                <pic:pic xmlns:pic="http://schemas.openxmlformats.org/drawingml/2006/picture">
+                  <pic:nvPicPr>
+                    <pic:cNvPr id="392128908" name="Picture 1" descr="A screenshot of a computer&#10;&#10;AI-generated content may be incorrect."/>
+                    <pic:cNvPicPr/>
+                  </pic:nvPicPr>
+                  <pic:blipFill>
+                    <a:blip r:embed="rId14"/>
+                    <a:stretch>
+                      <a:fillRect/>
+                    </a:stretch>
+                  </pic:blipFill>
+                  <pic:spPr>
+                    <a:xfrm>
+                      <a:off x="0" y="0"/>
+                      <a:ext cx="5731510" cy="2297430"/>
+                    </a:xfrm>
+                    <a:prstGeom prst="rect">
+                      <a:avLst/>
+                    </a:prstGeom>
+                  </pic:spPr>
+                </pic:pic>
+              </a:graphicData>
+            </a:graphic>
+          </wp:inline>
+        </w:drawing>
+      </w:r>
+    </w:p>
+    <w:p>
+      <w:pPr>
+        <w:pStyle w:val="ListParagraph"/>
+        <w:ind w:left="360"/>
+      </w:pPr>
+      <w:r>
+        <w:rPr>
+          <w:noProof/>
+        </w:rPr>
+        <w:lastRenderedPageBreak/>
+        <w:drawing>
+          <wp:inline distT="0" distB="0" distL="0" distR="0" wp14:anchorId="198686FA" wp14:editId="562F656B">
+            <wp:extent cx="5731510" cy="2427605"/>
+            <wp:effectExtent l="0" t="0" r="2540" b="0"/>
+            <wp:docPr id="1372979041" name="Picture 1" descr="A screenshot of a computer&#10;&#10;AI-generated content may be incorrect."/>
+            <wp:cNvGraphicFramePr>
+              <a:graphicFrameLocks xmlns:a="http://schemas.openxmlformats.org/drawingml/2006/main" noChangeAspect="1"/>
+            </wp:cNvGraphicFramePr>
+            <a:graphic xmlns:a="http://schemas.openxmlformats.org/drawingml/2006/main">
+              <a:graphicData uri="http://schemas.openxmlformats.org/drawingml/2006/picture">
+                <pic:pic xmlns:pic="http://schemas.openxmlformats.org/drawingml/2006/picture">
+                  <pic:nvPicPr>
+                    <pic:cNvPr id="1372979041" name="Picture 1" descr="A screenshot of a computer&#10;&#10;AI-generated content may be incorrect."/>
+                    <pic:cNvPicPr/>
+                  </pic:nvPicPr>
+                  <pic:blipFill>
+                    <a:blip r:embed="rId15"/>
+                    <a:stretch>
+                      <a:fillRect/>
+                    </a:stretch>
+                  </pic:blipFill>
+                  <pic:spPr>
+                    <a:xfrm>
+                      <a:off x="0" y="0"/>
+                      <a:ext cx="5731510" cy="2427605"/>
+                    </a:xfrm>
+                    <a:prstGeom prst="rect">
+                      <a:avLst/>
+                    </a:prstGeom>
+                  </pic:spPr>
+                </pic:pic>
+              </a:graphicData>
+            </a:graphic>
+          </wp:inline>
+        </w:drawing>
+      </w:r>
+    </w:p>
+    <w:p>
+      <w:pPr>
+        <w:pStyle w:val="ListParagraph"/>
+        <w:ind w:left="360"/>
+      </w:pPr>
+      <w:r>
+        <w:rPr>
+          <w:noProof/>
+        </w:rPr>
+        <w:drawing>
+          <wp:inline distT="0" distB="0" distL="0" distR="0" wp14:anchorId="07C8C972" wp14:editId="33B0D603">
+            <wp:extent cx="5731510" cy="2121535"/>
+            <wp:effectExtent l="0" t="0" r="2540" b="0"/>
+            <wp:docPr id="2097103718" name="Picture 1" descr="A screenshot of a computer&#10;&#10;AI-generated content may be incorrect."/>
+            <wp:cNvGraphicFramePr>
+              <a:graphicFrameLocks xmlns:a="http://schemas.openxmlformats.org/drawingml/2006/main" noChangeAspect="1"/>
+            </wp:cNvGraphicFramePr>
+            <a:graphic xmlns:a="http://schemas.openxmlformats.org/drawingml/2006/main">
+              <a:graphicData uri="http://schemas.openxmlformats.org/drawingml/2006/picture">
+                <pic:pic xmlns:pic="http://schemas.openxmlformats.org/drawingml/2006/picture">
+                  <pic:nvPicPr>
+                    <pic:cNvPr id="2097103718" name="Picture 1" descr="A screenshot of a computer&#10;&#10;AI-generated content may be incorrect."/>
+                    <pic:cNvPicPr/>
+                  </pic:nvPicPr>
+                  <pic:blipFill>
+                    <a:blip r:embed="rId16"/>
+                    <a:stretch>
+                      <a:fillRect/>
+                    </a:stretch>
+                  </pic:blipFill>
+                  <pic:spPr>
+                    <a:xfrm>
+                      <a:off x="0" y="0"/>
+                      <a:ext cx="5731510" cy="2121535"/>
+                    </a:xfrm>
+                    <a:prstGeom prst="rect">
+                      <a:avLst/>
+                    </a:prstGeom>
+                  </pic:spPr>
+                </pic:pic>
+              </a:graphicData>
+            </a:graphic>
+          </wp:inline>
+        </w:drawing>
+      </w:r>
+    </w:p>
+    <w:p>
+      <w:pPr>
+        <w:pStyle w:val="ListParagraph"/>
+        <w:ind w:left="360"/>
+        <w:rPr>
+          <w:rFonts w:hint="eastAsia"/>
+        </w:rPr>
+      </w:pPr>
+    </w:p>
+    <w:p>
+      <w:pPr>
+        <w:pStyle w:val="ListParagraph"/>
+        <w:ind w:left="360"/>
+      </w:pPr>
+      <w:r>
+        <w:rPr>
+          <w:noProof/>
+        </w:rPr>
+        <w:drawing>
+          <wp:inline distT="0" distB="0" distL="0" distR="0" wp14:anchorId="035D96B4" wp14:editId="712BA523">
+            <wp:extent cx="5731510" cy="2720975"/>
+            <wp:effectExtent l="0" t="0" r="2540" b="3175"/>
+            <wp:docPr id="906646362" name="Picture 1" descr="A graph with red line and text&#10;&#10;AI-generated content may be incorrect."/>
+            <wp:cNvGraphicFramePr>
+              <a:graphicFrameLocks xmlns:a="http://schemas.openxmlformats.org/drawingml/2006/main" noChangeAspect="1"/>
+            </wp:cNvGraphicFramePr>
+            <a:graphic xmlns:a="http://schemas.openxmlformats.org/drawingml/2006/main">
+              <a:graphicData uri="http://schemas.openxmlformats.org/drawingml/2006/picture">
+                <pic:pic xmlns:pic="http://schemas.openxmlformats.org/drawingml/2006/picture">
+                  <pic:nvPicPr>
+                    <pic:cNvPr id="906646362" name="Picture 1" descr="A graph with red line and text&#10;&#10;AI-generated content may be incorrect."/>
+                    <pic:cNvPicPr/>
+                  </pic:nvPicPr>
+                  <pic:blipFill>
+                    <a:blip r:embed="rId17"/>
+                    <a:stretch>
+                      <a:fillRect/>
+                    </a:stretch>
+                  </pic:blipFill>
+                  <pic:spPr>
+                    <a:xfrm>
+                      <a:off x="0" y="0"/>
+                      <a:ext cx="5731510" cy="2720975"/>
+                    </a:xfrm>
+                    <a:prstGeom prst="rect">
+                      <a:avLst/>
+                    </a:prstGeom>
+                  </pic:spPr>
+                </pic:pic>
+              </a:graphicData>
+            </a:graphic>
+          </wp:inline>
+        </w:drawing>
+      </w:r>
+    </w:p>
+    <w:p>
+      <w:pPr>
+        <w:pStyle w:val="ListParagraph"/>
+        <w:ind w:left="360"/>
+        <w:rPr>
+          <w:rFonts w:hint="eastAsia"/>
+        </w:rPr>
+      </w:pPr>
+      <w:r>
+        <w:rPr>
+          <w:rFonts w:hint="eastAsia"/>
+        </w:rPr>
+        <w:t>也可以如下，指定一个</w:t>
+      </w:r>
+      <w:r>
+        <w:rPr>
+          <w:rFonts w:hint="eastAsia"/>
+        </w:rPr>
+        <w:t>groovy</w:t>
+      </w:r>
+      <w:r>
+        <w:rPr>
+          <w:rFonts w:hint="eastAsia"/>
+        </w:rPr>
+        <w:t>给他</w:t>
+      </w:r>
+    </w:p>
+    <w:p>
+      <w:pPr>
+        <w:pStyle w:val="ListParagraph"/>
+        <w:ind w:left="360"/>
+        <w:rPr>
+          <w:rFonts w:hint="eastAsia"/>
+        </w:rPr>
+      </w:pPr>
+      <w:r>
+        <w:rPr>
+          <w:noProof/>
+        </w:rPr>
+        <w:drawing>
+          <wp:inline distT="0" distB="0" distL="0" distR="0" wp14:anchorId="30FB4AE4" wp14:editId="367419F2">
+            <wp:extent cx="5731510" cy="664210"/>
+            <wp:effectExtent l="0" t="0" r="2540" b="2540"/>
+            <wp:docPr id="520953697" name="Picture 1"/>
+            <wp:cNvGraphicFramePr>
+              <a:graphicFrameLocks xmlns:a="http://schemas.openxmlformats.org/drawingml/2006/main" noChangeAspect="1"/>
+            </wp:cNvGraphicFramePr>
+            <a:graphic xmlns:a="http://schemas.openxmlformats.org/drawingml/2006/main">
+              <a:graphicData uri="http://schemas.openxmlformats.org/drawingml/2006/picture">
+                <pic:pic xmlns:pic="http://schemas.openxmlformats.org/drawingml/2006/picture">
+                  <pic:nvPicPr>
+                    <pic:cNvPr id="520953697" name=""/>
+                    <pic:cNvPicPr/>
+                  </pic:nvPicPr>
+                  <pic:blipFill>
+                    <a:blip r:embed="rId18"/>
+                    <a:stretch>
+                      <a:fillRect/>
+                    </a:stretch>
+                  </pic:blipFill>
+                  <pic:spPr>
+                    <a:xfrm>
+                      <a:off x="0" y="0"/>
+                      <a:ext cx="5731510" cy="664210"/>
+                    </a:xfrm>
+                    <a:prstGeom prst="rect">
+                      <a:avLst/>
+                    </a:prstGeom>
+                  </pic:spPr>
+                </pic:pic>
+              </a:graphicData>
+            </a:graphic>
+          </wp:inline>
+        </w:drawing>
+      </w:r>
+    </w:p>
+    <w:p>
+      <w:pPr>
+        <w:pStyle w:val="ListParagraph"/>
+        <w:ind w:left="360"/>
+        <w:rPr>
+          <w:rFonts w:hint="eastAsia"/>
+        </w:rPr>
+      </w:pPr>
+      <w:proofErr w:type="spellStart"/>
+      <w:r>
+        <w:lastRenderedPageBreak/>
+        <w:t>C</w:t>
+      </w:r>
+      <w:r>
+        <w:rPr>
+          <w:rFonts w:hint="eastAsia"/>
+        </w:rPr>
+        <w:t>ofiguration</w:t>
+      </w:r>
+      <w:proofErr w:type="spellEnd"/>
+    </w:p>
+    <w:p>
+      <w:pPr>
+        <w:pStyle w:val="ListParagraph"/>
+        <w:ind w:left="360"/>
+        <w:rPr>
+          <w:rFonts w:hint="eastAsia"/>
+        </w:rPr>
+      </w:pPr>
+      <w:r>
+        <w:rPr>
+          <w:noProof/>
+        </w:rPr>
+        <w:drawing>
+          <wp:inline distT="0" distB="0" distL="0" distR="0" wp14:anchorId="2A971918" wp14:editId="6035CDFB">
+            <wp:extent cx="5731510" cy="2731770"/>
+            <wp:effectExtent l="0" t="0" r="2540" b="0"/>
+            <wp:docPr id="1039642848" name="Picture 1" descr="A screen shot of a computer&#10;&#10;AI-generated content may be incorrect."/>
+            <wp:cNvGraphicFramePr>
+              <a:graphicFrameLocks xmlns:a="http://schemas.openxmlformats.org/drawingml/2006/main" noChangeAspect="1"/>
+            </wp:cNvGraphicFramePr>
+            <a:graphic xmlns:a="http://schemas.openxmlformats.org/drawingml/2006/main">
+              <a:graphicData uri="http://schemas.openxmlformats.org/drawingml/2006/picture">
+                <pic:pic xmlns:pic="http://schemas.openxmlformats.org/drawingml/2006/picture">
+                  <pic:nvPicPr>
+                    <pic:cNvPr id="1039642848" name="Picture 1" descr="A screen shot of a computer&#10;&#10;AI-generated content may be incorrect."/>
+                    <pic:cNvPicPr/>
+                  </pic:nvPicPr>
+                  <pic:blipFill>
+                    <a:blip r:embed="rId19"/>
+                    <a:stretch>
+                      <a:fillRect/>
+                    </a:stretch>
+                  </pic:blipFill>
+                  <pic:spPr>
+                    <a:xfrm>
+                      <a:off x="0" y="0"/>
+                      <a:ext cx="5731510" cy="2731770"/>
+                    </a:xfrm>
+                    <a:prstGeom prst="rect">
+                      <a:avLst/>
+                    </a:prstGeom>
+                  </pic:spPr>
+                </pic:pic>
+              </a:graphicData>
+            </a:graphic>
+          </wp:inline>
+        </w:drawing>
+      </w:r>
+    </w:p>
+    <w:p>
+      <w:pPr>
+        <w:pStyle w:val="ListParagraph"/>
+        <w:ind w:left="360"/>
+      </w:pPr>
+      <w:r>
+        <w:rPr>
+          <w:rFonts w:hint="eastAsia"/>
+        </w:rPr>
+        <w:t>最后构建即可</w:t>
+      </w:r>
+    </w:p>
+    <w:p>
+      <w:pPr>
+        <w:pStyle w:val="ListParagraph"/>
+        <w:ind w:left="360"/>
+      </w:pPr>
+      <w:r>
+        <w:rPr>
+          <w:rFonts w:hint="eastAsia"/>
+        </w:rPr>
+        <w:t>还需要更改</w:t>
+      </w:r>
+      <w:r>
+        <w:rPr>
+          <w:rFonts w:hint="eastAsia"/>
+        </w:rPr>
+        <w:t>pipeline</w:t>
+      </w:r>
+      <w:r>
+        <w:rPr>
+          <w:rFonts w:hint="eastAsia"/>
+        </w:rPr>
+        <w:t>中的</w:t>
+      </w:r>
+    </w:p>
+    <w:p>
+      <w:pPr>
+        <w:pStyle w:val="ListParagraph"/>
+        <w:ind w:left="360"/>
+      </w:pPr>
+      <w:r>
+        <w:t>S</w:t>
+      </w:r>
+      <w:r>
+        <w:rPr>
+          <w:rFonts w:hint="eastAsia"/>
+        </w:rPr>
+        <w:t xml:space="preserve">tage </w:t>
+      </w:r>
+      <w:r>
+        <w:rPr>
+          <w:rFonts w:hint="eastAsia"/>
+        </w:rPr>
+        <w:t>中如何证明证书</w:t>
+      </w:r>
+    </w:p>
+    <w:p>
+      <w:pPr>
+        <w:pStyle w:val="ListParagraph"/>
+        <w:ind w:left="360"/>
+      </w:pPr>
+      <w:r>
+        <w:t>node('HID5272N.automotive-wan.com-ssh</w:t>
+      </w:r>
+      <w:proofErr w:type="gramStart"/>
+      <w:r>
+        <w:t>'){</w:t>
+      </w:r>
+      <w:proofErr w:type="gramEnd"/>
+    </w:p>
+    <w:p>
+      <w:pPr>
+        <w:pStyle w:val="ListParagraph"/>
+        <w:ind w:left="360"/>
+        <w:rPr>
+          <w:rFonts w:hint="eastAsia"/>
+        </w:rPr>
+      </w:pPr>
+      <w:r>
+        <w:rPr>
+          <w:rFonts w:hint="eastAsia"/>
+        </w:rPr>
+        <w:t xml:space="preserve">    // </w:t>
+      </w:r>
+      <w:r>
+        <w:rPr>
+          <w:rFonts w:hint="eastAsia"/>
+        </w:rPr>
+        <w:t>定义参数</w:t>
+      </w:r>
+    </w:p>
+    <w:p>
+      <w:pPr>
+        <w:pStyle w:val="ListParagraph"/>
+        <w:ind w:left="360"/>
+      </w:pPr>
+      <w:r>
+        <w:t xml:space="preserve">    </w:t>
+      </w:r>
+      <w:proofErr w:type="gramStart"/>
+      <w:r>
+        <w:t>properties(</w:t>
+      </w:r>
+      <w:proofErr w:type="gramEnd"/>
+      <w:r>
+        <w:t>[</w:t>
+      </w:r>
+    </w:p>
+    <w:p>
+      <w:pPr>
+        <w:pStyle w:val="ListParagraph"/>
+        <w:ind w:left="360"/>
+      </w:pPr>
+      <w:r>
+        <w:t xml:space="preserve">        </w:t>
+      </w:r>
+      <w:proofErr w:type="gramStart"/>
+      <w:r>
+        <w:t>parameters(</w:t>
+      </w:r>
+      <w:proofErr w:type="gramEnd"/>
+      <w:r>
+        <w:t>[</w:t>
+      </w:r>
+    </w:p>
+    <w:p>
+      <w:pPr>
+        <w:pStyle w:val="ListParagraph"/>
+        <w:ind w:left="360"/>
+      </w:pPr>
+      <w:r>
+        <w:t xml:space="preserve">            </w:t>
+      </w:r>
+      <w:proofErr w:type="gramStart"/>
+      <w:r>
+        <w:t>string(</w:t>
+      </w:r>
+      <w:proofErr w:type="gramEnd"/>
+    </w:p>
+    <w:p>
+      <w:pPr>
+        <w:pStyle w:val="ListParagraph"/>
+        <w:ind w:left="360"/>
+      </w:pPr>
+      <w:r>
+        <w:t xml:space="preserve">                name: '</w:t>
+      </w:r>
+      <w:proofErr w:type="spellStart"/>
+      <w:r>
+        <w:t>SourceDir</w:t>
+      </w:r>
+      <w:proofErr w:type="spellEnd"/>
+      <w:r>
+        <w:t xml:space="preserve">',  </w:t>
+      </w:r>
+    </w:p>
+    <w:p>
+      <w:pPr>
+        <w:pStyle w:val="ListParagraph"/>
+        <w:ind w:left="360"/>
+      </w:pPr>
+      <w:r>
+        <w:t xml:space="preserve">                </w:t>
+      </w:r>
+      <w:proofErr w:type="spellStart"/>
+      <w:r>
+        <w:t>defaultValue</w:t>
+      </w:r>
+      <w:proofErr w:type="spellEnd"/>
+      <w:r>
+        <w:t xml:space="preserve">: 'C:/Users/uih54899/Desktop/New folder/test_1',  </w:t>
+      </w:r>
+    </w:p>
+    <w:p>
+      <w:pPr>
+        <w:pStyle w:val="ListParagraph"/>
+        <w:ind w:left="360"/>
+      </w:pPr>
+      <w:r>
+        <w:t xml:space="preserve">                description: 'source', </w:t>
+      </w:r>
+    </w:p>
+    <w:p>
+      <w:pPr>
+        <w:pStyle w:val="ListParagraph"/>
+        <w:ind w:left="360"/>
+      </w:pPr>
+      <w:r>
+        <w:t xml:space="preserve">                trim: true  </w:t>
+      </w:r>
+    </w:p>
+    <w:p>
+      <w:pPr>
+        <w:pStyle w:val="ListParagraph"/>
+        <w:ind w:left="360"/>
+      </w:pPr>
+      <w:r>
+        <w:t xml:space="preserve">            ),</w:t>
+      </w:r>
+    </w:p>
+    <w:p>
+      <w:pPr>
+        <w:pStyle w:val="ListParagraph"/>
+        <w:ind w:left="360"/>
+      </w:pPr>
+      <w:r>
+        <w:t xml:space="preserve">            </w:t>
+      </w:r>
+      <w:proofErr w:type="gramStart"/>
+      <w:r>
+        <w:t>string(</w:t>
+      </w:r>
+      <w:proofErr w:type="gramEnd"/>
+    </w:p>
+    <w:p>
+      <w:pPr>
+        <w:pStyle w:val="ListParagraph"/>
+        <w:ind w:left="360"/>
+      </w:pPr>
+      <w:r>
+        <w:t xml:space="preserve">                name: '</w:t>
+      </w:r>
+      <w:proofErr w:type="spellStart"/>
+      <w:r>
+        <w:t>TargetDir</w:t>
+      </w:r>
+      <w:proofErr w:type="spellEnd"/>
+      <w:r>
+        <w:t>',</w:t>
+      </w:r>
+    </w:p>
+    <w:p>
+      <w:pPr>
+        <w:pStyle w:val="ListParagraph"/>
+        <w:ind w:left="360"/>
+      </w:pPr>
+      <w:r>
+        <w:t xml:space="preserve">                </w:t>
+      </w:r>
+      <w:proofErr w:type="spellStart"/>
+      <w:r>
+        <w:t>defaultValue</w:t>
+      </w:r>
+      <w:proofErr w:type="spellEnd"/>
+      <w:r>
+        <w:t>: 'C:/Users/uih54899/Desktop/New folder/test_2/</w:t>
+      </w:r>
+      <w:proofErr w:type="spellStart"/>
+      <w:r>
+        <w:t>new_files</w:t>
+      </w:r>
+      <w:proofErr w:type="spellEnd"/>
+      <w:r>
+        <w:t>',</w:t>
+      </w:r>
+    </w:p>
+    <w:p>
+      <w:pPr>
+        <w:pStyle w:val="ListParagraph"/>
+        <w:ind w:left="360"/>
+      </w:pPr>
+      <w:r>
+        <w:t xml:space="preserve">                description: 'target',</w:t>
+      </w:r>
+    </w:p>
+    <w:p>
+      <w:pPr>
+        <w:pStyle w:val="ListParagraph"/>
+        <w:ind w:left="360"/>
+      </w:pPr>
+      <w:r>
+        <w:t xml:space="preserve">                trim: true</w:t>
+      </w:r>
+    </w:p>
+    <w:p>
+      <w:pPr>
+        <w:pStyle w:val="ListParagraph"/>
+        <w:ind w:left="360"/>
+      </w:pPr>
+      <w:r>
+        <w:t xml:space="preserve">            )</w:t>
+      </w:r>
+    </w:p>
+    <w:p>
+      <w:pPr>
+        <w:pStyle w:val="ListParagraph"/>
+        <w:ind w:left="360"/>
+      </w:pPr>
+      <w:r>
+        <w:t xml:space="preserve">        ])</w:t>
+      </w:r>
+    </w:p>
+    <w:p>
+      <w:pPr>
+        <w:pStyle w:val="ListParagraph"/>
+        <w:ind w:left="360"/>
+      </w:pPr>
+      <w:r>
+        <w:t xml:space="preserve">    ])</w:t>
+      </w:r>
+    </w:p>
+    <w:p>
+      <w:pPr>
+        <w:pStyle w:val="ListParagraph"/>
+        <w:ind w:left="360"/>
+      </w:pPr>
+    </w:p>
+    <w:p>
+      <w:pPr>
+        <w:pStyle w:val="ListParagraph"/>
+        <w:ind w:left="360"/>
+      </w:pPr>
+      <w:r>
+        <w:t xml:space="preserve">    timestamps {</w:t>
+      </w:r>
+    </w:p>
+    <w:p>
+      <w:pPr>
+        <w:pStyle w:val="ListParagraph"/>
+        <w:ind w:left="360"/>
+        <w:rPr>
+          <w:rFonts w:hint="eastAsia"/>
+          <w:highlight w:val="green"/>
+        </w:rPr>
+      </w:pPr>
+      <w:r>
+        <w:rPr>
+          <w:rFonts w:hint="eastAsia"/>
+        </w:rPr>
+        <w:t xml:space="preserve">        </w:t>
+      </w:r>
+      <w:r>
+        <w:rPr>
+          <w:rFonts w:hint="eastAsia"/>
+          <w:highlight w:val="green"/>
+        </w:rPr>
+        <w:t xml:space="preserve">// --- </w:t>
+      </w:r>
+      <w:r>
+        <w:rPr>
+          <w:rFonts w:hint="eastAsia"/>
+          <w:highlight w:val="green"/>
+        </w:rPr>
+        <w:t>新增：从</w:t>
+      </w:r>
+      <w:r>
+        <w:rPr>
+          <w:rFonts w:hint="eastAsia"/>
+          <w:highlight w:val="green"/>
+        </w:rPr>
+        <w:t xml:space="preserve"> GitHub </w:t>
+      </w:r>
+      <w:r>
+        <w:rPr>
+          <w:rFonts w:hint="eastAsia"/>
+          <w:highlight w:val="green"/>
+        </w:rPr>
+        <w:t>拉取代码阶段</w:t>
+      </w:r>
+      <w:r>
+        <w:rPr>
+          <w:rFonts w:hint="eastAsia"/>
+          <w:highlight w:val="green"/>
+        </w:rPr>
+        <w:t xml:space="preserve"> ---</w:t>
+      </w:r>
+    </w:p>
+    <w:p>
+      <w:pPr>
+        <w:pStyle w:val="ListParagraph"/>
+        <w:ind w:left="360"/>
+        <w:rPr>
+          <w:highlight w:val="green"/>
+        </w:rPr>
+      </w:pPr>
+      <w:r>
+        <w:rPr>
+          <w:highlight w:val="green"/>
+        </w:rPr>
+        <w:t xml:space="preserve">        stage('Checkout</w:t>
+      </w:r>
+      <w:proofErr w:type="gramStart"/>
+      <w:r>
+        <w:rPr>
+          <w:highlight w:val="green"/>
+        </w:rPr>
+        <w:t>') {</w:t>
+      </w:r>
+      <w:proofErr w:type="gramEnd"/>
+    </w:p>
+    <w:p>
+      <w:pPr>
+        <w:pStyle w:val="ListParagraph"/>
+        <w:ind w:left="360"/>
+        <w:rPr>
+          <w:highlight w:val="green"/>
+        </w:rPr>
+      </w:pPr>
+      <w:r>
+        <w:rPr>
+          <w:highlight w:val="green"/>
+        </w:rPr>
+        <w:lastRenderedPageBreak/>
+        <w:t xml:space="preserve">            </w:t>
+      </w:r>
+      <w:proofErr w:type="gramStart"/>
+      <w:r>
+        <w:rPr>
+          <w:highlight w:val="green"/>
+        </w:rPr>
+        <w:t>checkout(</w:t>
+      </w:r>
+      <w:proofErr w:type="gramEnd"/>
+      <w:r>
+        <w:rPr>
+          <w:highlight w:val="green"/>
+        </w:rPr>
+        <w:t>[$class: '</w:t>
+      </w:r>
+      <w:proofErr w:type="spellStart"/>
+      <w:r>
+        <w:rPr>
+          <w:highlight w:val="green"/>
+        </w:rPr>
+        <w:t>GitSCM</w:t>
+      </w:r>
+      <w:proofErr w:type="spellEnd"/>
+      <w:r>
+        <w:rPr>
+          <w:highlight w:val="green"/>
+        </w:rPr>
+        <w:t xml:space="preserve">', </w:t>
+      </w:r>
+    </w:p>
+    <w:p>
+      <w:pPr>
+        <w:pStyle w:val="ListParagraph"/>
+        <w:ind w:left="360"/>
+        <w:rPr>
+          <w:highlight w:val="green"/>
+        </w:rPr>
+      </w:pPr>
+      <w:r>
+        <w:rPr>
+          <w:highlight w:val="green"/>
+        </w:rPr>
+        <w:t xml:space="preserve">                </w:t>
+      </w:r>
+      <w:proofErr w:type="gramStart"/>
+      <w:r>
+        <w:rPr>
+          <w:highlight w:val="green"/>
+        </w:rPr>
+        <w:t>branches: [</w:t>
+      </w:r>
+      <w:proofErr w:type="gramEnd"/>
+      <w:r>
+        <w:rPr>
+          <w:highlight w:val="green"/>
+        </w:rPr>
+        <w:t xml:space="preserve">[name: '*/main']], </w:t>
+      </w:r>
+    </w:p>
+    <w:p>
+      <w:pPr>
+        <w:pStyle w:val="ListParagraph"/>
+        <w:ind w:left="360"/>
+        <w:rPr>
+          <w:highlight w:val="green"/>
+        </w:rPr>
+      </w:pPr>
+      <w:r>
+        <w:rPr>
+          <w:highlight w:val="green"/>
+        </w:rPr>
+        <w:t xml:space="preserve">                </w:t>
+      </w:r>
+      <w:proofErr w:type="spellStart"/>
+      <w:r>
+        <w:rPr>
+          <w:highlight w:val="green"/>
+        </w:rPr>
+        <w:t>userRemoteConfigs</w:t>
+      </w:r>
+      <w:proofErr w:type="spellEnd"/>
+      <w:r>
+        <w:rPr>
+          <w:highlight w:val="green"/>
+        </w:rPr>
+        <w:t>: [[</w:t>
+      </w:r>
+    </w:p>
+    <w:p>
+      <w:pPr>
+        <w:pStyle w:val="ListParagraph"/>
+        <w:ind w:left="360"/>
+        <w:rPr>
+          <w:highlight w:val="green"/>
+        </w:rPr>
+      </w:pPr>
+      <w:r>
+        <w:rPr>
+          <w:highlight w:val="green"/>
+        </w:rPr>
+        <w:t xml:space="preserve">                    </w:t>
+      </w:r>
+      <w:proofErr w:type="spellStart"/>
+      <w:r>
+        <w:rPr>
+          <w:highlight w:val="green"/>
+        </w:rPr>
+        <w:t>credentialsId</w:t>
+      </w:r>
+      <w:proofErr w:type="spellEnd"/>
+      <w:r>
+        <w:rPr>
+          <w:highlight w:val="green"/>
+        </w:rPr>
+        <w:t>: '</w:t>
+      </w:r>
+      <w:proofErr w:type="spellStart"/>
+      <w:r>
+        <w:rPr>
+          <w:highlight w:val="green"/>
+        </w:rPr>
+        <w:t>wuhagy</w:t>
+      </w:r>
+      <w:proofErr w:type="spellEnd"/>
+      <w:r>
+        <w:rPr>
+          <w:highlight w:val="green"/>
+        </w:rPr>
+        <w:t xml:space="preserve">-token', </w:t>
+      </w:r>
+    </w:p>
+    <w:p>
+      <w:pPr>
+        <w:pStyle w:val="ListParagraph"/>
+        <w:ind w:left="360"/>
+        <w:rPr>
+          <w:highlight w:val="green"/>
+        </w:rPr>
+      </w:pPr>
+      <w:r>
+        <w:rPr>
+          <w:highlight w:val="green"/>
+        </w:rPr>
+        <w:t xml:space="preserve">                    url: 'https://github.com/</w:t>
+      </w:r>
+      <w:proofErr w:type="spellStart"/>
+      <w:r>
+        <w:rPr>
+          <w:highlight w:val="green"/>
+        </w:rPr>
+        <w:t>wuhangy</w:t>
+      </w:r>
+      <w:proofErr w:type="spellEnd"/>
+      <w:r>
+        <w:rPr>
+          <w:highlight w:val="green"/>
+        </w:rPr>
+        <w:t>/study-</w:t>
+      </w:r>
+      <w:proofErr w:type="spellStart"/>
+      <w:r>
+        <w:rPr>
+          <w:highlight w:val="green"/>
+        </w:rPr>
+        <w:t>devops</w:t>
+      </w:r>
+      <w:proofErr w:type="spellEnd"/>
+      <w:r>
+        <w:rPr>
+          <w:highlight w:val="green"/>
+        </w:rPr>
+        <w:t>-</w:t>
+      </w:r>
+      <w:proofErr w:type="spellStart"/>
+      <w:r>
+        <w:rPr>
+          <w:highlight w:val="green"/>
+        </w:rPr>
+        <w:t>repo.git</w:t>
+      </w:r>
+      <w:proofErr w:type="spellEnd"/>
+      <w:r>
+        <w:rPr>
+          <w:highlight w:val="green"/>
+        </w:rPr>
+        <w:t>'</w:t>
+      </w:r>
+    </w:p>
+    <w:p>
+      <w:pPr>
+        <w:pStyle w:val="ListParagraph"/>
+        <w:ind w:left="360"/>
+        <w:rPr>
+          <w:highlight w:val="green"/>
+        </w:rPr>
+      </w:pPr>
+      <w:r>
+        <w:rPr>
+          <w:highlight w:val="green"/>
+        </w:rPr>
+        <w:t xml:space="preserve">                ]]</w:t>
+      </w:r>
+    </w:p>
+    <w:p>
+      <w:pPr>
+        <w:pStyle w:val="ListParagraph"/>
+        <w:ind w:left="360"/>
+        <w:rPr>
+          <w:highlight w:val="green"/>
+        </w:rPr>
+      </w:pPr>
+      <w:r>
+        <w:rPr>
+          <w:highlight w:val="green"/>
+        </w:rPr>
+        <w:t xml:space="preserve">            ])</w:t>
+      </w:r>
+    </w:p>
+    <w:p>
+      <w:pPr>
+        <w:pStyle w:val="ListParagraph"/>
+        <w:ind w:left="360"/>
+      </w:pPr>
+      <w:r>
+        <w:rPr>
+          <w:highlight w:val="green"/>
+        </w:rPr>
+        <w:t xml:space="preserve">        }</w:t>
+      </w:r>
+    </w:p>
+    <w:p>
+      <w:pPr>
+        <w:pStyle w:val="ListParagraph"/>
+        <w:ind w:left="360"/>
+      </w:pPr>
+    </w:p>
+    <w:p>
+      <w:pPr>
+        <w:pStyle w:val="ListParagraph"/>
+        <w:ind w:left="360"/>
+      </w:pPr>
+      <w:r>
+        <w:t xml:space="preserve">        stage("Init</w:t>
+      </w:r>
+      <w:proofErr w:type="gramStart"/>
+      <w:r>
+        <w:t>"){</w:t>
+      </w:r>
+      <w:proofErr w:type="gramEnd"/>
+    </w:p>
+    <w:p>
+      <w:pPr>
+        <w:pStyle w:val="ListParagraph"/>
+        <w:ind w:left="360"/>
+      </w:pPr>
+      <w:r>
+        <w:t xml:space="preserve">            </w:t>
+      </w:r>
+      <w:proofErr w:type="spellStart"/>
+      <w:proofErr w:type="gramStart"/>
+      <w:r>
+        <w:t>manager.addShortText</w:t>
+      </w:r>
+      <w:proofErr w:type="spellEnd"/>
+      <w:proofErr w:type="gramEnd"/>
+      <w:r>
+        <w:t>("node: ${</w:t>
+      </w:r>
+      <w:proofErr w:type="spellStart"/>
+      <w:r>
+        <w:t>env.NODE_</w:t>
+      </w:r>
+      <w:proofErr w:type="gramStart"/>
+      <w:r>
+        <w:t>NAME</w:t>
+      </w:r>
+      <w:proofErr w:type="spellEnd"/>
+      <w:r>
+        <w:t>}"</w:t>
+      </w:r>
+      <w:proofErr w:type="gramEnd"/>
+      <w:r>
+        <w:t>,"black", "lightgreen","0px", "white")</w:t>
+      </w:r>
+    </w:p>
+    <w:p>
+      <w:pPr>
+        <w:pStyle w:val="ListParagraph"/>
+        <w:ind w:left="360"/>
+      </w:pPr>
+      <w:r>
+        <w:t xml:space="preserve">            </w:t>
+      </w:r>
+      <w:proofErr w:type="spellStart"/>
+      <w:proofErr w:type="gramStart"/>
+      <w:r>
+        <w:t>manager.addShortText</w:t>
+      </w:r>
+      <w:proofErr w:type="spellEnd"/>
+      <w:proofErr w:type="gramEnd"/>
+      <w:r>
+        <w:t>("workspace: ${</w:t>
+      </w:r>
+      <w:proofErr w:type="spellStart"/>
+      <w:r>
+        <w:t>env.WORKSPACE</w:t>
+      </w:r>
+      <w:proofErr w:type="spellEnd"/>
+      <w:r>
+        <w:t>}","black", "lightgreen","0px", "white")</w:t>
+      </w:r>
+    </w:p>
+    <w:p>
+      <w:pPr>
+        <w:pStyle w:val="ListParagraph"/>
+        <w:ind w:left="360"/>
+      </w:pPr>
+      <w:r>
+        <w:t xml:space="preserve">            </w:t>
+      </w:r>
+      <w:proofErr w:type="spellStart"/>
+      <w:proofErr w:type="gramStart"/>
+      <w:r>
+        <w:t>manager.addShortText</w:t>
+      </w:r>
+      <w:proofErr w:type="spellEnd"/>
+      <w:proofErr w:type="gramEnd"/>
+      <w:r>
+        <w:t>("source: ${</w:t>
+      </w:r>
+      <w:proofErr w:type="spellStart"/>
+      <w:r>
+        <w:t>SourceDir</w:t>
+      </w:r>
+      <w:proofErr w:type="spellEnd"/>
+      <w:r>
+        <w:t>}","black", "lightgreen","0px", "white")</w:t>
+      </w:r>
+    </w:p>
+    <w:p>
+      <w:pPr>
+        <w:pStyle w:val="ListParagraph"/>
+        <w:ind w:left="360"/>
+      </w:pPr>
+      <w:r>
+        <w:t xml:space="preserve">            </w:t>
+      </w:r>
+      <w:proofErr w:type="spellStart"/>
+      <w:proofErr w:type="gramStart"/>
+      <w:r>
+        <w:t>manager.addShortText</w:t>
+      </w:r>
+      <w:proofErr w:type="spellEnd"/>
+      <w:proofErr w:type="gramEnd"/>
+      <w:r>
+        <w:t>("target: ${</w:t>
+      </w:r>
+      <w:proofErr w:type="spellStart"/>
+      <w:r>
+        <w:t>TargetDir</w:t>
+      </w:r>
+      <w:proofErr w:type="spellEnd"/>
+      <w:r>
+        <w:t>}","black", "lightgreen","0px", "white")</w:t>
+      </w:r>
+    </w:p>
+    <w:p>
+      <w:pPr>
+        <w:pStyle w:val="ListParagraph"/>
+        <w:ind w:left="360"/>
+      </w:pPr>
+      <w:r>
+        <w:t xml:space="preserve">        }</w:t>
+      </w:r>
+    </w:p>
+    <w:p>
+      <w:pPr>
+        <w:pStyle w:val="ListParagraph"/>
+        <w:ind w:left="360"/>
+      </w:pPr>
+    </w:p>
+    <w:p>
+      <w:pPr>
+        <w:pStyle w:val="ListParagraph"/>
+        <w:ind w:left="360"/>
+      </w:pPr>
+      <w:r>
+        <w:t xml:space="preserve">        stage('move-files'</w:t>
+      </w:r>
+      <w:proofErr w:type="gramStart"/>
+      <w:r>
+        <w:t>) {</w:t>
+      </w:r>
+      <w:proofErr w:type="gramEnd"/>
+    </w:p>
+    <w:p>
+      <w:pPr>
+        <w:pStyle w:val="ListParagraph"/>
+        <w:ind w:left="360"/>
+      </w:pPr>
+      <w:r>
+        <w:t xml:space="preserve">            def </w:t>
+      </w:r>
+      <w:proofErr w:type="spellStart"/>
+      <w:r>
+        <w:t>sourceDir</w:t>
+      </w:r>
+      <w:proofErr w:type="spellEnd"/>
+      <w:r>
+        <w:t xml:space="preserve"> = </w:t>
+      </w:r>
+      <w:proofErr w:type="spellStart"/>
+      <w:proofErr w:type="gramStart"/>
+      <w:r>
+        <w:t>params.SourceDir</w:t>
+      </w:r>
+      <w:proofErr w:type="spellEnd"/>
+      <w:proofErr w:type="gramEnd"/>
+    </w:p>
+    <w:p>
+      <w:pPr>
+        <w:pStyle w:val="ListParagraph"/>
+        <w:ind w:left="360"/>
+      </w:pPr>
+      <w:r>
+        <w:t xml:space="preserve">            def </w:t>
+      </w:r>
+      <w:proofErr w:type="spellStart"/>
+      <w:r>
+        <w:t>targetDir</w:t>
+      </w:r>
+      <w:proofErr w:type="spellEnd"/>
+      <w:r>
+        <w:t xml:space="preserve"> = </w:t>
+      </w:r>
+      <w:proofErr w:type="spellStart"/>
+      <w:proofErr w:type="gramStart"/>
+      <w:r>
+        <w:t>params.TargetDir</w:t>
+      </w:r>
+      <w:proofErr w:type="spellEnd"/>
+      <w:proofErr w:type="gramEnd"/>
+    </w:p>
+    <w:p>
+      <w:pPr>
+        <w:pStyle w:val="ListParagraph"/>
+        <w:ind w:left="360"/>
+      </w:pPr>
+    </w:p>
+    <w:p>
+      <w:pPr>
+        <w:pStyle w:val="ListParagraph"/>
+        <w:ind w:left="360"/>
+      </w:pPr>
+      <w:r>
+        <w:t xml:space="preserve">            </w:t>
+      </w:r>
+      <w:proofErr w:type="spellStart"/>
+      <w:proofErr w:type="gramStart"/>
+      <w:r>
+        <w:t>sh</w:t>
+      </w:r>
+      <w:proofErr w:type="spellEnd"/>
+      <w:r>
+        <w:t xml:space="preserve"> ""</w:t>
+      </w:r>
+      <w:proofErr w:type="gramEnd"/>
+      <w:r>
+        <w:t>"</w:t>
+      </w:r>
+    </w:p>
+    <w:p>
+      <w:pPr>
+        <w:pStyle w:val="ListParagraph"/>
+        <w:ind w:left="360"/>
+      </w:pPr>
+      <w:r>
+        <w:t xml:space="preserve">                </w:t>
+      </w:r>
+      <w:proofErr w:type="gramStart"/>
+      <w:r>
+        <w:t>#!/</w:t>
+      </w:r>
+      <w:proofErr w:type="gramEnd"/>
+      <w:r>
+        <w:t>bin/bash</w:t>
+      </w:r>
+    </w:p>
+    <w:p>
+      <w:pPr>
+        <w:pStyle w:val="ListParagraph"/>
+        <w:ind w:left="360"/>
+        <w:rPr>
+          <w:rFonts w:hint="eastAsia"/>
+        </w:rPr>
+      </w:pPr>
+      <w:r>
+        <w:rPr>
+          <w:rFonts w:hint="eastAsia"/>
+        </w:rPr>
+        <w:t xml:space="preserve">                # </w:t>
+      </w:r>
+      <w:r>
+        <w:rPr>
+          <w:rFonts w:hint="eastAsia"/>
+        </w:rPr>
+        <w:t>如果目标目录不存在，先创建</w:t>
+      </w:r>
+      <w:r>
+        <w:rPr>
+          <w:rFonts w:hint="eastAsia"/>
+        </w:rPr>
+        <w:t xml:space="preserve"> </w:t>
+      </w:r>
+    </w:p>
+    <w:p>
+      <w:pPr>
+        <w:pStyle w:val="ListParagraph"/>
+        <w:ind w:left="360"/>
+      </w:pPr>
+      <w:r>
+        <w:t xml:space="preserve">                if </w:t>
+      </w:r>
+      <w:proofErr w:type="gramStart"/>
+      <w:r>
+        <w:t>[ !</w:t>
+      </w:r>
+      <w:proofErr w:type="gramEnd"/>
+      <w:r>
+        <w:t xml:space="preserve"> -d "${</w:t>
+      </w:r>
+      <w:proofErr w:type="spellStart"/>
+      <w:r>
+        <w:t>targetDir</w:t>
+      </w:r>
+      <w:proofErr w:type="spellEnd"/>
+      <w:r>
+        <w:t>}" ]; then</w:t>
+      </w:r>
+    </w:p>
+    <w:p>
+      <w:pPr>
+        <w:pStyle w:val="ListParagraph"/>
+        <w:ind w:left="360"/>
+      </w:pPr>
+      <w:r>
+        <w:t xml:space="preserve">                    </w:t>
+      </w:r>
+      <w:proofErr w:type="spellStart"/>
+      <w:r>
+        <w:t>mkdir</w:t>
+      </w:r>
+      <w:proofErr w:type="spellEnd"/>
+      <w:r>
+        <w:t xml:space="preserve"> -p "${</w:t>
+      </w:r>
+      <w:proofErr w:type="spellStart"/>
+      <w:r>
+        <w:t>targetDir</w:t>
+      </w:r>
+      <w:proofErr w:type="spellEnd"/>
+      <w:r>
+        <w:t>}"</w:t>
+      </w:r>
+    </w:p>
+    <w:p>
+      <w:pPr>
+        <w:pStyle w:val="ListParagraph"/>
+        <w:ind w:left="360"/>
+      </w:pPr>
+      <w:r>
+        <w:t xml:space="preserve">                fi</w:t>
+      </w:r>
+    </w:p>
+    <w:p>
+      <w:pPr>
+        <w:pStyle w:val="ListParagraph"/>
+        <w:ind w:left="360"/>
+      </w:pPr>
+      <w:r>
+        <w:t xml:space="preserve">                </w:t>
+      </w:r>
+    </w:p>
+    <w:p>
+      <w:pPr>
+        <w:pStyle w:val="ListParagraph"/>
+        <w:ind w:left="360"/>
+        <w:rPr>
+          <w:rFonts w:hint="eastAsia"/>
+        </w:rPr>
+      </w:pPr>
+      <w:r>
+        <w:rPr>
+          <w:rFonts w:hint="eastAsia"/>
+        </w:rPr>
+        <w:t xml:space="preserve">                # </w:t>
+      </w:r>
+      <w:r>
+        <w:rPr>
+          <w:rFonts w:hint="eastAsia"/>
+        </w:rPr>
+        <w:t>拷贝源目录的</w:t>
+      </w:r>
+      <w:r>
+        <w:rPr>
+          <w:rFonts w:hint="eastAsia"/>
+        </w:rPr>
+        <w:t xml:space="preserve"> </w:t>
+      </w:r>
+      <w:proofErr w:type="spellStart"/>
+      <w:r>
+        <w:rPr>
+          <w:rFonts w:hint="eastAsia"/>
+        </w:rPr>
+        <w:t>py</w:t>
+      </w:r>
+      <w:proofErr w:type="spellEnd"/>
+      <w:r>
+        <w:rPr>
+          <w:rFonts w:hint="eastAsia"/>
+        </w:rPr>
+        <w:t xml:space="preserve"> </w:t>
+      </w:r>
+      <w:r>
+        <w:rPr>
+          <w:rFonts w:hint="eastAsia"/>
+        </w:rPr>
+        <w:t>文件到目标目录</w:t>
+      </w:r>
+    </w:p>
+    <w:p>
+      <w:pPr>
+        <w:pStyle w:val="ListParagraph"/>
+        <w:ind w:left="360"/>
+        <w:rPr>
+          <w:rFonts w:hint="eastAsia"/>
+        </w:rPr>
+      </w:pPr>
+      <w:r>
+        <w:rPr>
+          <w:rFonts w:hint="eastAsia"/>
+        </w:rPr>
+        <w:t xml:space="preserve">                # </w:t>
+      </w:r>
+      <w:r>
+        <w:rPr>
+          <w:rFonts w:hint="eastAsia"/>
+        </w:rPr>
+        <w:t>注意：这里是从你本地指定的</w:t>
+      </w:r>
+      <w:r>
+        <w:rPr>
+          <w:rFonts w:hint="eastAsia"/>
+        </w:rPr>
+        <w:t xml:space="preserve"> </w:t>
+      </w:r>
+      <w:proofErr w:type="spellStart"/>
+      <w:r>
+        <w:rPr>
+          <w:rFonts w:hint="eastAsia"/>
+        </w:rPr>
+        <w:t>SourceDir</w:t>
+      </w:r>
+      <w:proofErr w:type="spellEnd"/>
+      <w:r>
+        <w:rPr>
+          <w:rFonts w:hint="eastAsia"/>
+        </w:rPr>
+        <w:t xml:space="preserve"> </w:t>
+      </w:r>
+      <w:r>
+        <w:rPr>
+          <w:rFonts w:hint="eastAsia"/>
+        </w:rPr>
+        <w:t>拷贝，而不是从刚下载的</w:t>
+      </w:r>
+      <w:r>
+        <w:rPr>
+          <w:rFonts w:hint="eastAsia"/>
+        </w:rPr>
+        <w:t xml:space="preserve"> GitHub </w:t>
+      </w:r>
+      <w:r>
+        <w:rPr>
+          <w:rFonts w:hint="eastAsia"/>
+        </w:rPr>
+        <w:t>代码库拷贝</w:t>
+      </w:r>
+    </w:p>
+    <w:p>
+      <w:pPr>
+        <w:pStyle w:val="ListParagraph"/>
+        <w:ind w:left="360"/>
+      </w:pPr>
+      <w:r>
+        <w:t xml:space="preserve">                cp -f "${</w:t>
+      </w:r>
+      <w:proofErr w:type="spellStart"/>
+      <w:r>
+        <w:t>sourceDir</w:t>
+      </w:r>
+      <w:proofErr w:type="spellEnd"/>
+      <w:r>
+        <w:t>}"/*.</w:t>
+      </w:r>
+      <w:proofErr w:type="spellStart"/>
+      <w:r>
+        <w:t>py</w:t>
+      </w:r>
+      <w:proofErr w:type="spellEnd"/>
+      <w:r>
+        <w:t xml:space="preserve"> "${</w:t>
+      </w:r>
+      <w:proofErr w:type="spellStart"/>
+      <w:r>
+        <w:t>targetDir</w:t>
+      </w:r>
+      <w:proofErr w:type="spellEnd"/>
+      <w:r>
+        <w:t>}/"</w:t>
+      </w:r>
+    </w:p>
+    <w:p>
+      <w:pPr>
+        <w:pStyle w:val="ListParagraph"/>
+        <w:ind w:left="360"/>
+      </w:pPr>
+    </w:p>
+    <w:p>
+      <w:pPr>
+        <w:pStyle w:val="ListParagraph"/>
+        <w:ind w:left="360"/>
+        <w:rPr>
+          <w:rFonts w:hint="eastAsia"/>
+        </w:rPr>
+      </w:pPr>
+      <w:r>
+        <w:rPr>
+          <w:rFonts w:hint="eastAsia"/>
+        </w:rPr>
+        <w:t xml:space="preserve">                # </w:t>
+      </w:r>
+      <w:r>
+        <w:rPr>
+          <w:rFonts w:hint="eastAsia"/>
+        </w:rPr>
+        <w:t>拷贝</w:t>
+      </w:r>
+      <w:r>
+        <w:rPr>
+          <w:rFonts w:hint="eastAsia"/>
+        </w:rPr>
+        <w:t xml:space="preserve"> </w:t>
+      </w:r>
+      <w:proofErr w:type="spellStart"/>
+      <w:r>
+        <w:rPr>
+          <w:rFonts w:hint="eastAsia"/>
+        </w:rPr>
+        <w:t>app_template</w:t>
+      </w:r>
+      <w:proofErr w:type="spellEnd"/>
+      <w:r>
+        <w:rPr>
+          <w:rFonts w:hint="eastAsia"/>
+        </w:rPr>
+        <w:t xml:space="preserve"> </w:t>
+      </w:r>
+      <w:r>
+        <w:rPr>
+          <w:rFonts w:hint="eastAsia"/>
+        </w:rPr>
+        <w:t>文件夹到目标目录</w:t>
+      </w:r>
+    </w:p>
+    <w:p>
+      <w:pPr>
+        <w:pStyle w:val="ListParagraph"/>
+        <w:ind w:left="360"/>
+      </w:pPr>
+      <w:r>
+        <w:t xml:space="preserve">                cp -rf "${</w:t>
+      </w:r>
+      <w:proofErr w:type="spellStart"/>
+      <w:r>
+        <w:t>sourceDir</w:t>
+      </w:r>
+      <w:proofErr w:type="spellEnd"/>
+      <w:r>
+        <w:t>}/</w:t>
+      </w:r>
+      <w:proofErr w:type="spellStart"/>
+      <w:r>
+        <w:t>app_template</w:t>
+      </w:r>
+      <w:proofErr w:type="spellEnd"/>
+      <w:r>
+        <w:t>" "${</w:t>
+      </w:r>
+      <w:proofErr w:type="spellStart"/>
+      <w:r>
+        <w:t>targetDir</w:t>
+      </w:r>
+      <w:proofErr w:type="spellEnd"/>
+      <w:r>
+        <w:t>}/"</w:t>
+      </w:r>
+    </w:p>
+    <w:p>
+      <w:pPr>
+        <w:pStyle w:val="ListParagraph"/>
+        <w:ind w:left="360"/>
+      </w:pPr>
+      <w:r>
+        <w:t xml:space="preserve">            """</w:t>
+      </w:r>
+    </w:p>
+    <w:p>
+      <w:pPr>
+        <w:pStyle w:val="ListParagraph"/>
+        <w:ind w:left="360"/>
+      </w:pPr>
+      <w:r>
+        <w:lastRenderedPageBreak/>
+        <w:t xml:space="preserve">        }</w:t>
+      </w:r>
+    </w:p>
+    <w:p>
+      <w:pPr>
+        <w:pStyle w:val="ListParagraph"/>
+        <w:ind w:left="360"/>
+      </w:pPr>
+      <w:r>
+        <w:t xml:space="preserve">    }</w:t>
+      </w:r>
+    </w:p>
+    <w:p>
+      <w:pPr>
+        <w:pStyle w:val="ListParagraph"/>
+        <w:ind w:left="360"/>
+        <w:rPr>
+          <w:rFonts w:hint="eastAsia"/>
+        </w:rPr>
+      </w:pPr>
+      <w:r>
+        <w:t>}</w:t>
+      </w:r>
+    </w:p>
     <w:sectPr>
-      <w:footerReference w:type="even" r:id="rId9"/>
-      <w:footerReference w:type="default" r:id="rId10"/>
-      <w:footerReference w:type="first" r:id="rId11"/>
+      <w:footerReference w:type="even" r:id="rId20"/>
+      <w:footerReference w:type="default" r:id="rId21"/>
+      <w:footerReference w:type="first" r:id="rId22"/>
       <w:pgSz w:w="11906" w:h="16838"/>
       <w:pgMar w:top="1440" w:right="1440" w:bottom="1440" w:left="1440" w:header="720" w:footer="720" w:gutter="0"/>
       <w:cols w:space="720"/>
@@ -2787,6 +6849,3447 @@
     </w:p>
   </w:footnote>
 </w:footnotes>
+</file>
+
+<file path=word/numbering.xml><?xml version="1.0" encoding="utf-8"?>
+<w:numbering xmlns:wpc="http://schemas.microsoft.com/office/word/2010/wordprocessingCanvas" xmlns:cx="http://schemas.microsoft.com/office/drawing/2014/chartex" xmlns:cx1="http://schemas.microsoft.com/office/drawing/2015/9/8/chartex" xmlns:cx2="http://schemas.microsoft.com/office/drawing/2015/10/21/chartex" xmlns:cx3="http://schemas.microsoft.com/office/drawing/2016/5/9/chartex" xmlns:cx4="http://schemas.microsoft.com/office/drawing/2016/5/10/chartex" xmlns:cx5="http://schemas.microsoft.com/office/drawing/2016/5/11/chartex" xmlns:cx6="http://schemas.microsoft.com/office/drawing/2016/5/12/chartex" xmlns:cx7="http://schemas.microsoft.com/office/drawing/2016/5/13/chartex" xmlns:cx8="http://schemas.microsoft.com/office/drawing/2016/5/14/chartex" xmlns:mc="http://schemas.openxmlformats.org/markup-compatibility/2006" xmlns:aink="http://schemas.microsoft.com/office/drawing/2016/ink" xmlns:am3d="http://schemas.microsoft.com/office/drawing/2017/model3d" xmlns:o="urn:schemas-microsoft-com:office:office" xmlns:oel="http://schemas.microsoft.com/office/2019/extlst" xmlns:r="http://schemas.openxmlformats.org/officeDocument/2006/relationships" xmlns:m="http://schemas.openxmlformats.org/officeDocument/2006/math" xmlns:v="urn:schemas-microsoft-com:vml" xmlns:wp14="http://schemas.microsoft.com/office/word/2010/wordprocessingDrawing" xmlns:wp="http://schemas.openxmlformats.org/drawingml/2006/wordprocessingDrawing" xmlns:w10="urn:schemas-microsoft-com:office:word" xmlns:w="http://schemas.openxmlformats.org/wordprocessingml/2006/main" xmlns:w14="http://schemas.microsoft.com/office/word/2010/wordml" xmlns:w15="http://schemas.microsoft.com/office/word/2012/wordml" xmlns:w16cex="http://schemas.microsoft.com/office/word/2018/wordml/cex" xmlns:w16cid="http://schemas.microsoft.com/office/word/2016/wordml/cid" xmlns:w16="http://schemas.microsoft.com/office/word/2018/wordml" xmlns:w16du="http://schemas.microsoft.com/office/word/2023/wordml/word16du" xmlns:w16sdtdh="http://schemas.microsoft.com/office/word/2020/wordml/sdtdatahash" xmlns:w16sdtfl="http://schemas.microsoft.com/office/word/2024/wordml/sdtformatlock" xmlns:w16se="http://schemas.microsoft.com/office/word/2015/wordml/symex" xmlns:wpg="http://schemas.microsoft.com/office/word/2010/wordprocessingGroup" xmlns:wpi="http://schemas.microsoft.com/office/word/2010/wordprocessingInk" xmlns:wne="http://schemas.microsoft.com/office/word/2006/wordml" xmlns:wps="http://schemas.microsoft.com/office/word/2010/wordprocessingShape" mc:Ignorable="w14 w15 w16se w16cid w16 w16cex w16sdtdh w16sdtfl w16du wp14">
+  <w:abstractNum w:abstractNumId="0" w15:restartNumberingAfterBreak="0">
+    <w:nsid w:val="01A82EB2"/>
+    <w:multiLevelType w:val="multilevel"/>
+    <w:tmpl w:val="2A462FCE"/>
+    <w:lvl w:ilvl="0">
+      <w:start w:val="1"/>
+      <w:numFmt w:val="bullet"/>
+      <w:lvlText w:val=""/>
+      <w:lvlJc w:val="left"/>
+      <w:pPr>
+        <w:tabs>
+          <w:tab w:val="num" w:pos="720"/>
+        </w:tabs>
+        <w:ind w:left="720" w:hanging="360"/>
+      </w:pPr>
+      <w:rPr>
+        <w:rFonts w:ascii="Symbol" w:hAnsi="Symbol" w:hint="default"/>
+        <w:sz w:val="20"/>
+      </w:rPr>
+    </w:lvl>
+    <w:lvl w:ilvl="1" w:tentative="1">
+      <w:start w:val="1"/>
+      <w:numFmt w:val="bullet"/>
+      <w:lvlText w:val="o"/>
+      <w:lvlJc w:val="left"/>
+      <w:pPr>
+        <w:tabs>
+          <w:tab w:val="num" w:pos="1440"/>
+        </w:tabs>
+        <w:ind w:left="1440" w:hanging="360"/>
+      </w:pPr>
+      <w:rPr>
+        <w:rFonts w:ascii="Courier New" w:hAnsi="Courier New" w:hint="default"/>
+        <w:sz w:val="20"/>
+      </w:rPr>
+    </w:lvl>
+    <w:lvl w:ilvl="2" w:tentative="1">
+      <w:start w:val="1"/>
+      <w:numFmt w:val="bullet"/>
+      <w:lvlText w:val=""/>
+      <w:lvlJc w:val="left"/>
+      <w:pPr>
+        <w:tabs>
+          <w:tab w:val="num" w:pos="2160"/>
+        </w:tabs>
+        <w:ind w:left="2160" w:hanging="360"/>
+      </w:pPr>
+      <w:rPr>
+        <w:rFonts w:ascii="Wingdings" w:hAnsi="Wingdings" w:hint="default"/>
+        <w:sz w:val="20"/>
+      </w:rPr>
+    </w:lvl>
+    <w:lvl w:ilvl="3" w:tentative="1">
+      <w:start w:val="1"/>
+      <w:numFmt w:val="bullet"/>
+      <w:lvlText w:val=""/>
+      <w:lvlJc w:val="left"/>
+      <w:pPr>
+        <w:tabs>
+          <w:tab w:val="num" w:pos="2880"/>
+        </w:tabs>
+        <w:ind w:left="2880" w:hanging="360"/>
+      </w:pPr>
+      <w:rPr>
+        <w:rFonts w:ascii="Wingdings" w:hAnsi="Wingdings" w:hint="default"/>
+        <w:sz w:val="20"/>
+      </w:rPr>
+    </w:lvl>
+    <w:lvl w:ilvl="4" w:tentative="1">
+      <w:start w:val="1"/>
+      <w:numFmt w:val="bullet"/>
+      <w:lvlText w:val=""/>
+      <w:lvlJc w:val="left"/>
+      <w:pPr>
+        <w:tabs>
+          <w:tab w:val="num" w:pos="3600"/>
+        </w:tabs>
+        <w:ind w:left="3600" w:hanging="360"/>
+      </w:pPr>
+      <w:rPr>
+        <w:rFonts w:ascii="Wingdings" w:hAnsi="Wingdings" w:hint="default"/>
+        <w:sz w:val="20"/>
+      </w:rPr>
+    </w:lvl>
+    <w:lvl w:ilvl="5" w:tentative="1">
+      <w:start w:val="1"/>
+      <w:numFmt w:val="bullet"/>
+      <w:lvlText w:val=""/>
+      <w:lvlJc w:val="left"/>
+      <w:pPr>
+        <w:tabs>
+          <w:tab w:val="num" w:pos="4320"/>
+        </w:tabs>
+        <w:ind w:left="4320" w:hanging="360"/>
+      </w:pPr>
+      <w:rPr>
+        <w:rFonts w:ascii="Wingdings" w:hAnsi="Wingdings" w:hint="default"/>
+        <w:sz w:val="20"/>
+      </w:rPr>
+    </w:lvl>
+    <w:lvl w:ilvl="6" w:tentative="1">
+      <w:start w:val="1"/>
+      <w:numFmt w:val="bullet"/>
+      <w:lvlText w:val=""/>
+      <w:lvlJc w:val="left"/>
+      <w:pPr>
+        <w:tabs>
+          <w:tab w:val="num" w:pos="5040"/>
+        </w:tabs>
+        <w:ind w:left="5040" w:hanging="360"/>
+      </w:pPr>
+      <w:rPr>
+        <w:rFonts w:ascii="Wingdings" w:hAnsi="Wingdings" w:hint="default"/>
+        <w:sz w:val="20"/>
+      </w:rPr>
+    </w:lvl>
+    <w:lvl w:ilvl="7" w:tentative="1">
+      <w:start w:val="1"/>
+      <w:numFmt w:val="bullet"/>
+      <w:lvlText w:val=""/>
+      <w:lvlJc w:val="left"/>
+      <w:pPr>
+        <w:tabs>
+          <w:tab w:val="num" w:pos="5760"/>
+        </w:tabs>
+        <w:ind w:left="5760" w:hanging="360"/>
+      </w:pPr>
+      <w:rPr>
+        <w:rFonts w:ascii="Wingdings" w:hAnsi="Wingdings" w:hint="default"/>
+        <w:sz w:val="20"/>
+      </w:rPr>
+    </w:lvl>
+    <w:lvl w:ilvl="8" w:tentative="1">
+      <w:start w:val="1"/>
+      <w:numFmt w:val="bullet"/>
+      <w:lvlText w:val=""/>
+      <w:lvlJc w:val="left"/>
+      <w:pPr>
+        <w:tabs>
+          <w:tab w:val="num" w:pos="6480"/>
+        </w:tabs>
+        <w:ind w:left="6480" w:hanging="360"/>
+      </w:pPr>
+      <w:rPr>
+        <w:rFonts w:ascii="Wingdings" w:hAnsi="Wingdings" w:hint="default"/>
+        <w:sz w:val="20"/>
+      </w:rPr>
+    </w:lvl>
+  </w:abstractNum>
+  <w:abstractNum w:abstractNumId="1" w15:restartNumberingAfterBreak="0">
+    <w:nsid w:val="05A52E2F"/>
+    <w:multiLevelType w:val="multilevel"/>
+    <w:tmpl w:val="FB385500"/>
+    <w:lvl w:ilvl="0">
+      <w:start w:val="1"/>
+      <w:numFmt w:val="bullet"/>
+      <w:lvlText w:val=""/>
+      <w:lvlJc w:val="left"/>
+      <w:pPr>
+        <w:tabs>
+          <w:tab w:val="num" w:pos="720"/>
+        </w:tabs>
+        <w:ind w:left="720" w:hanging="360"/>
+      </w:pPr>
+      <w:rPr>
+        <w:rFonts w:ascii="Symbol" w:hAnsi="Symbol" w:hint="default"/>
+        <w:sz w:val="20"/>
+      </w:rPr>
+    </w:lvl>
+    <w:lvl w:ilvl="1" w:tentative="1">
+      <w:start w:val="1"/>
+      <w:numFmt w:val="bullet"/>
+      <w:lvlText w:val="o"/>
+      <w:lvlJc w:val="left"/>
+      <w:pPr>
+        <w:tabs>
+          <w:tab w:val="num" w:pos="1440"/>
+        </w:tabs>
+        <w:ind w:left="1440" w:hanging="360"/>
+      </w:pPr>
+      <w:rPr>
+        <w:rFonts w:ascii="Courier New" w:hAnsi="Courier New" w:hint="default"/>
+        <w:sz w:val="20"/>
+      </w:rPr>
+    </w:lvl>
+    <w:lvl w:ilvl="2" w:tentative="1">
+      <w:start w:val="1"/>
+      <w:numFmt w:val="bullet"/>
+      <w:lvlText w:val=""/>
+      <w:lvlJc w:val="left"/>
+      <w:pPr>
+        <w:tabs>
+          <w:tab w:val="num" w:pos="2160"/>
+        </w:tabs>
+        <w:ind w:left="2160" w:hanging="360"/>
+      </w:pPr>
+      <w:rPr>
+        <w:rFonts w:ascii="Wingdings" w:hAnsi="Wingdings" w:hint="default"/>
+        <w:sz w:val="20"/>
+      </w:rPr>
+    </w:lvl>
+    <w:lvl w:ilvl="3" w:tentative="1">
+      <w:start w:val="1"/>
+      <w:numFmt w:val="bullet"/>
+      <w:lvlText w:val=""/>
+      <w:lvlJc w:val="left"/>
+      <w:pPr>
+        <w:tabs>
+          <w:tab w:val="num" w:pos="2880"/>
+        </w:tabs>
+        <w:ind w:left="2880" w:hanging="360"/>
+      </w:pPr>
+      <w:rPr>
+        <w:rFonts w:ascii="Wingdings" w:hAnsi="Wingdings" w:hint="default"/>
+        <w:sz w:val="20"/>
+      </w:rPr>
+    </w:lvl>
+    <w:lvl w:ilvl="4" w:tentative="1">
+      <w:start w:val="1"/>
+      <w:numFmt w:val="bullet"/>
+      <w:lvlText w:val=""/>
+      <w:lvlJc w:val="left"/>
+      <w:pPr>
+        <w:tabs>
+          <w:tab w:val="num" w:pos="3600"/>
+        </w:tabs>
+        <w:ind w:left="3600" w:hanging="360"/>
+      </w:pPr>
+      <w:rPr>
+        <w:rFonts w:ascii="Wingdings" w:hAnsi="Wingdings" w:hint="default"/>
+        <w:sz w:val="20"/>
+      </w:rPr>
+    </w:lvl>
+    <w:lvl w:ilvl="5" w:tentative="1">
+      <w:start w:val="1"/>
+      <w:numFmt w:val="bullet"/>
+      <w:lvlText w:val=""/>
+      <w:lvlJc w:val="left"/>
+      <w:pPr>
+        <w:tabs>
+          <w:tab w:val="num" w:pos="4320"/>
+        </w:tabs>
+        <w:ind w:left="4320" w:hanging="360"/>
+      </w:pPr>
+      <w:rPr>
+        <w:rFonts w:ascii="Wingdings" w:hAnsi="Wingdings" w:hint="default"/>
+        <w:sz w:val="20"/>
+      </w:rPr>
+    </w:lvl>
+    <w:lvl w:ilvl="6" w:tentative="1">
+      <w:start w:val="1"/>
+      <w:numFmt w:val="bullet"/>
+      <w:lvlText w:val=""/>
+      <w:lvlJc w:val="left"/>
+      <w:pPr>
+        <w:tabs>
+          <w:tab w:val="num" w:pos="5040"/>
+        </w:tabs>
+        <w:ind w:left="5040" w:hanging="360"/>
+      </w:pPr>
+      <w:rPr>
+        <w:rFonts w:ascii="Wingdings" w:hAnsi="Wingdings" w:hint="default"/>
+        <w:sz w:val="20"/>
+      </w:rPr>
+    </w:lvl>
+    <w:lvl w:ilvl="7" w:tentative="1">
+      <w:start w:val="1"/>
+      <w:numFmt w:val="bullet"/>
+      <w:lvlText w:val=""/>
+      <w:lvlJc w:val="left"/>
+      <w:pPr>
+        <w:tabs>
+          <w:tab w:val="num" w:pos="5760"/>
+        </w:tabs>
+        <w:ind w:left="5760" w:hanging="360"/>
+      </w:pPr>
+      <w:rPr>
+        <w:rFonts w:ascii="Wingdings" w:hAnsi="Wingdings" w:hint="default"/>
+        <w:sz w:val="20"/>
+      </w:rPr>
+    </w:lvl>
+    <w:lvl w:ilvl="8" w:tentative="1">
+      <w:start w:val="1"/>
+      <w:numFmt w:val="bullet"/>
+      <w:lvlText w:val=""/>
+      <w:lvlJc w:val="left"/>
+      <w:pPr>
+        <w:tabs>
+          <w:tab w:val="num" w:pos="6480"/>
+        </w:tabs>
+        <w:ind w:left="6480" w:hanging="360"/>
+      </w:pPr>
+      <w:rPr>
+        <w:rFonts w:ascii="Wingdings" w:hAnsi="Wingdings" w:hint="default"/>
+        <w:sz w:val="20"/>
+      </w:rPr>
+    </w:lvl>
+  </w:abstractNum>
+  <w:abstractNum w:abstractNumId="2" w15:restartNumberingAfterBreak="0">
+    <w:nsid w:val="0E255B14"/>
+    <w:multiLevelType w:val="multilevel"/>
+    <w:tmpl w:val="D0ACF4DA"/>
+    <w:lvl w:ilvl="0">
+      <w:start w:val="1"/>
+      <w:numFmt w:val="bullet"/>
+      <w:lvlText w:val=""/>
+      <w:lvlJc w:val="left"/>
+      <w:pPr>
+        <w:tabs>
+          <w:tab w:val="num" w:pos="720"/>
+        </w:tabs>
+        <w:ind w:left="720" w:hanging="360"/>
+      </w:pPr>
+      <w:rPr>
+        <w:rFonts w:ascii="Symbol" w:hAnsi="Symbol" w:hint="default"/>
+        <w:sz w:val="20"/>
+      </w:rPr>
+    </w:lvl>
+    <w:lvl w:ilvl="1" w:tentative="1">
+      <w:start w:val="1"/>
+      <w:numFmt w:val="bullet"/>
+      <w:lvlText w:val="o"/>
+      <w:lvlJc w:val="left"/>
+      <w:pPr>
+        <w:tabs>
+          <w:tab w:val="num" w:pos="1440"/>
+        </w:tabs>
+        <w:ind w:left="1440" w:hanging="360"/>
+      </w:pPr>
+      <w:rPr>
+        <w:rFonts w:ascii="Courier New" w:hAnsi="Courier New" w:hint="default"/>
+        <w:sz w:val="20"/>
+      </w:rPr>
+    </w:lvl>
+    <w:lvl w:ilvl="2" w:tentative="1">
+      <w:start w:val="1"/>
+      <w:numFmt w:val="bullet"/>
+      <w:lvlText w:val=""/>
+      <w:lvlJc w:val="left"/>
+      <w:pPr>
+        <w:tabs>
+          <w:tab w:val="num" w:pos="2160"/>
+        </w:tabs>
+        <w:ind w:left="2160" w:hanging="360"/>
+      </w:pPr>
+      <w:rPr>
+        <w:rFonts w:ascii="Wingdings" w:hAnsi="Wingdings" w:hint="default"/>
+        <w:sz w:val="20"/>
+      </w:rPr>
+    </w:lvl>
+    <w:lvl w:ilvl="3" w:tentative="1">
+      <w:start w:val="1"/>
+      <w:numFmt w:val="bullet"/>
+      <w:lvlText w:val=""/>
+      <w:lvlJc w:val="left"/>
+      <w:pPr>
+        <w:tabs>
+          <w:tab w:val="num" w:pos="2880"/>
+        </w:tabs>
+        <w:ind w:left="2880" w:hanging="360"/>
+      </w:pPr>
+      <w:rPr>
+        <w:rFonts w:ascii="Wingdings" w:hAnsi="Wingdings" w:hint="default"/>
+        <w:sz w:val="20"/>
+      </w:rPr>
+    </w:lvl>
+    <w:lvl w:ilvl="4" w:tentative="1">
+      <w:start w:val="1"/>
+      <w:numFmt w:val="bullet"/>
+      <w:lvlText w:val=""/>
+      <w:lvlJc w:val="left"/>
+      <w:pPr>
+        <w:tabs>
+          <w:tab w:val="num" w:pos="3600"/>
+        </w:tabs>
+        <w:ind w:left="3600" w:hanging="360"/>
+      </w:pPr>
+      <w:rPr>
+        <w:rFonts w:ascii="Wingdings" w:hAnsi="Wingdings" w:hint="default"/>
+        <w:sz w:val="20"/>
+      </w:rPr>
+    </w:lvl>
+    <w:lvl w:ilvl="5" w:tentative="1">
+      <w:start w:val="1"/>
+      <w:numFmt w:val="bullet"/>
+      <w:lvlText w:val=""/>
+      <w:lvlJc w:val="left"/>
+      <w:pPr>
+        <w:tabs>
+          <w:tab w:val="num" w:pos="4320"/>
+        </w:tabs>
+        <w:ind w:left="4320" w:hanging="360"/>
+      </w:pPr>
+      <w:rPr>
+        <w:rFonts w:ascii="Wingdings" w:hAnsi="Wingdings" w:hint="default"/>
+        <w:sz w:val="20"/>
+      </w:rPr>
+    </w:lvl>
+    <w:lvl w:ilvl="6" w:tentative="1">
+      <w:start w:val="1"/>
+      <w:numFmt w:val="bullet"/>
+      <w:lvlText w:val=""/>
+      <w:lvlJc w:val="left"/>
+      <w:pPr>
+        <w:tabs>
+          <w:tab w:val="num" w:pos="5040"/>
+        </w:tabs>
+        <w:ind w:left="5040" w:hanging="360"/>
+      </w:pPr>
+      <w:rPr>
+        <w:rFonts w:ascii="Wingdings" w:hAnsi="Wingdings" w:hint="default"/>
+        <w:sz w:val="20"/>
+      </w:rPr>
+    </w:lvl>
+    <w:lvl w:ilvl="7" w:tentative="1">
+      <w:start w:val="1"/>
+      <w:numFmt w:val="bullet"/>
+      <w:lvlText w:val=""/>
+      <w:lvlJc w:val="left"/>
+      <w:pPr>
+        <w:tabs>
+          <w:tab w:val="num" w:pos="5760"/>
+        </w:tabs>
+        <w:ind w:left="5760" w:hanging="360"/>
+      </w:pPr>
+      <w:rPr>
+        <w:rFonts w:ascii="Wingdings" w:hAnsi="Wingdings" w:hint="default"/>
+        <w:sz w:val="20"/>
+      </w:rPr>
+    </w:lvl>
+    <w:lvl w:ilvl="8" w:tentative="1">
+      <w:start w:val="1"/>
+      <w:numFmt w:val="bullet"/>
+      <w:lvlText w:val=""/>
+      <w:lvlJc w:val="left"/>
+      <w:pPr>
+        <w:tabs>
+          <w:tab w:val="num" w:pos="6480"/>
+        </w:tabs>
+        <w:ind w:left="6480" w:hanging="360"/>
+      </w:pPr>
+      <w:rPr>
+        <w:rFonts w:ascii="Wingdings" w:hAnsi="Wingdings" w:hint="default"/>
+        <w:sz w:val="20"/>
+      </w:rPr>
+    </w:lvl>
+  </w:abstractNum>
+  <w:abstractNum w:abstractNumId="3" w15:restartNumberingAfterBreak="0">
+    <w:nsid w:val="0EC668DB"/>
+    <w:multiLevelType w:val="multilevel"/>
+    <w:tmpl w:val="CD34C3DA"/>
+    <w:lvl w:ilvl="0">
+      <w:start w:val="1"/>
+      <w:numFmt w:val="bullet"/>
+      <w:lvlText w:val=""/>
+      <w:lvlJc w:val="left"/>
+      <w:pPr>
+        <w:tabs>
+          <w:tab w:val="num" w:pos="720"/>
+        </w:tabs>
+        <w:ind w:left="720" w:hanging="360"/>
+      </w:pPr>
+      <w:rPr>
+        <w:rFonts w:ascii="Symbol" w:hAnsi="Symbol" w:hint="default"/>
+        <w:sz w:val="20"/>
+      </w:rPr>
+    </w:lvl>
+    <w:lvl w:ilvl="1" w:tentative="1">
+      <w:start w:val="1"/>
+      <w:numFmt w:val="bullet"/>
+      <w:lvlText w:val="o"/>
+      <w:lvlJc w:val="left"/>
+      <w:pPr>
+        <w:tabs>
+          <w:tab w:val="num" w:pos="1440"/>
+        </w:tabs>
+        <w:ind w:left="1440" w:hanging="360"/>
+      </w:pPr>
+      <w:rPr>
+        <w:rFonts w:ascii="Courier New" w:hAnsi="Courier New" w:hint="default"/>
+        <w:sz w:val="20"/>
+      </w:rPr>
+    </w:lvl>
+    <w:lvl w:ilvl="2" w:tentative="1">
+      <w:start w:val="1"/>
+      <w:numFmt w:val="bullet"/>
+      <w:lvlText w:val=""/>
+      <w:lvlJc w:val="left"/>
+      <w:pPr>
+        <w:tabs>
+          <w:tab w:val="num" w:pos="2160"/>
+        </w:tabs>
+        <w:ind w:left="2160" w:hanging="360"/>
+      </w:pPr>
+      <w:rPr>
+        <w:rFonts w:ascii="Wingdings" w:hAnsi="Wingdings" w:hint="default"/>
+        <w:sz w:val="20"/>
+      </w:rPr>
+    </w:lvl>
+    <w:lvl w:ilvl="3" w:tentative="1">
+      <w:start w:val="1"/>
+      <w:numFmt w:val="bullet"/>
+      <w:lvlText w:val=""/>
+      <w:lvlJc w:val="left"/>
+      <w:pPr>
+        <w:tabs>
+          <w:tab w:val="num" w:pos="2880"/>
+        </w:tabs>
+        <w:ind w:left="2880" w:hanging="360"/>
+      </w:pPr>
+      <w:rPr>
+        <w:rFonts w:ascii="Wingdings" w:hAnsi="Wingdings" w:hint="default"/>
+        <w:sz w:val="20"/>
+      </w:rPr>
+    </w:lvl>
+    <w:lvl w:ilvl="4" w:tentative="1">
+      <w:start w:val="1"/>
+      <w:numFmt w:val="bullet"/>
+      <w:lvlText w:val=""/>
+      <w:lvlJc w:val="left"/>
+      <w:pPr>
+        <w:tabs>
+          <w:tab w:val="num" w:pos="3600"/>
+        </w:tabs>
+        <w:ind w:left="3600" w:hanging="360"/>
+      </w:pPr>
+      <w:rPr>
+        <w:rFonts w:ascii="Wingdings" w:hAnsi="Wingdings" w:hint="default"/>
+        <w:sz w:val="20"/>
+      </w:rPr>
+    </w:lvl>
+    <w:lvl w:ilvl="5" w:tentative="1">
+      <w:start w:val="1"/>
+      <w:numFmt w:val="bullet"/>
+      <w:lvlText w:val=""/>
+      <w:lvlJc w:val="left"/>
+      <w:pPr>
+        <w:tabs>
+          <w:tab w:val="num" w:pos="4320"/>
+        </w:tabs>
+        <w:ind w:left="4320" w:hanging="360"/>
+      </w:pPr>
+      <w:rPr>
+        <w:rFonts w:ascii="Wingdings" w:hAnsi="Wingdings" w:hint="default"/>
+        <w:sz w:val="20"/>
+      </w:rPr>
+    </w:lvl>
+    <w:lvl w:ilvl="6" w:tentative="1">
+      <w:start w:val="1"/>
+      <w:numFmt w:val="bullet"/>
+      <w:lvlText w:val=""/>
+      <w:lvlJc w:val="left"/>
+      <w:pPr>
+        <w:tabs>
+          <w:tab w:val="num" w:pos="5040"/>
+        </w:tabs>
+        <w:ind w:left="5040" w:hanging="360"/>
+      </w:pPr>
+      <w:rPr>
+        <w:rFonts w:ascii="Wingdings" w:hAnsi="Wingdings" w:hint="default"/>
+        <w:sz w:val="20"/>
+      </w:rPr>
+    </w:lvl>
+    <w:lvl w:ilvl="7" w:tentative="1">
+      <w:start w:val="1"/>
+      <w:numFmt w:val="bullet"/>
+      <w:lvlText w:val=""/>
+      <w:lvlJc w:val="left"/>
+      <w:pPr>
+        <w:tabs>
+          <w:tab w:val="num" w:pos="5760"/>
+        </w:tabs>
+        <w:ind w:left="5760" w:hanging="360"/>
+      </w:pPr>
+      <w:rPr>
+        <w:rFonts w:ascii="Wingdings" w:hAnsi="Wingdings" w:hint="default"/>
+        <w:sz w:val="20"/>
+      </w:rPr>
+    </w:lvl>
+    <w:lvl w:ilvl="8" w:tentative="1">
+      <w:start w:val="1"/>
+      <w:numFmt w:val="bullet"/>
+      <w:lvlText w:val=""/>
+      <w:lvlJc w:val="left"/>
+      <w:pPr>
+        <w:tabs>
+          <w:tab w:val="num" w:pos="6480"/>
+        </w:tabs>
+        <w:ind w:left="6480" w:hanging="360"/>
+      </w:pPr>
+      <w:rPr>
+        <w:rFonts w:ascii="Wingdings" w:hAnsi="Wingdings" w:hint="default"/>
+        <w:sz w:val="20"/>
+      </w:rPr>
+    </w:lvl>
+  </w:abstractNum>
+  <w:abstractNum w:abstractNumId="4" w15:restartNumberingAfterBreak="0">
+    <w:nsid w:val="1283576C"/>
+    <w:multiLevelType w:val="multilevel"/>
+    <w:tmpl w:val="2E9456BA"/>
+    <w:lvl w:ilvl="0">
+      <w:start w:val="1"/>
+      <w:numFmt w:val="bullet"/>
+      <w:lvlText w:val=""/>
+      <w:lvlJc w:val="left"/>
+      <w:pPr>
+        <w:tabs>
+          <w:tab w:val="num" w:pos="720"/>
+        </w:tabs>
+        <w:ind w:left="720" w:hanging="360"/>
+      </w:pPr>
+      <w:rPr>
+        <w:rFonts w:ascii="Symbol" w:hAnsi="Symbol" w:hint="default"/>
+        <w:sz w:val="20"/>
+      </w:rPr>
+    </w:lvl>
+    <w:lvl w:ilvl="1" w:tentative="1">
+      <w:start w:val="1"/>
+      <w:numFmt w:val="bullet"/>
+      <w:lvlText w:val="o"/>
+      <w:lvlJc w:val="left"/>
+      <w:pPr>
+        <w:tabs>
+          <w:tab w:val="num" w:pos="1440"/>
+        </w:tabs>
+        <w:ind w:left="1440" w:hanging="360"/>
+      </w:pPr>
+      <w:rPr>
+        <w:rFonts w:ascii="Courier New" w:hAnsi="Courier New" w:hint="default"/>
+        <w:sz w:val="20"/>
+      </w:rPr>
+    </w:lvl>
+    <w:lvl w:ilvl="2" w:tentative="1">
+      <w:start w:val="1"/>
+      <w:numFmt w:val="bullet"/>
+      <w:lvlText w:val=""/>
+      <w:lvlJc w:val="left"/>
+      <w:pPr>
+        <w:tabs>
+          <w:tab w:val="num" w:pos="2160"/>
+        </w:tabs>
+        <w:ind w:left="2160" w:hanging="360"/>
+      </w:pPr>
+      <w:rPr>
+        <w:rFonts w:ascii="Wingdings" w:hAnsi="Wingdings" w:hint="default"/>
+        <w:sz w:val="20"/>
+      </w:rPr>
+    </w:lvl>
+    <w:lvl w:ilvl="3" w:tentative="1">
+      <w:start w:val="1"/>
+      <w:numFmt w:val="bullet"/>
+      <w:lvlText w:val=""/>
+      <w:lvlJc w:val="left"/>
+      <w:pPr>
+        <w:tabs>
+          <w:tab w:val="num" w:pos="2880"/>
+        </w:tabs>
+        <w:ind w:left="2880" w:hanging="360"/>
+      </w:pPr>
+      <w:rPr>
+        <w:rFonts w:ascii="Wingdings" w:hAnsi="Wingdings" w:hint="default"/>
+        <w:sz w:val="20"/>
+      </w:rPr>
+    </w:lvl>
+    <w:lvl w:ilvl="4" w:tentative="1">
+      <w:start w:val="1"/>
+      <w:numFmt w:val="bullet"/>
+      <w:lvlText w:val=""/>
+      <w:lvlJc w:val="left"/>
+      <w:pPr>
+        <w:tabs>
+          <w:tab w:val="num" w:pos="3600"/>
+        </w:tabs>
+        <w:ind w:left="3600" w:hanging="360"/>
+      </w:pPr>
+      <w:rPr>
+        <w:rFonts w:ascii="Wingdings" w:hAnsi="Wingdings" w:hint="default"/>
+        <w:sz w:val="20"/>
+      </w:rPr>
+    </w:lvl>
+    <w:lvl w:ilvl="5" w:tentative="1">
+      <w:start w:val="1"/>
+      <w:numFmt w:val="bullet"/>
+      <w:lvlText w:val=""/>
+      <w:lvlJc w:val="left"/>
+      <w:pPr>
+        <w:tabs>
+          <w:tab w:val="num" w:pos="4320"/>
+        </w:tabs>
+        <w:ind w:left="4320" w:hanging="360"/>
+      </w:pPr>
+      <w:rPr>
+        <w:rFonts w:ascii="Wingdings" w:hAnsi="Wingdings" w:hint="default"/>
+        <w:sz w:val="20"/>
+      </w:rPr>
+    </w:lvl>
+    <w:lvl w:ilvl="6" w:tentative="1">
+      <w:start w:val="1"/>
+      <w:numFmt w:val="bullet"/>
+      <w:lvlText w:val=""/>
+      <w:lvlJc w:val="left"/>
+      <w:pPr>
+        <w:tabs>
+          <w:tab w:val="num" w:pos="5040"/>
+        </w:tabs>
+        <w:ind w:left="5040" w:hanging="360"/>
+      </w:pPr>
+      <w:rPr>
+        <w:rFonts w:ascii="Wingdings" w:hAnsi="Wingdings" w:hint="default"/>
+        <w:sz w:val="20"/>
+      </w:rPr>
+    </w:lvl>
+    <w:lvl w:ilvl="7" w:tentative="1">
+      <w:start w:val="1"/>
+      <w:numFmt w:val="bullet"/>
+      <w:lvlText w:val=""/>
+      <w:lvlJc w:val="left"/>
+      <w:pPr>
+        <w:tabs>
+          <w:tab w:val="num" w:pos="5760"/>
+        </w:tabs>
+        <w:ind w:left="5760" w:hanging="360"/>
+      </w:pPr>
+      <w:rPr>
+        <w:rFonts w:ascii="Wingdings" w:hAnsi="Wingdings" w:hint="default"/>
+        <w:sz w:val="20"/>
+      </w:rPr>
+    </w:lvl>
+    <w:lvl w:ilvl="8" w:tentative="1">
+      <w:start w:val="1"/>
+      <w:numFmt w:val="bullet"/>
+      <w:lvlText w:val=""/>
+      <w:lvlJc w:val="left"/>
+      <w:pPr>
+        <w:tabs>
+          <w:tab w:val="num" w:pos="6480"/>
+        </w:tabs>
+        <w:ind w:left="6480" w:hanging="360"/>
+      </w:pPr>
+      <w:rPr>
+        <w:rFonts w:ascii="Wingdings" w:hAnsi="Wingdings" w:hint="default"/>
+        <w:sz w:val="20"/>
+      </w:rPr>
+    </w:lvl>
+  </w:abstractNum>
+  <w:abstractNum w:abstractNumId="5" w15:restartNumberingAfterBreak="0">
+    <w:nsid w:val="1383418C"/>
+    <w:multiLevelType w:val="multilevel"/>
+    <w:tmpl w:val="BA828580"/>
+    <w:lvl w:ilvl="0">
+      <w:start w:val="1"/>
+      <w:numFmt w:val="bullet"/>
+      <w:lvlText w:val=""/>
+      <w:lvlJc w:val="left"/>
+      <w:pPr>
+        <w:tabs>
+          <w:tab w:val="num" w:pos="720"/>
+        </w:tabs>
+        <w:ind w:left="720" w:hanging="360"/>
+      </w:pPr>
+      <w:rPr>
+        <w:rFonts w:ascii="Symbol" w:hAnsi="Symbol" w:hint="default"/>
+        <w:sz w:val="20"/>
+      </w:rPr>
+    </w:lvl>
+    <w:lvl w:ilvl="1" w:tentative="1">
+      <w:start w:val="1"/>
+      <w:numFmt w:val="bullet"/>
+      <w:lvlText w:val="o"/>
+      <w:lvlJc w:val="left"/>
+      <w:pPr>
+        <w:tabs>
+          <w:tab w:val="num" w:pos="1440"/>
+        </w:tabs>
+        <w:ind w:left="1440" w:hanging="360"/>
+      </w:pPr>
+      <w:rPr>
+        <w:rFonts w:ascii="Courier New" w:hAnsi="Courier New" w:hint="default"/>
+        <w:sz w:val="20"/>
+      </w:rPr>
+    </w:lvl>
+    <w:lvl w:ilvl="2" w:tentative="1">
+      <w:start w:val="1"/>
+      <w:numFmt w:val="bullet"/>
+      <w:lvlText w:val=""/>
+      <w:lvlJc w:val="left"/>
+      <w:pPr>
+        <w:tabs>
+          <w:tab w:val="num" w:pos="2160"/>
+        </w:tabs>
+        <w:ind w:left="2160" w:hanging="360"/>
+      </w:pPr>
+      <w:rPr>
+        <w:rFonts w:ascii="Wingdings" w:hAnsi="Wingdings" w:hint="default"/>
+        <w:sz w:val="20"/>
+      </w:rPr>
+    </w:lvl>
+    <w:lvl w:ilvl="3" w:tentative="1">
+      <w:start w:val="1"/>
+      <w:numFmt w:val="bullet"/>
+      <w:lvlText w:val=""/>
+      <w:lvlJc w:val="left"/>
+      <w:pPr>
+        <w:tabs>
+          <w:tab w:val="num" w:pos="2880"/>
+        </w:tabs>
+        <w:ind w:left="2880" w:hanging="360"/>
+      </w:pPr>
+      <w:rPr>
+        <w:rFonts w:ascii="Wingdings" w:hAnsi="Wingdings" w:hint="default"/>
+        <w:sz w:val="20"/>
+      </w:rPr>
+    </w:lvl>
+    <w:lvl w:ilvl="4" w:tentative="1">
+      <w:start w:val="1"/>
+      <w:numFmt w:val="bullet"/>
+      <w:lvlText w:val=""/>
+      <w:lvlJc w:val="left"/>
+      <w:pPr>
+        <w:tabs>
+          <w:tab w:val="num" w:pos="3600"/>
+        </w:tabs>
+        <w:ind w:left="3600" w:hanging="360"/>
+      </w:pPr>
+      <w:rPr>
+        <w:rFonts w:ascii="Wingdings" w:hAnsi="Wingdings" w:hint="default"/>
+        <w:sz w:val="20"/>
+      </w:rPr>
+    </w:lvl>
+    <w:lvl w:ilvl="5" w:tentative="1">
+      <w:start w:val="1"/>
+      <w:numFmt w:val="bullet"/>
+      <w:lvlText w:val=""/>
+      <w:lvlJc w:val="left"/>
+      <w:pPr>
+        <w:tabs>
+          <w:tab w:val="num" w:pos="4320"/>
+        </w:tabs>
+        <w:ind w:left="4320" w:hanging="360"/>
+      </w:pPr>
+      <w:rPr>
+        <w:rFonts w:ascii="Wingdings" w:hAnsi="Wingdings" w:hint="default"/>
+        <w:sz w:val="20"/>
+      </w:rPr>
+    </w:lvl>
+    <w:lvl w:ilvl="6" w:tentative="1">
+      <w:start w:val="1"/>
+      <w:numFmt w:val="bullet"/>
+      <w:lvlText w:val=""/>
+      <w:lvlJc w:val="left"/>
+      <w:pPr>
+        <w:tabs>
+          <w:tab w:val="num" w:pos="5040"/>
+        </w:tabs>
+        <w:ind w:left="5040" w:hanging="360"/>
+      </w:pPr>
+      <w:rPr>
+        <w:rFonts w:ascii="Wingdings" w:hAnsi="Wingdings" w:hint="default"/>
+        <w:sz w:val="20"/>
+      </w:rPr>
+    </w:lvl>
+    <w:lvl w:ilvl="7" w:tentative="1">
+      <w:start w:val="1"/>
+      <w:numFmt w:val="bullet"/>
+      <w:lvlText w:val=""/>
+      <w:lvlJc w:val="left"/>
+      <w:pPr>
+        <w:tabs>
+          <w:tab w:val="num" w:pos="5760"/>
+        </w:tabs>
+        <w:ind w:left="5760" w:hanging="360"/>
+      </w:pPr>
+      <w:rPr>
+        <w:rFonts w:ascii="Wingdings" w:hAnsi="Wingdings" w:hint="default"/>
+        <w:sz w:val="20"/>
+      </w:rPr>
+    </w:lvl>
+    <w:lvl w:ilvl="8" w:tentative="1">
+      <w:start w:val="1"/>
+      <w:numFmt w:val="bullet"/>
+      <w:lvlText w:val=""/>
+      <w:lvlJc w:val="left"/>
+      <w:pPr>
+        <w:tabs>
+          <w:tab w:val="num" w:pos="6480"/>
+        </w:tabs>
+        <w:ind w:left="6480" w:hanging="360"/>
+      </w:pPr>
+      <w:rPr>
+        <w:rFonts w:ascii="Wingdings" w:hAnsi="Wingdings" w:hint="default"/>
+        <w:sz w:val="20"/>
+      </w:rPr>
+    </w:lvl>
+  </w:abstractNum>
+  <w:abstractNum w:abstractNumId="6" w15:restartNumberingAfterBreak="0">
+    <w:nsid w:val="16E634C4"/>
+    <w:multiLevelType w:val="multilevel"/>
+    <w:tmpl w:val="1C787D92"/>
+    <w:lvl w:ilvl="0">
+      <w:start w:val="1"/>
+      <w:numFmt w:val="bullet"/>
+      <w:lvlText w:val=""/>
+      <w:lvlJc w:val="left"/>
+      <w:pPr>
+        <w:tabs>
+          <w:tab w:val="num" w:pos="720"/>
+        </w:tabs>
+        <w:ind w:left="720" w:hanging="360"/>
+      </w:pPr>
+      <w:rPr>
+        <w:rFonts w:ascii="Symbol" w:hAnsi="Symbol" w:hint="default"/>
+        <w:sz w:val="20"/>
+      </w:rPr>
+    </w:lvl>
+    <w:lvl w:ilvl="1" w:tentative="1">
+      <w:start w:val="1"/>
+      <w:numFmt w:val="bullet"/>
+      <w:lvlText w:val="o"/>
+      <w:lvlJc w:val="left"/>
+      <w:pPr>
+        <w:tabs>
+          <w:tab w:val="num" w:pos="1440"/>
+        </w:tabs>
+        <w:ind w:left="1440" w:hanging="360"/>
+      </w:pPr>
+      <w:rPr>
+        <w:rFonts w:ascii="Courier New" w:hAnsi="Courier New" w:hint="default"/>
+        <w:sz w:val="20"/>
+      </w:rPr>
+    </w:lvl>
+    <w:lvl w:ilvl="2" w:tentative="1">
+      <w:start w:val="1"/>
+      <w:numFmt w:val="bullet"/>
+      <w:lvlText w:val=""/>
+      <w:lvlJc w:val="left"/>
+      <w:pPr>
+        <w:tabs>
+          <w:tab w:val="num" w:pos="2160"/>
+        </w:tabs>
+        <w:ind w:left="2160" w:hanging="360"/>
+      </w:pPr>
+      <w:rPr>
+        <w:rFonts w:ascii="Wingdings" w:hAnsi="Wingdings" w:hint="default"/>
+        <w:sz w:val="20"/>
+      </w:rPr>
+    </w:lvl>
+    <w:lvl w:ilvl="3" w:tentative="1">
+      <w:start w:val="1"/>
+      <w:numFmt w:val="bullet"/>
+      <w:lvlText w:val=""/>
+      <w:lvlJc w:val="left"/>
+      <w:pPr>
+        <w:tabs>
+          <w:tab w:val="num" w:pos="2880"/>
+        </w:tabs>
+        <w:ind w:left="2880" w:hanging="360"/>
+      </w:pPr>
+      <w:rPr>
+        <w:rFonts w:ascii="Wingdings" w:hAnsi="Wingdings" w:hint="default"/>
+        <w:sz w:val="20"/>
+      </w:rPr>
+    </w:lvl>
+    <w:lvl w:ilvl="4" w:tentative="1">
+      <w:start w:val="1"/>
+      <w:numFmt w:val="bullet"/>
+      <w:lvlText w:val=""/>
+      <w:lvlJc w:val="left"/>
+      <w:pPr>
+        <w:tabs>
+          <w:tab w:val="num" w:pos="3600"/>
+        </w:tabs>
+        <w:ind w:left="3600" w:hanging="360"/>
+      </w:pPr>
+      <w:rPr>
+        <w:rFonts w:ascii="Wingdings" w:hAnsi="Wingdings" w:hint="default"/>
+        <w:sz w:val="20"/>
+      </w:rPr>
+    </w:lvl>
+    <w:lvl w:ilvl="5" w:tentative="1">
+      <w:start w:val="1"/>
+      <w:numFmt w:val="bullet"/>
+      <w:lvlText w:val=""/>
+      <w:lvlJc w:val="left"/>
+      <w:pPr>
+        <w:tabs>
+          <w:tab w:val="num" w:pos="4320"/>
+        </w:tabs>
+        <w:ind w:left="4320" w:hanging="360"/>
+      </w:pPr>
+      <w:rPr>
+        <w:rFonts w:ascii="Wingdings" w:hAnsi="Wingdings" w:hint="default"/>
+        <w:sz w:val="20"/>
+      </w:rPr>
+    </w:lvl>
+    <w:lvl w:ilvl="6" w:tentative="1">
+      <w:start w:val="1"/>
+      <w:numFmt w:val="bullet"/>
+      <w:lvlText w:val=""/>
+      <w:lvlJc w:val="left"/>
+      <w:pPr>
+        <w:tabs>
+          <w:tab w:val="num" w:pos="5040"/>
+        </w:tabs>
+        <w:ind w:left="5040" w:hanging="360"/>
+      </w:pPr>
+      <w:rPr>
+        <w:rFonts w:ascii="Wingdings" w:hAnsi="Wingdings" w:hint="default"/>
+        <w:sz w:val="20"/>
+      </w:rPr>
+    </w:lvl>
+    <w:lvl w:ilvl="7" w:tentative="1">
+      <w:start w:val="1"/>
+      <w:numFmt w:val="bullet"/>
+      <w:lvlText w:val=""/>
+      <w:lvlJc w:val="left"/>
+      <w:pPr>
+        <w:tabs>
+          <w:tab w:val="num" w:pos="5760"/>
+        </w:tabs>
+        <w:ind w:left="5760" w:hanging="360"/>
+      </w:pPr>
+      <w:rPr>
+        <w:rFonts w:ascii="Wingdings" w:hAnsi="Wingdings" w:hint="default"/>
+        <w:sz w:val="20"/>
+      </w:rPr>
+    </w:lvl>
+    <w:lvl w:ilvl="8" w:tentative="1">
+      <w:start w:val="1"/>
+      <w:numFmt w:val="bullet"/>
+      <w:lvlText w:val=""/>
+      <w:lvlJc w:val="left"/>
+      <w:pPr>
+        <w:tabs>
+          <w:tab w:val="num" w:pos="6480"/>
+        </w:tabs>
+        <w:ind w:left="6480" w:hanging="360"/>
+      </w:pPr>
+      <w:rPr>
+        <w:rFonts w:ascii="Wingdings" w:hAnsi="Wingdings" w:hint="default"/>
+        <w:sz w:val="20"/>
+      </w:rPr>
+    </w:lvl>
+  </w:abstractNum>
+  <w:abstractNum w:abstractNumId="7" w15:restartNumberingAfterBreak="0">
+    <w:nsid w:val="24E04F6C"/>
+    <w:multiLevelType w:val="multilevel"/>
+    <w:tmpl w:val="70029C4E"/>
+    <w:lvl w:ilvl="0">
+      <w:start w:val="1"/>
+      <w:numFmt w:val="bullet"/>
+      <w:lvlText w:val=""/>
+      <w:lvlJc w:val="left"/>
+      <w:pPr>
+        <w:tabs>
+          <w:tab w:val="num" w:pos="720"/>
+        </w:tabs>
+        <w:ind w:left="720" w:hanging="360"/>
+      </w:pPr>
+      <w:rPr>
+        <w:rFonts w:ascii="Symbol" w:hAnsi="Symbol" w:hint="default"/>
+        <w:sz w:val="20"/>
+      </w:rPr>
+    </w:lvl>
+    <w:lvl w:ilvl="1" w:tentative="1">
+      <w:start w:val="1"/>
+      <w:numFmt w:val="bullet"/>
+      <w:lvlText w:val="o"/>
+      <w:lvlJc w:val="left"/>
+      <w:pPr>
+        <w:tabs>
+          <w:tab w:val="num" w:pos="1440"/>
+        </w:tabs>
+        <w:ind w:left="1440" w:hanging="360"/>
+      </w:pPr>
+      <w:rPr>
+        <w:rFonts w:ascii="Courier New" w:hAnsi="Courier New" w:hint="default"/>
+        <w:sz w:val="20"/>
+      </w:rPr>
+    </w:lvl>
+    <w:lvl w:ilvl="2" w:tentative="1">
+      <w:start w:val="1"/>
+      <w:numFmt w:val="bullet"/>
+      <w:lvlText w:val=""/>
+      <w:lvlJc w:val="left"/>
+      <w:pPr>
+        <w:tabs>
+          <w:tab w:val="num" w:pos="2160"/>
+        </w:tabs>
+        <w:ind w:left="2160" w:hanging="360"/>
+      </w:pPr>
+      <w:rPr>
+        <w:rFonts w:ascii="Wingdings" w:hAnsi="Wingdings" w:hint="default"/>
+        <w:sz w:val="20"/>
+      </w:rPr>
+    </w:lvl>
+    <w:lvl w:ilvl="3" w:tentative="1">
+      <w:start w:val="1"/>
+      <w:numFmt w:val="bullet"/>
+      <w:lvlText w:val=""/>
+      <w:lvlJc w:val="left"/>
+      <w:pPr>
+        <w:tabs>
+          <w:tab w:val="num" w:pos="2880"/>
+        </w:tabs>
+        <w:ind w:left="2880" w:hanging="360"/>
+      </w:pPr>
+      <w:rPr>
+        <w:rFonts w:ascii="Wingdings" w:hAnsi="Wingdings" w:hint="default"/>
+        <w:sz w:val="20"/>
+      </w:rPr>
+    </w:lvl>
+    <w:lvl w:ilvl="4" w:tentative="1">
+      <w:start w:val="1"/>
+      <w:numFmt w:val="bullet"/>
+      <w:lvlText w:val=""/>
+      <w:lvlJc w:val="left"/>
+      <w:pPr>
+        <w:tabs>
+          <w:tab w:val="num" w:pos="3600"/>
+        </w:tabs>
+        <w:ind w:left="3600" w:hanging="360"/>
+      </w:pPr>
+      <w:rPr>
+        <w:rFonts w:ascii="Wingdings" w:hAnsi="Wingdings" w:hint="default"/>
+        <w:sz w:val="20"/>
+      </w:rPr>
+    </w:lvl>
+    <w:lvl w:ilvl="5" w:tentative="1">
+      <w:start w:val="1"/>
+      <w:numFmt w:val="bullet"/>
+      <w:lvlText w:val=""/>
+      <w:lvlJc w:val="left"/>
+      <w:pPr>
+        <w:tabs>
+          <w:tab w:val="num" w:pos="4320"/>
+        </w:tabs>
+        <w:ind w:left="4320" w:hanging="360"/>
+      </w:pPr>
+      <w:rPr>
+        <w:rFonts w:ascii="Wingdings" w:hAnsi="Wingdings" w:hint="default"/>
+        <w:sz w:val="20"/>
+      </w:rPr>
+    </w:lvl>
+    <w:lvl w:ilvl="6" w:tentative="1">
+      <w:start w:val="1"/>
+      <w:numFmt w:val="bullet"/>
+      <w:lvlText w:val=""/>
+      <w:lvlJc w:val="left"/>
+      <w:pPr>
+        <w:tabs>
+          <w:tab w:val="num" w:pos="5040"/>
+        </w:tabs>
+        <w:ind w:left="5040" w:hanging="360"/>
+      </w:pPr>
+      <w:rPr>
+        <w:rFonts w:ascii="Wingdings" w:hAnsi="Wingdings" w:hint="default"/>
+        <w:sz w:val="20"/>
+      </w:rPr>
+    </w:lvl>
+    <w:lvl w:ilvl="7" w:tentative="1">
+      <w:start w:val="1"/>
+      <w:numFmt w:val="bullet"/>
+      <w:lvlText w:val=""/>
+      <w:lvlJc w:val="left"/>
+      <w:pPr>
+        <w:tabs>
+          <w:tab w:val="num" w:pos="5760"/>
+        </w:tabs>
+        <w:ind w:left="5760" w:hanging="360"/>
+      </w:pPr>
+      <w:rPr>
+        <w:rFonts w:ascii="Wingdings" w:hAnsi="Wingdings" w:hint="default"/>
+        <w:sz w:val="20"/>
+      </w:rPr>
+    </w:lvl>
+    <w:lvl w:ilvl="8" w:tentative="1">
+      <w:start w:val="1"/>
+      <w:numFmt w:val="bullet"/>
+      <w:lvlText w:val=""/>
+      <w:lvlJc w:val="left"/>
+      <w:pPr>
+        <w:tabs>
+          <w:tab w:val="num" w:pos="6480"/>
+        </w:tabs>
+        <w:ind w:left="6480" w:hanging="360"/>
+      </w:pPr>
+      <w:rPr>
+        <w:rFonts w:ascii="Wingdings" w:hAnsi="Wingdings" w:hint="default"/>
+        <w:sz w:val="20"/>
+      </w:rPr>
+    </w:lvl>
+  </w:abstractNum>
+  <w:abstractNum w:abstractNumId="8" w15:restartNumberingAfterBreak="0">
+    <w:nsid w:val="2D5C624E"/>
+    <w:multiLevelType w:val="multilevel"/>
+    <w:tmpl w:val="14D0B220"/>
+    <w:lvl w:ilvl="0">
+      <w:start w:val="1"/>
+      <w:numFmt w:val="bullet"/>
+      <w:lvlText w:val=""/>
+      <w:lvlJc w:val="left"/>
+      <w:pPr>
+        <w:tabs>
+          <w:tab w:val="num" w:pos="720"/>
+        </w:tabs>
+        <w:ind w:left="720" w:hanging="360"/>
+      </w:pPr>
+      <w:rPr>
+        <w:rFonts w:ascii="Symbol" w:hAnsi="Symbol" w:hint="default"/>
+        <w:sz w:val="20"/>
+      </w:rPr>
+    </w:lvl>
+    <w:lvl w:ilvl="1" w:tentative="1">
+      <w:start w:val="1"/>
+      <w:numFmt w:val="bullet"/>
+      <w:lvlText w:val="o"/>
+      <w:lvlJc w:val="left"/>
+      <w:pPr>
+        <w:tabs>
+          <w:tab w:val="num" w:pos="1440"/>
+        </w:tabs>
+        <w:ind w:left="1440" w:hanging="360"/>
+      </w:pPr>
+      <w:rPr>
+        <w:rFonts w:ascii="Courier New" w:hAnsi="Courier New" w:hint="default"/>
+        <w:sz w:val="20"/>
+      </w:rPr>
+    </w:lvl>
+    <w:lvl w:ilvl="2" w:tentative="1">
+      <w:start w:val="1"/>
+      <w:numFmt w:val="bullet"/>
+      <w:lvlText w:val=""/>
+      <w:lvlJc w:val="left"/>
+      <w:pPr>
+        <w:tabs>
+          <w:tab w:val="num" w:pos="2160"/>
+        </w:tabs>
+        <w:ind w:left="2160" w:hanging="360"/>
+      </w:pPr>
+      <w:rPr>
+        <w:rFonts w:ascii="Wingdings" w:hAnsi="Wingdings" w:hint="default"/>
+        <w:sz w:val="20"/>
+      </w:rPr>
+    </w:lvl>
+    <w:lvl w:ilvl="3" w:tentative="1">
+      <w:start w:val="1"/>
+      <w:numFmt w:val="bullet"/>
+      <w:lvlText w:val=""/>
+      <w:lvlJc w:val="left"/>
+      <w:pPr>
+        <w:tabs>
+          <w:tab w:val="num" w:pos="2880"/>
+        </w:tabs>
+        <w:ind w:left="2880" w:hanging="360"/>
+      </w:pPr>
+      <w:rPr>
+        <w:rFonts w:ascii="Wingdings" w:hAnsi="Wingdings" w:hint="default"/>
+        <w:sz w:val="20"/>
+      </w:rPr>
+    </w:lvl>
+    <w:lvl w:ilvl="4" w:tentative="1">
+      <w:start w:val="1"/>
+      <w:numFmt w:val="bullet"/>
+      <w:lvlText w:val=""/>
+      <w:lvlJc w:val="left"/>
+      <w:pPr>
+        <w:tabs>
+          <w:tab w:val="num" w:pos="3600"/>
+        </w:tabs>
+        <w:ind w:left="3600" w:hanging="360"/>
+      </w:pPr>
+      <w:rPr>
+        <w:rFonts w:ascii="Wingdings" w:hAnsi="Wingdings" w:hint="default"/>
+        <w:sz w:val="20"/>
+      </w:rPr>
+    </w:lvl>
+    <w:lvl w:ilvl="5" w:tentative="1">
+      <w:start w:val="1"/>
+      <w:numFmt w:val="bullet"/>
+      <w:lvlText w:val=""/>
+      <w:lvlJc w:val="left"/>
+      <w:pPr>
+        <w:tabs>
+          <w:tab w:val="num" w:pos="4320"/>
+        </w:tabs>
+        <w:ind w:left="4320" w:hanging="360"/>
+      </w:pPr>
+      <w:rPr>
+        <w:rFonts w:ascii="Wingdings" w:hAnsi="Wingdings" w:hint="default"/>
+        <w:sz w:val="20"/>
+      </w:rPr>
+    </w:lvl>
+    <w:lvl w:ilvl="6" w:tentative="1">
+      <w:start w:val="1"/>
+      <w:numFmt w:val="bullet"/>
+      <w:lvlText w:val=""/>
+      <w:lvlJc w:val="left"/>
+      <w:pPr>
+        <w:tabs>
+          <w:tab w:val="num" w:pos="5040"/>
+        </w:tabs>
+        <w:ind w:left="5040" w:hanging="360"/>
+      </w:pPr>
+      <w:rPr>
+        <w:rFonts w:ascii="Wingdings" w:hAnsi="Wingdings" w:hint="default"/>
+        <w:sz w:val="20"/>
+      </w:rPr>
+    </w:lvl>
+    <w:lvl w:ilvl="7" w:tentative="1">
+      <w:start w:val="1"/>
+      <w:numFmt w:val="bullet"/>
+      <w:lvlText w:val=""/>
+      <w:lvlJc w:val="left"/>
+      <w:pPr>
+        <w:tabs>
+          <w:tab w:val="num" w:pos="5760"/>
+        </w:tabs>
+        <w:ind w:left="5760" w:hanging="360"/>
+      </w:pPr>
+      <w:rPr>
+        <w:rFonts w:ascii="Wingdings" w:hAnsi="Wingdings" w:hint="default"/>
+        <w:sz w:val="20"/>
+      </w:rPr>
+    </w:lvl>
+    <w:lvl w:ilvl="8" w:tentative="1">
+      <w:start w:val="1"/>
+      <w:numFmt w:val="bullet"/>
+      <w:lvlText w:val=""/>
+      <w:lvlJc w:val="left"/>
+      <w:pPr>
+        <w:tabs>
+          <w:tab w:val="num" w:pos="6480"/>
+        </w:tabs>
+        <w:ind w:left="6480" w:hanging="360"/>
+      </w:pPr>
+      <w:rPr>
+        <w:rFonts w:ascii="Wingdings" w:hAnsi="Wingdings" w:hint="default"/>
+        <w:sz w:val="20"/>
+      </w:rPr>
+    </w:lvl>
+  </w:abstractNum>
+  <w:abstractNum w:abstractNumId="9" w15:restartNumberingAfterBreak="0">
+    <w:nsid w:val="2E064978"/>
+    <w:multiLevelType w:val="multilevel"/>
+    <w:tmpl w:val="686ED6E6"/>
+    <w:lvl w:ilvl="0">
+      <w:start w:val="1"/>
+      <w:numFmt w:val="bullet"/>
+      <w:lvlText w:val=""/>
+      <w:lvlJc w:val="left"/>
+      <w:pPr>
+        <w:tabs>
+          <w:tab w:val="num" w:pos="720"/>
+        </w:tabs>
+        <w:ind w:left="720" w:hanging="360"/>
+      </w:pPr>
+      <w:rPr>
+        <w:rFonts w:ascii="Symbol" w:hAnsi="Symbol" w:hint="default"/>
+        <w:sz w:val="20"/>
+      </w:rPr>
+    </w:lvl>
+    <w:lvl w:ilvl="1" w:tentative="1">
+      <w:start w:val="1"/>
+      <w:numFmt w:val="bullet"/>
+      <w:lvlText w:val="o"/>
+      <w:lvlJc w:val="left"/>
+      <w:pPr>
+        <w:tabs>
+          <w:tab w:val="num" w:pos="1440"/>
+        </w:tabs>
+        <w:ind w:left="1440" w:hanging="360"/>
+      </w:pPr>
+      <w:rPr>
+        <w:rFonts w:ascii="Courier New" w:hAnsi="Courier New" w:hint="default"/>
+        <w:sz w:val="20"/>
+      </w:rPr>
+    </w:lvl>
+    <w:lvl w:ilvl="2" w:tentative="1">
+      <w:start w:val="1"/>
+      <w:numFmt w:val="bullet"/>
+      <w:lvlText w:val=""/>
+      <w:lvlJc w:val="left"/>
+      <w:pPr>
+        <w:tabs>
+          <w:tab w:val="num" w:pos="2160"/>
+        </w:tabs>
+        <w:ind w:left="2160" w:hanging="360"/>
+      </w:pPr>
+      <w:rPr>
+        <w:rFonts w:ascii="Wingdings" w:hAnsi="Wingdings" w:hint="default"/>
+        <w:sz w:val="20"/>
+      </w:rPr>
+    </w:lvl>
+    <w:lvl w:ilvl="3" w:tentative="1">
+      <w:start w:val="1"/>
+      <w:numFmt w:val="bullet"/>
+      <w:lvlText w:val=""/>
+      <w:lvlJc w:val="left"/>
+      <w:pPr>
+        <w:tabs>
+          <w:tab w:val="num" w:pos="2880"/>
+        </w:tabs>
+        <w:ind w:left="2880" w:hanging="360"/>
+      </w:pPr>
+      <w:rPr>
+        <w:rFonts w:ascii="Wingdings" w:hAnsi="Wingdings" w:hint="default"/>
+        <w:sz w:val="20"/>
+      </w:rPr>
+    </w:lvl>
+    <w:lvl w:ilvl="4" w:tentative="1">
+      <w:start w:val="1"/>
+      <w:numFmt w:val="bullet"/>
+      <w:lvlText w:val=""/>
+      <w:lvlJc w:val="left"/>
+      <w:pPr>
+        <w:tabs>
+          <w:tab w:val="num" w:pos="3600"/>
+        </w:tabs>
+        <w:ind w:left="3600" w:hanging="360"/>
+      </w:pPr>
+      <w:rPr>
+        <w:rFonts w:ascii="Wingdings" w:hAnsi="Wingdings" w:hint="default"/>
+        <w:sz w:val="20"/>
+      </w:rPr>
+    </w:lvl>
+    <w:lvl w:ilvl="5" w:tentative="1">
+      <w:start w:val="1"/>
+      <w:numFmt w:val="bullet"/>
+      <w:lvlText w:val=""/>
+      <w:lvlJc w:val="left"/>
+      <w:pPr>
+        <w:tabs>
+          <w:tab w:val="num" w:pos="4320"/>
+        </w:tabs>
+        <w:ind w:left="4320" w:hanging="360"/>
+      </w:pPr>
+      <w:rPr>
+        <w:rFonts w:ascii="Wingdings" w:hAnsi="Wingdings" w:hint="default"/>
+        <w:sz w:val="20"/>
+      </w:rPr>
+    </w:lvl>
+    <w:lvl w:ilvl="6" w:tentative="1">
+      <w:start w:val="1"/>
+      <w:numFmt w:val="bullet"/>
+      <w:lvlText w:val=""/>
+      <w:lvlJc w:val="left"/>
+      <w:pPr>
+        <w:tabs>
+          <w:tab w:val="num" w:pos="5040"/>
+        </w:tabs>
+        <w:ind w:left="5040" w:hanging="360"/>
+      </w:pPr>
+      <w:rPr>
+        <w:rFonts w:ascii="Wingdings" w:hAnsi="Wingdings" w:hint="default"/>
+        <w:sz w:val="20"/>
+      </w:rPr>
+    </w:lvl>
+    <w:lvl w:ilvl="7" w:tentative="1">
+      <w:start w:val="1"/>
+      <w:numFmt w:val="bullet"/>
+      <w:lvlText w:val=""/>
+      <w:lvlJc w:val="left"/>
+      <w:pPr>
+        <w:tabs>
+          <w:tab w:val="num" w:pos="5760"/>
+        </w:tabs>
+        <w:ind w:left="5760" w:hanging="360"/>
+      </w:pPr>
+      <w:rPr>
+        <w:rFonts w:ascii="Wingdings" w:hAnsi="Wingdings" w:hint="default"/>
+        <w:sz w:val="20"/>
+      </w:rPr>
+    </w:lvl>
+    <w:lvl w:ilvl="8" w:tentative="1">
+      <w:start w:val="1"/>
+      <w:numFmt w:val="bullet"/>
+      <w:lvlText w:val=""/>
+      <w:lvlJc w:val="left"/>
+      <w:pPr>
+        <w:tabs>
+          <w:tab w:val="num" w:pos="6480"/>
+        </w:tabs>
+        <w:ind w:left="6480" w:hanging="360"/>
+      </w:pPr>
+      <w:rPr>
+        <w:rFonts w:ascii="Wingdings" w:hAnsi="Wingdings" w:hint="default"/>
+        <w:sz w:val="20"/>
+      </w:rPr>
+    </w:lvl>
+  </w:abstractNum>
+  <w:abstractNum w:abstractNumId="10" w15:restartNumberingAfterBreak="0">
+    <w:nsid w:val="31AC5834"/>
+    <w:multiLevelType w:val="multilevel"/>
+    <w:tmpl w:val="0BC61A76"/>
+    <w:lvl w:ilvl="0">
+      <w:start w:val="1"/>
+      <w:numFmt w:val="bullet"/>
+      <w:lvlText w:val=""/>
+      <w:lvlJc w:val="left"/>
+      <w:pPr>
+        <w:tabs>
+          <w:tab w:val="num" w:pos="720"/>
+        </w:tabs>
+        <w:ind w:left="720" w:hanging="360"/>
+      </w:pPr>
+      <w:rPr>
+        <w:rFonts w:ascii="Symbol" w:hAnsi="Symbol" w:hint="default"/>
+        <w:sz w:val="20"/>
+      </w:rPr>
+    </w:lvl>
+    <w:lvl w:ilvl="1" w:tentative="1">
+      <w:start w:val="1"/>
+      <w:numFmt w:val="bullet"/>
+      <w:lvlText w:val="o"/>
+      <w:lvlJc w:val="left"/>
+      <w:pPr>
+        <w:tabs>
+          <w:tab w:val="num" w:pos="1440"/>
+        </w:tabs>
+        <w:ind w:left="1440" w:hanging="360"/>
+      </w:pPr>
+      <w:rPr>
+        <w:rFonts w:ascii="Courier New" w:hAnsi="Courier New" w:hint="default"/>
+        <w:sz w:val="20"/>
+      </w:rPr>
+    </w:lvl>
+    <w:lvl w:ilvl="2" w:tentative="1">
+      <w:start w:val="1"/>
+      <w:numFmt w:val="bullet"/>
+      <w:lvlText w:val=""/>
+      <w:lvlJc w:val="left"/>
+      <w:pPr>
+        <w:tabs>
+          <w:tab w:val="num" w:pos="2160"/>
+        </w:tabs>
+        <w:ind w:left="2160" w:hanging="360"/>
+      </w:pPr>
+      <w:rPr>
+        <w:rFonts w:ascii="Wingdings" w:hAnsi="Wingdings" w:hint="default"/>
+        <w:sz w:val="20"/>
+      </w:rPr>
+    </w:lvl>
+    <w:lvl w:ilvl="3" w:tentative="1">
+      <w:start w:val="1"/>
+      <w:numFmt w:val="bullet"/>
+      <w:lvlText w:val=""/>
+      <w:lvlJc w:val="left"/>
+      <w:pPr>
+        <w:tabs>
+          <w:tab w:val="num" w:pos="2880"/>
+        </w:tabs>
+        <w:ind w:left="2880" w:hanging="360"/>
+      </w:pPr>
+      <w:rPr>
+        <w:rFonts w:ascii="Wingdings" w:hAnsi="Wingdings" w:hint="default"/>
+        <w:sz w:val="20"/>
+      </w:rPr>
+    </w:lvl>
+    <w:lvl w:ilvl="4" w:tentative="1">
+      <w:start w:val="1"/>
+      <w:numFmt w:val="bullet"/>
+      <w:lvlText w:val=""/>
+      <w:lvlJc w:val="left"/>
+      <w:pPr>
+        <w:tabs>
+          <w:tab w:val="num" w:pos="3600"/>
+        </w:tabs>
+        <w:ind w:left="3600" w:hanging="360"/>
+      </w:pPr>
+      <w:rPr>
+        <w:rFonts w:ascii="Wingdings" w:hAnsi="Wingdings" w:hint="default"/>
+        <w:sz w:val="20"/>
+      </w:rPr>
+    </w:lvl>
+    <w:lvl w:ilvl="5" w:tentative="1">
+      <w:start w:val="1"/>
+      <w:numFmt w:val="bullet"/>
+      <w:lvlText w:val=""/>
+      <w:lvlJc w:val="left"/>
+      <w:pPr>
+        <w:tabs>
+          <w:tab w:val="num" w:pos="4320"/>
+        </w:tabs>
+        <w:ind w:left="4320" w:hanging="360"/>
+      </w:pPr>
+      <w:rPr>
+        <w:rFonts w:ascii="Wingdings" w:hAnsi="Wingdings" w:hint="default"/>
+        <w:sz w:val="20"/>
+      </w:rPr>
+    </w:lvl>
+    <w:lvl w:ilvl="6" w:tentative="1">
+      <w:start w:val="1"/>
+      <w:numFmt w:val="bullet"/>
+      <w:lvlText w:val=""/>
+      <w:lvlJc w:val="left"/>
+      <w:pPr>
+        <w:tabs>
+          <w:tab w:val="num" w:pos="5040"/>
+        </w:tabs>
+        <w:ind w:left="5040" w:hanging="360"/>
+      </w:pPr>
+      <w:rPr>
+        <w:rFonts w:ascii="Wingdings" w:hAnsi="Wingdings" w:hint="default"/>
+        <w:sz w:val="20"/>
+      </w:rPr>
+    </w:lvl>
+    <w:lvl w:ilvl="7" w:tentative="1">
+      <w:start w:val="1"/>
+      <w:numFmt w:val="bullet"/>
+      <w:lvlText w:val=""/>
+      <w:lvlJc w:val="left"/>
+      <w:pPr>
+        <w:tabs>
+          <w:tab w:val="num" w:pos="5760"/>
+        </w:tabs>
+        <w:ind w:left="5760" w:hanging="360"/>
+      </w:pPr>
+      <w:rPr>
+        <w:rFonts w:ascii="Wingdings" w:hAnsi="Wingdings" w:hint="default"/>
+        <w:sz w:val="20"/>
+      </w:rPr>
+    </w:lvl>
+    <w:lvl w:ilvl="8" w:tentative="1">
+      <w:start w:val="1"/>
+      <w:numFmt w:val="bullet"/>
+      <w:lvlText w:val=""/>
+      <w:lvlJc w:val="left"/>
+      <w:pPr>
+        <w:tabs>
+          <w:tab w:val="num" w:pos="6480"/>
+        </w:tabs>
+        <w:ind w:left="6480" w:hanging="360"/>
+      </w:pPr>
+      <w:rPr>
+        <w:rFonts w:ascii="Wingdings" w:hAnsi="Wingdings" w:hint="default"/>
+        <w:sz w:val="20"/>
+      </w:rPr>
+    </w:lvl>
+  </w:abstractNum>
+  <w:abstractNum w:abstractNumId="11" w15:restartNumberingAfterBreak="0">
+    <w:nsid w:val="43E1611F"/>
+    <w:multiLevelType w:val="multilevel"/>
+    <w:tmpl w:val="5C36F88A"/>
+    <w:lvl w:ilvl="0">
+      <w:start w:val="1"/>
+      <w:numFmt w:val="bullet"/>
+      <w:lvlText w:val=""/>
+      <w:lvlJc w:val="left"/>
+      <w:pPr>
+        <w:tabs>
+          <w:tab w:val="num" w:pos="720"/>
+        </w:tabs>
+        <w:ind w:left="720" w:hanging="360"/>
+      </w:pPr>
+      <w:rPr>
+        <w:rFonts w:ascii="Symbol" w:hAnsi="Symbol" w:hint="default"/>
+        <w:sz w:val="20"/>
+      </w:rPr>
+    </w:lvl>
+    <w:lvl w:ilvl="1">
+      <w:start w:val="1"/>
+      <w:numFmt w:val="bullet"/>
+      <w:lvlText w:val="o"/>
+      <w:lvlJc w:val="left"/>
+      <w:pPr>
+        <w:tabs>
+          <w:tab w:val="num" w:pos="1440"/>
+        </w:tabs>
+        <w:ind w:left="1440" w:hanging="360"/>
+      </w:pPr>
+      <w:rPr>
+        <w:rFonts w:ascii="Courier New" w:hAnsi="Courier New" w:hint="default"/>
+        <w:sz w:val="20"/>
+      </w:rPr>
+    </w:lvl>
+    <w:lvl w:ilvl="2" w:tentative="1">
+      <w:start w:val="1"/>
+      <w:numFmt w:val="bullet"/>
+      <w:lvlText w:val=""/>
+      <w:lvlJc w:val="left"/>
+      <w:pPr>
+        <w:tabs>
+          <w:tab w:val="num" w:pos="2160"/>
+        </w:tabs>
+        <w:ind w:left="2160" w:hanging="360"/>
+      </w:pPr>
+      <w:rPr>
+        <w:rFonts w:ascii="Wingdings" w:hAnsi="Wingdings" w:hint="default"/>
+        <w:sz w:val="20"/>
+      </w:rPr>
+    </w:lvl>
+    <w:lvl w:ilvl="3" w:tentative="1">
+      <w:start w:val="1"/>
+      <w:numFmt w:val="bullet"/>
+      <w:lvlText w:val=""/>
+      <w:lvlJc w:val="left"/>
+      <w:pPr>
+        <w:tabs>
+          <w:tab w:val="num" w:pos="2880"/>
+        </w:tabs>
+        <w:ind w:left="2880" w:hanging="360"/>
+      </w:pPr>
+      <w:rPr>
+        <w:rFonts w:ascii="Wingdings" w:hAnsi="Wingdings" w:hint="default"/>
+        <w:sz w:val="20"/>
+      </w:rPr>
+    </w:lvl>
+    <w:lvl w:ilvl="4" w:tentative="1">
+      <w:start w:val="1"/>
+      <w:numFmt w:val="bullet"/>
+      <w:lvlText w:val=""/>
+      <w:lvlJc w:val="left"/>
+      <w:pPr>
+        <w:tabs>
+          <w:tab w:val="num" w:pos="3600"/>
+        </w:tabs>
+        <w:ind w:left="3600" w:hanging="360"/>
+      </w:pPr>
+      <w:rPr>
+        <w:rFonts w:ascii="Wingdings" w:hAnsi="Wingdings" w:hint="default"/>
+        <w:sz w:val="20"/>
+      </w:rPr>
+    </w:lvl>
+    <w:lvl w:ilvl="5" w:tentative="1">
+      <w:start w:val="1"/>
+      <w:numFmt w:val="bullet"/>
+      <w:lvlText w:val=""/>
+      <w:lvlJc w:val="left"/>
+      <w:pPr>
+        <w:tabs>
+          <w:tab w:val="num" w:pos="4320"/>
+        </w:tabs>
+        <w:ind w:left="4320" w:hanging="360"/>
+      </w:pPr>
+      <w:rPr>
+        <w:rFonts w:ascii="Wingdings" w:hAnsi="Wingdings" w:hint="default"/>
+        <w:sz w:val="20"/>
+      </w:rPr>
+    </w:lvl>
+    <w:lvl w:ilvl="6" w:tentative="1">
+      <w:start w:val="1"/>
+      <w:numFmt w:val="bullet"/>
+      <w:lvlText w:val=""/>
+      <w:lvlJc w:val="left"/>
+      <w:pPr>
+        <w:tabs>
+          <w:tab w:val="num" w:pos="5040"/>
+        </w:tabs>
+        <w:ind w:left="5040" w:hanging="360"/>
+      </w:pPr>
+      <w:rPr>
+        <w:rFonts w:ascii="Wingdings" w:hAnsi="Wingdings" w:hint="default"/>
+        <w:sz w:val="20"/>
+      </w:rPr>
+    </w:lvl>
+    <w:lvl w:ilvl="7" w:tentative="1">
+      <w:start w:val="1"/>
+      <w:numFmt w:val="bullet"/>
+      <w:lvlText w:val=""/>
+      <w:lvlJc w:val="left"/>
+      <w:pPr>
+        <w:tabs>
+          <w:tab w:val="num" w:pos="5760"/>
+        </w:tabs>
+        <w:ind w:left="5760" w:hanging="360"/>
+      </w:pPr>
+      <w:rPr>
+        <w:rFonts w:ascii="Wingdings" w:hAnsi="Wingdings" w:hint="default"/>
+        <w:sz w:val="20"/>
+      </w:rPr>
+    </w:lvl>
+    <w:lvl w:ilvl="8" w:tentative="1">
+      <w:start w:val="1"/>
+      <w:numFmt w:val="bullet"/>
+      <w:lvlText w:val=""/>
+      <w:lvlJc w:val="left"/>
+      <w:pPr>
+        <w:tabs>
+          <w:tab w:val="num" w:pos="6480"/>
+        </w:tabs>
+        <w:ind w:left="6480" w:hanging="360"/>
+      </w:pPr>
+      <w:rPr>
+        <w:rFonts w:ascii="Wingdings" w:hAnsi="Wingdings" w:hint="default"/>
+        <w:sz w:val="20"/>
+      </w:rPr>
+    </w:lvl>
+  </w:abstractNum>
+  <w:abstractNum w:abstractNumId="12" w15:restartNumberingAfterBreak="0">
+    <w:nsid w:val="479E3D5F"/>
+    <w:multiLevelType w:val="multilevel"/>
+    <w:tmpl w:val="456EE528"/>
+    <w:lvl w:ilvl="0">
+      <w:start w:val="1"/>
+      <w:numFmt w:val="bullet"/>
+      <w:lvlText w:val=""/>
+      <w:lvlJc w:val="left"/>
+      <w:pPr>
+        <w:tabs>
+          <w:tab w:val="num" w:pos="720"/>
+        </w:tabs>
+        <w:ind w:left="720" w:hanging="360"/>
+      </w:pPr>
+      <w:rPr>
+        <w:rFonts w:ascii="Symbol" w:hAnsi="Symbol" w:hint="default"/>
+        <w:sz w:val="20"/>
+      </w:rPr>
+    </w:lvl>
+    <w:lvl w:ilvl="1" w:tentative="1">
+      <w:start w:val="1"/>
+      <w:numFmt w:val="bullet"/>
+      <w:lvlText w:val="o"/>
+      <w:lvlJc w:val="left"/>
+      <w:pPr>
+        <w:tabs>
+          <w:tab w:val="num" w:pos="1440"/>
+        </w:tabs>
+        <w:ind w:left="1440" w:hanging="360"/>
+      </w:pPr>
+      <w:rPr>
+        <w:rFonts w:ascii="Courier New" w:hAnsi="Courier New" w:hint="default"/>
+        <w:sz w:val="20"/>
+      </w:rPr>
+    </w:lvl>
+    <w:lvl w:ilvl="2" w:tentative="1">
+      <w:start w:val="1"/>
+      <w:numFmt w:val="bullet"/>
+      <w:lvlText w:val=""/>
+      <w:lvlJc w:val="left"/>
+      <w:pPr>
+        <w:tabs>
+          <w:tab w:val="num" w:pos="2160"/>
+        </w:tabs>
+        <w:ind w:left="2160" w:hanging="360"/>
+      </w:pPr>
+      <w:rPr>
+        <w:rFonts w:ascii="Wingdings" w:hAnsi="Wingdings" w:hint="default"/>
+        <w:sz w:val="20"/>
+      </w:rPr>
+    </w:lvl>
+    <w:lvl w:ilvl="3" w:tentative="1">
+      <w:start w:val="1"/>
+      <w:numFmt w:val="bullet"/>
+      <w:lvlText w:val=""/>
+      <w:lvlJc w:val="left"/>
+      <w:pPr>
+        <w:tabs>
+          <w:tab w:val="num" w:pos="2880"/>
+        </w:tabs>
+        <w:ind w:left="2880" w:hanging="360"/>
+      </w:pPr>
+      <w:rPr>
+        <w:rFonts w:ascii="Wingdings" w:hAnsi="Wingdings" w:hint="default"/>
+        <w:sz w:val="20"/>
+      </w:rPr>
+    </w:lvl>
+    <w:lvl w:ilvl="4" w:tentative="1">
+      <w:start w:val="1"/>
+      <w:numFmt w:val="bullet"/>
+      <w:lvlText w:val=""/>
+      <w:lvlJc w:val="left"/>
+      <w:pPr>
+        <w:tabs>
+          <w:tab w:val="num" w:pos="3600"/>
+        </w:tabs>
+        <w:ind w:left="3600" w:hanging="360"/>
+      </w:pPr>
+      <w:rPr>
+        <w:rFonts w:ascii="Wingdings" w:hAnsi="Wingdings" w:hint="default"/>
+        <w:sz w:val="20"/>
+      </w:rPr>
+    </w:lvl>
+    <w:lvl w:ilvl="5" w:tentative="1">
+      <w:start w:val="1"/>
+      <w:numFmt w:val="bullet"/>
+      <w:lvlText w:val=""/>
+      <w:lvlJc w:val="left"/>
+      <w:pPr>
+        <w:tabs>
+          <w:tab w:val="num" w:pos="4320"/>
+        </w:tabs>
+        <w:ind w:left="4320" w:hanging="360"/>
+      </w:pPr>
+      <w:rPr>
+        <w:rFonts w:ascii="Wingdings" w:hAnsi="Wingdings" w:hint="default"/>
+        <w:sz w:val="20"/>
+      </w:rPr>
+    </w:lvl>
+    <w:lvl w:ilvl="6" w:tentative="1">
+      <w:start w:val="1"/>
+      <w:numFmt w:val="bullet"/>
+      <w:lvlText w:val=""/>
+      <w:lvlJc w:val="left"/>
+      <w:pPr>
+        <w:tabs>
+          <w:tab w:val="num" w:pos="5040"/>
+        </w:tabs>
+        <w:ind w:left="5040" w:hanging="360"/>
+      </w:pPr>
+      <w:rPr>
+        <w:rFonts w:ascii="Wingdings" w:hAnsi="Wingdings" w:hint="default"/>
+        <w:sz w:val="20"/>
+      </w:rPr>
+    </w:lvl>
+    <w:lvl w:ilvl="7" w:tentative="1">
+      <w:start w:val="1"/>
+      <w:numFmt w:val="bullet"/>
+      <w:lvlText w:val=""/>
+      <w:lvlJc w:val="left"/>
+      <w:pPr>
+        <w:tabs>
+          <w:tab w:val="num" w:pos="5760"/>
+        </w:tabs>
+        <w:ind w:left="5760" w:hanging="360"/>
+      </w:pPr>
+      <w:rPr>
+        <w:rFonts w:ascii="Wingdings" w:hAnsi="Wingdings" w:hint="default"/>
+        <w:sz w:val="20"/>
+      </w:rPr>
+    </w:lvl>
+    <w:lvl w:ilvl="8" w:tentative="1">
+      <w:start w:val="1"/>
+      <w:numFmt w:val="bullet"/>
+      <w:lvlText w:val=""/>
+      <w:lvlJc w:val="left"/>
+      <w:pPr>
+        <w:tabs>
+          <w:tab w:val="num" w:pos="6480"/>
+        </w:tabs>
+        <w:ind w:left="6480" w:hanging="360"/>
+      </w:pPr>
+      <w:rPr>
+        <w:rFonts w:ascii="Wingdings" w:hAnsi="Wingdings" w:hint="default"/>
+        <w:sz w:val="20"/>
+      </w:rPr>
+    </w:lvl>
+  </w:abstractNum>
+  <w:abstractNum w:abstractNumId="13" w15:restartNumberingAfterBreak="0">
+    <w:nsid w:val="49421DEE"/>
+    <w:multiLevelType w:val="hybridMultilevel"/>
+    <w:tmpl w:val="CC60FB96"/>
+    <w:lvl w:ilvl="0" w:tplc="02664600">
+      <w:start w:val="1"/>
+      <w:numFmt w:val="decimal"/>
+      <w:lvlText w:val="%1、"/>
+      <w:lvlJc w:val="left"/>
+      <w:pPr>
+        <w:ind w:left="360" w:hanging="360"/>
+      </w:pPr>
+      <w:rPr>
+        <w:rFonts w:hint="default"/>
+      </w:rPr>
+    </w:lvl>
+    <w:lvl w:ilvl="1" w:tplc="04090019" w:tentative="1">
+      <w:start w:val="1"/>
+      <w:numFmt w:val="lowerLetter"/>
+      <w:lvlText w:val="%2)"/>
+      <w:lvlJc w:val="left"/>
+      <w:pPr>
+        <w:ind w:left="880" w:hanging="440"/>
+      </w:pPr>
+    </w:lvl>
+    <w:lvl w:ilvl="2" w:tplc="0409001B" w:tentative="1">
+      <w:start w:val="1"/>
+      <w:numFmt w:val="lowerRoman"/>
+      <w:lvlText w:val="%3."/>
+      <w:lvlJc w:val="right"/>
+      <w:pPr>
+        <w:ind w:left="1320" w:hanging="440"/>
+      </w:pPr>
+    </w:lvl>
+    <w:lvl w:ilvl="3" w:tplc="0409000F" w:tentative="1">
+      <w:start w:val="1"/>
+      <w:numFmt w:val="decimal"/>
+      <w:lvlText w:val="%4."/>
+      <w:lvlJc w:val="left"/>
+      <w:pPr>
+        <w:ind w:left="1760" w:hanging="440"/>
+      </w:pPr>
+    </w:lvl>
+    <w:lvl w:ilvl="4" w:tplc="04090019" w:tentative="1">
+      <w:start w:val="1"/>
+      <w:numFmt w:val="lowerLetter"/>
+      <w:lvlText w:val="%5)"/>
+      <w:lvlJc w:val="left"/>
+      <w:pPr>
+        <w:ind w:left="2200" w:hanging="440"/>
+      </w:pPr>
+    </w:lvl>
+    <w:lvl w:ilvl="5" w:tplc="0409001B" w:tentative="1">
+      <w:start w:val="1"/>
+      <w:numFmt w:val="lowerRoman"/>
+      <w:lvlText w:val="%6."/>
+      <w:lvlJc w:val="right"/>
+      <w:pPr>
+        <w:ind w:left="2640" w:hanging="440"/>
+      </w:pPr>
+    </w:lvl>
+    <w:lvl w:ilvl="6" w:tplc="0409000F" w:tentative="1">
+      <w:start w:val="1"/>
+      <w:numFmt w:val="decimal"/>
+      <w:lvlText w:val="%7."/>
+      <w:lvlJc w:val="left"/>
+      <w:pPr>
+        <w:ind w:left="3080" w:hanging="440"/>
+      </w:pPr>
+    </w:lvl>
+    <w:lvl w:ilvl="7" w:tplc="04090019" w:tentative="1">
+      <w:start w:val="1"/>
+      <w:numFmt w:val="lowerLetter"/>
+      <w:lvlText w:val="%8)"/>
+      <w:lvlJc w:val="left"/>
+      <w:pPr>
+        <w:ind w:left="3520" w:hanging="440"/>
+      </w:pPr>
+    </w:lvl>
+    <w:lvl w:ilvl="8" w:tplc="0409001B" w:tentative="1">
+      <w:start w:val="1"/>
+      <w:numFmt w:val="lowerRoman"/>
+      <w:lvlText w:val="%9."/>
+      <w:lvlJc w:val="right"/>
+      <w:pPr>
+        <w:ind w:left="3960" w:hanging="440"/>
+      </w:pPr>
+    </w:lvl>
+  </w:abstractNum>
+  <w:abstractNum w:abstractNumId="14" w15:restartNumberingAfterBreak="0">
+    <w:nsid w:val="53676F8D"/>
+    <w:multiLevelType w:val="multilevel"/>
+    <w:tmpl w:val="956E4B80"/>
+    <w:lvl w:ilvl="0">
+      <w:start w:val="1"/>
+      <w:numFmt w:val="bullet"/>
+      <w:lvlText w:val=""/>
+      <w:lvlJc w:val="left"/>
+      <w:pPr>
+        <w:tabs>
+          <w:tab w:val="num" w:pos="720"/>
+        </w:tabs>
+        <w:ind w:left="720" w:hanging="360"/>
+      </w:pPr>
+      <w:rPr>
+        <w:rFonts w:ascii="Symbol" w:hAnsi="Symbol" w:hint="default"/>
+        <w:sz w:val="20"/>
+      </w:rPr>
+    </w:lvl>
+    <w:lvl w:ilvl="1" w:tentative="1">
+      <w:start w:val="1"/>
+      <w:numFmt w:val="bullet"/>
+      <w:lvlText w:val="o"/>
+      <w:lvlJc w:val="left"/>
+      <w:pPr>
+        <w:tabs>
+          <w:tab w:val="num" w:pos="1440"/>
+        </w:tabs>
+        <w:ind w:left="1440" w:hanging="360"/>
+      </w:pPr>
+      <w:rPr>
+        <w:rFonts w:ascii="Courier New" w:hAnsi="Courier New" w:hint="default"/>
+        <w:sz w:val="20"/>
+      </w:rPr>
+    </w:lvl>
+    <w:lvl w:ilvl="2" w:tentative="1">
+      <w:start w:val="1"/>
+      <w:numFmt w:val="bullet"/>
+      <w:lvlText w:val=""/>
+      <w:lvlJc w:val="left"/>
+      <w:pPr>
+        <w:tabs>
+          <w:tab w:val="num" w:pos="2160"/>
+        </w:tabs>
+        <w:ind w:left="2160" w:hanging="360"/>
+      </w:pPr>
+      <w:rPr>
+        <w:rFonts w:ascii="Wingdings" w:hAnsi="Wingdings" w:hint="default"/>
+        <w:sz w:val="20"/>
+      </w:rPr>
+    </w:lvl>
+    <w:lvl w:ilvl="3" w:tentative="1">
+      <w:start w:val="1"/>
+      <w:numFmt w:val="bullet"/>
+      <w:lvlText w:val=""/>
+      <w:lvlJc w:val="left"/>
+      <w:pPr>
+        <w:tabs>
+          <w:tab w:val="num" w:pos="2880"/>
+        </w:tabs>
+        <w:ind w:left="2880" w:hanging="360"/>
+      </w:pPr>
+      <w:rPr>
+        <w:rFonts w:ascii="Wingdings" w:hAnsi="Wingdings" w:hint="default"/>
+        <w:sz w:val="20"/>
+      </w:rPr>
+    </w:lvl>
+    <w:lvl w:ilvl="4" w:tentative="1">
+      <w:start w:val="1"/>
+      <w:numFmt w:val="bullet"/>
+      <w:lvlText w:val=""/>
+      <w:lvlJc w:val="left"/>
+      <w:pPr>
+        <w:tabs>
+          <w:tab w:val="num" w:pos="3600"/>
+        </w:tabs>
+        <w:ind w:left="3600" w:hanging="360"/>
+      </w:pPr>
+      <w:rPr>
+        <w:rFonts w:ascii="Wingdings" w:hAnsi="Wingdings" w:hint="default"/>
+        <w:sz w:val="20"/>
+      </w:rPr>
+    </w:lvl>
+    <w:lvl w:ilvl="5" w:tentative="1">
+      <w:start w:val="1"/>
+      <w:numFmt w:val="bullet"/>
+      <w:lvlText w:val=""/>
+      <w:lvlJc w:val="left"/>
+      <w:pPr>
+        <w:tabs>
+          <w:tab w:val="num" w:pos="4320"/>
+        </w:tabs>
+        <w:ind w:left="4320" w:hanging="360"/>
+      </w:pPr>
+      <w:rPr>
+        <w:rFonts w:ascii="Wingdings" w:hAnsi="Wingdings" w:hint="default"/>
+        <w:sz w:val="20"/>
+      </w:rPr>
+    </w:lvl>
+    <w:lvl w:ilvl="6" w:tentative="1">
+      <w:start w:val="1"/>
+      <w:numFmt w:val="bullet"/>
+      <w:lvlText w:val=""/>
+      <w:lvlJc w:val="left"/>
+      <w:pPr>
+        <w:tabs>
+          <w:tab w:val="num" w:pos="5040"/>
+        </w:tabs>
+        <w:ind w:left="5040" w:hanging="360"/>
+      </w:pPr>
+      <w:rPr>
+        <w:rFonts w:ascii="Wingdings" w:hAnsi="Wingdings" w:hint="default"/>
+        <w:sz w:val="20"/>
+      </w:rPr>
+    </w:lvl>
+    <w:lvl w:ilvl="7" w:tentative="1">
+      <w:start w:val="1"/>
+      <w:numFmt w:val="bullet"/>
+      <w:lvlText w:val=""/>
+      <w:lvlJc w:val="left"/>
+      <w:pPr>
+        <w:tabs>
+          <w:tab w:val="num" w:pos="5760"/>
+        </w:tabs>
+        <w:ind w:left="5760" w:hanging="360"/>
+      </w:pPr>
+      <w:rPr>
+        <w:rFonts w:ascii="Wingdings" w:hAnsi="Wingdings" w:hint="default"/>
+        <w:sz w:val="20"/>
+      </w:rPr>
+    </w:lvl>
+    <w:lvl w:ilvl="8" w:tentative="1">
+      <w:start w:val="1"/>
+      <w:numFmt w:val="bullet"/>
+      <w:lvlText w:val=""/>
+      <w:lvlJc w:val="left"/>
+      <w:pPr>
+        <w:tabs>
+          <w:tab w:val="num" w:pos="6480"/>
+        </w:tabs>
+        <w:ind w:left="6480" w:hanging="360"/>
+      </w:pPr>
+      <w:rPr>
+        <w:rFonts w:ascii="Wingdings" w:hAnsi="Wingdings" w:hint="default"/>
+        <w:sz w:val="20"/>
+      </w:rPr>
+    </w:lvl>
+  </w:abstractNum>
+  <w:abstractNum w:abstractNumId="15" w15:restartNumberingAfterBreak="0">
+    <w:nsid w:val="564C75D2"/>
+    <w:multiLevelType w:val="multilevel"/>
+    <w:tmpl w:val="7D76BE70"/>
+    <w:lvl w:ilvl="0">
+      <w:start w:val="1"/>
+      <w:numFmt w:val="bullet"/>
+      <w:lvlText w:val=""/>
+      <w:lvlJc w:val="left"/>
+      <w:pPr>
+        <w:tabs>
+          <w:tab w:val="num" w:pos="720"/>
+        </w:tabs>
+        <w:ind w:left="720" w:hanging="360"/>
+      </w:pPr>
+      <w:rPr>
+        <w:rFonts w:ascii="Symbol" w:hAnsi="Symbol" w:hint="default"/>
+        <w:sz w:val="20"/>
+      </w:rPr>
+    </w:lvl>
+    <w:lvl w:ilvl="1" w:tentative="1">
+      <w:start w:val="1"/>
+      <w:numFmt w:val="bullet"/>
+      <w:lvlText w:val="o"/>
+      <w:lvlJc w:val="left"/>
+      <w:pPr>
+        <w:tabs>
+          <w:tab w:val="num" w:pos="1440"/>
+        </w:tabs>
+        <w:ind w:left="1440" w:hanging="360"/>
+      </w:pPr>
+      <w:rPr>
+        <w:rFonts w:ascii="Courier New" w:hAnsi="Courier New" w:hint="default"/>
+        <w:sz w:val="20"/>
+      </w:rPr>
+    </w:lvl>
+    <w:lvl w:ilvl="2" w:tentative="1">
+      <w:start w:val="1"/>
+      <w:numFmt w:val="bullet"/>
+      <w:lvlText w:val=""/>
+      <w:lvlJc w:val="left"/>
+      <w:pPr>
+        <w:tabs>
+          <w:tab w:val="num" w:pos="2160"/>
+        </w:tabs>
+        <w:ind w:left="2160" w:hanging="360"/>
+      </w:pPr>
+      <w:rPr>
+        <w:rFonts w:ascii="Wingdings" w:hAnsi="Wingdings" w:hint="default"/>
+        <w:sz w:val="20"/>
+      </w:rPr>
+    </w:lvl>
+    <w:lvl w:ilvl="3" w:tentative="1">
+      <w:start w:val="1"/>
+      <w:numFmt w:val="bullet"/>
+      <w:lvlText w:val=""/>
+      <w:lvlJc w:val="left"/>
+      <w:pPr>
+        <w:tabs>
+          <w:tab w:val="num" w:pos="2880"/>
+        </w:tabs>
+        <w:ind w:left="2880" w:hanging="360"/>
+      </w:pPr>
+      <w:rPr>
+        <w:rFonts w:ascii="Wingdings" w:hAnsi="Wingdings" w:hint="default"/>
+        <w:sz w:val="20"/>
+      </w:rPr>
+    </w:lvl>
+    <w:lvl w:ilvl="4" w:tentative="1">
+      <w:start w:val="1"/>
+      <w:numFmt w:val="bullet"/>
+      <w:lvlText w:val=""/>
+      <w:lvlJc w:val="left"/>
+      <w:pPr>
+        <w:tabs>
+          <w:tab w:val="num" w:pos="3600"/>
+        </w:tabs>
+        <w:ind w:left="3600" w:hanging="360"/>
+      </w:pPr>
+      <w:rPr>
+        <w:rFonts w:ascii="Wingdings" w:hAnsi="Wingdings" w:hint="default"/>
+        <w:sz w:val="20"/>
+      </w:rPr>
+    </w:lvl>
+    <w:lvl w:ilvl="5" w:tentative="1">
+      <w:start w:val="1"/>
+      <w:numFmt w:val="bullet"/>
+      <w:lvlText w:val=""/>
+      <w:lvlJc w:val="left"/>
+      <w:pPr>
+        <w:tabs>
+          <w:tab w:val="num" w:pos="4320"/>
+        </w:tabs>
+        <w:ind w:left="4320" w:hanging="360"/>
+      </w:pPr>
+      <w:rPr>
+        <w:rFonts w:ascii="Wingdings" w:hAnsi="Wingdings" w:hint="default"/>
+        <w:sz w:val="20"/>
+      </w:rPr>
+    </w:lvl>
+    <w:lvl w:ilvl="6" w:tentative="1">
+      <w:start w:val="1"/>
+      <w:numFmt w:val="bullet"/>
+      <w:lvlText w:val=""/>
+      <w:lvlJc w:val="left"/>
+      <w:pPr>
+        <w:tabs>
+          <w:tab w:val="num" w:pos="5040"/>
+        </w:tabs>
+        <w:ind w:left="5040" w:hanging="360"/>
+      </w:pPr>
+      <w:rPr>
+        <w:rFonts w:ascii="Wingdings" w:hAnsi="Wingdings" w:hint="default"/>
+        <w:sz w:val="20"/>
+      </w:rPr>
+    </w:lvl>
+    <w:lvl w:ilvl="7" w:tentative="1">
+      <w:start w:val="1"/>
+      <w:numFmt w:val="bullet"/>
+      <w:lvlText w:val=""/>
+      <w:lvlJc w:val="left"/>
+      <w:pPr>
+        <w:tabs>
+          <w:tab w:val="num" w:pos="5760"/>
+        </w:tabs>
+        <w:ind w:left="5760" w:hanging="360"/>
+      </w:pPr>
+      <w:rPr>
+        <w:rFonts w:ascii="Wingdings" w:hAnsi="Wingdings" w:hint="default"/>
+        <w:sz w:val="20"/>
+      </w:rPr>
+    </w:lvl>
+    <w:lvl w:ilvl="8" w:tentative="1">
+      <w:start w:val="1"/>
+      <w:numFmt w:val="bullet"/>
+      <w:lvlText w:val=""/>
+      <w:lvlJc w:val="left"/>
+      <w:pPr>
+        <w:tabs>
+          <w:tab w:val="num" w:pos="6480"/>
+        </w:tabs>
+        <w:ind w:left="6480" w:hanging="360"/>
+      </w:pPr>
+      <w:rPr>
+        <w:rFonts w:ascii="Wingdings" w:hAnsi="Wingdings" w:hint="default"/>
+        <w:sz w:val="20"/>
+      </w:rPr>
+    </w:lvl>
+  </w:abstractNum>
+  <w:abstractNum w:abstractNumId="16" w15:restartNumberingAfterBreak="0">
+    <w:nsid w:val="652E5840"/>
+    <w:multiLevelType w:val="multilevel"/>
+    <w:tmpl w:val="A7A85D5C"/>
+    <w:lvl w:ilvl="0">
+      <w:start w:val="1"/>
+      <w:numFmt w:val="bullet"/>
+      <w:lvlText w:val=""/>
+      <w:lvlJc w:val="left"/>
+      <w:pPr>
+        <w:tabs>
+          <w:tab w:val="num" w:pos="720"/>
+        </w:tabs>
+        <w:ind w:left="720" w:hanging="360"/>
+      </w:pPr>
+      <w:rPr>
+        <w:rFonts w:ascii="Symbol" w:hAnsi="Symbol" w:hint="default"/>
+        <w:sz w:val="20"/>
+      </w:rPr>
+    </w:lvl>
+    <w:lvl w:ilvl="1" w:tentative="1">
+      <w:start w:val="1"/>
+      <w:numFmt w:val="bullet"/>
+      <w:lvlText w:val="o"/>
+      <w:lvlJc w:val="left"/>
+      <w:pPr>
+        <w:tabs>
+          <w:tab w:val="num" w:pos="1440"/>
+        </w:tabs>
+        <w:ind w:left="1440" w:hanging="360"/>
+      </w:pPr>
+      <w:rPr>
+        <w:rFonts w:ascii="Courier New" w:hAnsi="Courier New" w:hint="default"/>
+        <w:sz w:val="20"/>
+      </w:rPr>
+    </w:lvl>
+    <w:lvl w:ilvl="2" w:tentative="1">
+      <w:start w:val="1"/>
+      <w:numFmt w:val="bullet"/>
+      <w:lvlText w:val=""/>
+      <w:lvlJc w:val="left"/>
+      <w:pPr>
+        <w:tabs>
+          <w:tab w:val="num" w:pos="2160"/>
+        </w:tabs>
+        <w:ind w:left="2160" w:hanging="360"/>
+      </w:pPr>
+      <w:rPr>
+        <w:rFonts w:ascii="Wingdings" w:hAnsi="Wingdings" w:hint="default"/>
+        <w:sz w:val="20"/>
+      </w:rPr>
+    </w:lvl>
+    <w:lvl w:ilvl="3" w:tentative="1">
+      <w:start w:val="1"/>
+      <w:numFmt w:val="bullet"/>
+      <w:lvlText w:val=""/>
+      <w:lvlJc w:val="left"/>
+      <w:pPr>
+        <w:tabs>
+          <w:tab w:val="num" w:pos="2880"/>
+        </w:tabs>
+        <w:ind w:left="2880" w:hanging="360"/>
+      </w:pPr>
+      <w:rPr>
+        <w:rFonts w:ascii="Wingdings" w:hAnsi="Wingdings" w:hint="default"/>
+        <w:sz w:val="20"/>
+      </w:rPr>
+    </w:lvl>
+    <w:lvl w:ilvl="4" w:tentative="1">
+      <w:start w:val="1"/>
+      <w:numFmt w:val="bullet"/>
+      <w:lvlText w:val=""/>
+      <w:lvlJc w:val="left"/>
+      <w:pPr>
+        <w:tabs>
+          <w:tab w:val="num" w:pos="3600"/>
+        </w:tabs>
+        <w:ind w:left="3600" w:hanging="360"/>
+      </w:pPr>
+      <w:rPr>
+        <w:rFonts w:ascii="Wingdings" w:hAnsi="Wingdings" w:hint="default"/>
+        <w:sz w:val="20"/>
+      </w:rPr>
+    </w:lvl>
+    <w:lvl w:ilvl="5" w:tentative="1">
+      <w:start w:val="1"/>
+      <w:numFmt w:val="bullet"/>
+      <w:lvlText w:val=""/>
+      <w:lvlJc w:val="left"/>
+      <w:pPr>
+        <w:tabs>
+          <w:tab w:val="num" w:pos="4320"/>
+        </w:tabs>
+        <w:ind w:left="4320" w:hanging="360"/>
+      </w:pPr>
+      <w:rPr>
+        <w:rFonts w:ascii="Wingdings" w:hAnsi="Wingdings" w:hint="default"/>
+        <w:sz w:val="20"/>
+      </w:rPr>
+    </w:lvl>
+    <w:lvl w:ilvl="6" w:tentative="1">
+      <w:start w:val="1"/>
+      <w:numFmt w:val="bullet"/>
+      <w:lvlText w:val=""/>
+      <w:lvlJc w:val="left"/>
+      <w:pPr>
+        <w:tabs>
+          <w:tab w:val="num" w:pos="5040"/>
+        </w:tabs>
+        <w:ind w:left="5040" w:hanging="360"/>
+      </w:pPr>
+      <w:rPr>
+        <w:rFonts w:ascii="Wingdings" w:hAnsi="Wingdings" w:hint="default"/>
+        <w:sz w:val="20"/>
+      </w:rPr>
+    </w:lvl>
+    <w:lvl w:ilvl="7" w:tentative="1">
+      <w:start w:val="1"/>
+      <w:numFmt w:val="bullet"/>
+      <w:lvlText w:val=""/>
+      <w:lvlJc w:val="left"/>
+      <w:pPr>
+        <w:tabs>
+          <w:tab w:val="num" w:pos="5760"/>
+        </w:tabs>
+        <w:ind w:left="5760" w:hanging="360"/>
+      </w:pPr>
+      <w:rPr>
+        <w:rFonts w:ascii="Wingdings" w:hAnsi="Wingdings" w:hint="default"/>
+        <w:sz w:val="20"/>
+      </w:rPr>
+    </w:lvl>
+    <w:lvl w:ilvl="8" w:tentative="1">
+      <w:start w:val="1"/>
+      <w:numFmt w:val="bullet"/>
+      <w:lvlText w:val=""/>
+      <w:lvlJc w:val="left"/>
+      <w:pPr>
+        <w:tabs>
+          <w:tab w:val="num" w:pos="6480"/>
+        </w:tabs>
+        <w:ind w:left="6480" w:hanging="360"/>
+      </w:pPr>
+      <w:rPr>
+        <w:rFonts w:ascii="Wingdings" w:hAnsi="Wingdings" w:hint="default"/>
+        <w:sz w:val="20"/>
+      </w:rPr>
+    </w:lvl>
+  </w:abstractNum>
+  <w:abstractNum w:abstractNumId="17" w15:restartNumberingAfterBreak="0">
+    <w:nsid w:val="670448E2"/>
+    <w:multiLevelType w:val="multilevel"/>
+    <w:tmpl w:val="A8703E2C"/>
+    <w:lvl w:ilvl="0">
+      <w:start w:val="1"/>
+      <w:numFmt w:val="bullet"/>
+      <w:lvlText w:val=""/>
+      <w:lvlJc w:val="left"/>
+      <w:pPr>
+        <w:tabs>
+          <w:tab w:val="num" w:pos="720"/>
+        </w:tabs>
+        <w:ind w:left="720" w:hanging="360"/>
+      </w:pPr>
+      <w:rPr>
+        <w:rFonts w:ascii="Symbol" w:hAnsi="Symbol" w:hint="default"/>
+        <w:sz w:val="20"/>
+      </w:rPr>
+    </w:lvl>
+    <w:lvl w:ilvl="1" w:tentative="1">
+      <w:start w:val="1"/>
+      <w:numFmt w:val="bullet"/>
+      <w:lvlText w:val="o"/>
+      <w:lvlJc w:val="left"/>
+      <w:pPr>
+        <w:tabs>
+          <w:tab w:val="num" w:pos="1440"/>
+        </w:tabs>
+        <w:ind w:left="1440" w:hanging="360"/>
+      </w:pPr>
+      <w:rPr>
+        <w:rFonts w:ascii="Courier New" w:hAnsi="Courier New" w:hint="default"/>
+        <w:sz w:val="20"/>
+      </w:rPr>
+    </w:lvl>
+    <w:lvl w:ilvl="2" w:tentative="1">
+      <w:start w:val="1"/>
+      <w:numFmt w:val="bullet"/>
+      <w:lvlText w:val=""/>
+      <w:lvlJc w:val="left"/>
+      <w:pPr>
+        <w:tabs>
+          <w:tab w:val="num" w:pos="2160"/>
+        </w:tabs>
+        <w:ind w:left="2160" w:hanging="360"/>
+      </w:pPr>
+      <w:rPr>
+        <w:rFonts w:ascii="Wingdings" w:hAnsi="Wingdings" w:hint="default"/>
+        <w:sz w:val="20"/>
+      </w:rPr>
+    </w:lvl>
+    <w:lvl w:ilvl="3" w:tentative="1">
+      <w:start w:val="1"/>
+      <w:numFmt w:val="bullet"/>
+      <w:lvlText w:val=""/>
+      <w:lvlJc w:val="left"/>
+      <w:pPr>
+        <w:tabs>
+          <w:tab w:val="num" w:pos="2880"/>
+        </w:tabs>
+        <w:ind w:left="2880" w:hanging="360"/>
+      </w:pPr>
+      <w:rPr>
+        <w:rFonts w:ascii="Wingdings" w:hAnsi="Wingdings" w:hint="default"/>
+        <w:sz w:val="20"/>
+      </w:rPr>
+    </w:lvl>
+    <w:lvl w:ilvl="4" w:tentative="1">
+      <w:start w:val="1"/>
+      <w:numFmt w:val="bullet"/>
+      <w:lvlText w:val=""/>
+      <w:lvlJc w:val="left"/>
+      <w:pPr>
+        <w:tabs>
+          <w:tab w:val="num" w:pos="3600"/>
+        </w:tabs>
+        <w:ind w:left="3600" w:hanging="360"/>
+      </w:pPr>
+      <w:rPr>
+        <w:rFonts w:ascii="Wingdings" w:hAnsi="Wingdings" w:hint="default"/>
+        <w:sz w:val="20"/>
+      </w:rPr>
+    </w:lvl>
+    <w:lvl w:ilvl="5" w:tentative="1">
+      <w:start w:val="1"/>
+      <w:numFmt w:val="bullet"/>
+      <w:lvlText w:val=""/>
+      <w:lvlJc w:val="left"/>
+      <w:pPr>
+        <w:tabs>
+          <w:tab w:val="num" w:pos="4320"/>
+        </w:tabs>
+        <w:ind w:left="4320" w:hanging="360"/>
+      </w:pPr>
+      <w:rPr>
+        <w:rFonts w:ascii="Wingdings" w:hAnsi="Wingdings" w:hint="default"/>
+        <w:sz w:val="20"/>
+      </w:rPr>
+    </w:lvl>
+    <w:lvl w:ilvl="6" w:tentative="1">
+      <w:start w:val="1"/>
+      <w:numFmt w:val="bullet"/>
+      <w:lvlText w:val=""/>
+      <w:lvlJc w:val="left"/>
+      <w:pPr>
+        <w:tabs>
+          <w:tab w:val="num" w:pos="5040"/>
+        </w:tabs>
+        <w:ind w:left="5040" w:hanging="360"/>
+      </w:pPr>
+      <w:rPr>
+        <w:rFonts w:ascii="Wingdings" w:hAnsi="Wingdings" w:hint="default"/>
+        <w:sz w:val="20"/>
+      </w:rPr>
+    </w:lvl>
+    <w:lvl w:ilvl="7" w:tentative="1">
+      <w:start w:val="1"/>
+      <w:numFmt w:val="bullet"/>
+      <w:lvlText w:val=""/>
+      <w:lvlJc w:val="left"/>
+      <w:pPr>
+        <w:tabs>
+          <w:tab w:val="num" w:pos="5760"/>
+        </w:tabs>
+        <w:ind w:left="5760" w:hanging="360"/>
+      </w:pPr>
+      <w:rPr>
+        <w:rFonts w:ascii="Wingdings" w:hAnsi="Wingdings" w:hint="default"/>
+        <w:sz w:val="20"/>
+      </w:rPr>
+    </w:lvl>
+    <w:lvl w:ilvl="8" w:tentative="1">
+      <w:start w:val="1"/>
+      <w:numFmt w:val="bullet"/>
+      <w:lvlText w:val=""/>
+      <w:lvlJc w:val="left"/>
+      <w:pPr>
+        <w:tabs>
+          <w:tab w:val="num" w:pos="6480"/>
+        </w:tabs>
+        <w:ind w:left="6480" w:hanging="360"/>
+      </w:pPr>
+      <w:rPr>
+        <w:rFonts w:ascii="Wingdings" w:hAnsi="Wingdings" w:hint="default"/>
+        <w:sz w:val="20"/>
+      </w:rPr>
+    </w:lvl>
+  </w:abstractNum>
+  <w:abstractNum w:abstractNumId="18" w15:restartNumberingAfterBreak="0">
+    <w:nsid w:val="6A865763"/>
+    <w:multiLevelType w:val="multilevel"/>
+    <w:tmpl w:val="8982AD32"/>
+    <w:lvl w:ilvl="0">
+      <w:start w:val="1"/>
+      <w:numFmt w:val="bullet"/>
+      <w:lvlText w:val=""/>
+      <w:lvlJc w:val="left"/>
+      <w:pPr>
+        <w:tabs>
+          <w:tab w:val="num" w:pos="720"/>
+        </w:tabs>
+        <w:ind w:left="720" w:hanging="360"/>
+      </w:pPr>
+      <w:rPr>
+        <w:rFonts w:ascii="Symbol" w:hAnsi="Symbol" w:hint="default"/>
+        <w:sz w:val="20"/>
+      </w:rPr>
+    </w:lvl>
+    <w:lvl w:ilvl="1" w:tentative="1">
+      <w:start w:val="1"/>
+      <w:numFmt w:val="bullet"/>
+      <w:lvlText w:val="o"/>
+      <w:lvlJc w:val="left"/>
+      <w:pPr>
+        <w:tabs>
+          <w:tab w:val="num" w:pos="1440"/>
+        </w:tabs>
+        <w:ind w:left="1440" w:hanging="360"/>
+      </w:pPr>
+      <w:rPr>
+        <w:rFonts w:ascii="Courier New" w:hAnsi="Courier New" w:hint="default"/>
+        <w:sz w:val="20"/>
+      </w:rPr>
+    </w:lvl>
+    <w:lvl w:ilvl="2" w:tentative="1">
+      <w:start w:val="1"/>
+      <w:numFmt w:val="bullet"/>
+      <w:lvlText w:val=""/>
+      <w:lvlJc w:val="left"/>
+      <w:pPr>
+        <w:tabs>
+          <w:tab w:val="num" w:pos="2160"/>
+        </w:tabs>
+        <w:ind w:left="2160" w:hanging="360"/>
+      </w:pPr>
+      <w:rPr>
+        <w:rFonts w:ascii="Wingdings" w:hAnsi="Wingdings" w:hint="default"/>
+        <w:sz w:val="20"/>
+      </w:rPr>
+    </w:lvl>
+    <w:lvl w:ilvl="3" w:tentative="1">
+      <w:start w:val="1"/>
+      <w:numFmt w:val="bullet"/>
+      <w:lvlText w:val=""/>
+      <w:lvlJc w:val="left"/>
+      <w:pPr>
+        <w:tabs>
+          <w:tab w:val="num" w:pos="2880"/>
+        </w:tabs>
+        <w:ind w:left="2880" w:hanging="360"/>
+      </w:pPr>
+      <w:rPr>
+        <w:rFonts w:ascii="Wingdings" w:hAnsi="Wingdings" w:hint="default"/>
+        <w:sz w:val="20"/>
+      </w:rPr>
+    </w:lvl>
+    <w:lvl w:ilvl="4" w:tentative="1">
+      <w:start w:val="1"/>
+      <w:numFmt w:val="bullet"/>
+      <w:lvlText w:val=""/>
+      <w:lvlJc w:val="left"/>
+      <w:pPr>
+        <w:tabs>
+          <w:tab w:val="num" w:pos="3600"/>
+        </w:tabs>
+        <w:ind w:left="3600" w:hanging="360"/>
+      </w:pPr>
+      <w:rPr>
+        <w:rFonts w:ascii="Wingdings" w:hAnsi="Wingdings" w:hint="default"/>
+        <w:sz w:val="20"/>
+      </w:rPr>
+    </w:lvl>
+    <w:lvl w:ilvl="5" w:tentative="1">
+      <w:start w:val="1"/>
+      <w:numFmt w:val="bullet"/>
+      <w:lvlText w:val=""/>
+      <w:lvlJc w:val="left"/>
+      <w:pPr>
+        <w:tabs>
+          <w:tab w:val="num" w:pos="4320"/>
+        </w:tabs>
+        <w:ind w:left="4320" w:hanging="360"/>
+      </w:pPr>
+      <w:rPr>
+        <w:rFonts w:ascii="Wingdings" w:hAnsi="Wingdings" w:hint="default"/>
+        <w:sz w:val="20"/>
+      </w:rPr>
+    </w:lvl>
+    <w:lvl w:ilvl="6" w:tentative="1">
+      <w:start w:val="1"/>
+      <w:numFmt w:val="bullet"/>
+      <w:lvlText w:val=""/>
+      <w:lvlJc w:val="left"/>
+      <w:pPr>
+        <w:tabs>
+          <w:tab w:val="num" w:pos="5040"/>
+        </w:tabs>
+        <w:ind w:left="5040" w:hanging="360"/>
+      </w:pPr>
+      <w:rPr>
+        <w:rFonts w:ascii="Wingdings" w:hAnsi="Wingdings" w:hint="default"/>
+        <w:sz w:val="20"/>
+      </w:rPr>
+    </w:lvl>
+    <w:lvl w:ilvl="7" w:tentative="1">
+      <w:start w:val="1"/>
+      <w:numFmt w:val="bullet"/>
+      <w:lvlText w:val=""/>
+      <w:lvlJc w:val="left"/>
+      <w:pPr>
+        <w:tabs>
+          <w:tab w:val="num" w:pos="5760"/>
+        </w:tabs>
+        <w:ind w:left="5760" w:hanging="360"/>
+      </w:pPr>
+      <w:rPr>
+        <w:rFonts w:ascii="Wingdings" w:hAnsi="Wingdings" w:hint="default"/>
+        <w:sz w:val="20"/>
+      </w:rPr>
+    </w:lvl>
+    <w:lvl w:ilvl="8" w:tentative="1">
+      <w:start w:val="1"/>
+      <w:numFmt w:val="bullet"/>
+      <w:lvlText w:val=""/>
+      <w:lvlJc w:val="left"/>
+      <w:pPr>
+        <w:tabs>
+          <w:tab w:val="num" w:pos="6480"/>
+        </w:tabs>
+        <w:ind w:left="6480" w:hanging="360"/>
+      </w:pPr>
+      <w:rPr>
+        <w:rFonts w:ascii="Wingdings" w:hAnsi="Wingdings" w:hint="default"/>
+        <w:sz w:val="20"/>
+      </w:rPr>
+    </w:lvl>
+  </w:abstractNum>
+  <w:abstractNum w:abstractNumId="19" w15:restartNumberingAfterBreak="0">
+    <w:nsid w:val="6B6E3B82"/>
+    <w:multiLevelType w:val="multilevel"/>
+    <w:tmpl w:val="75BC14DA"/>
+    <w:lvl w:ilvl="0">
+      <w:start w:val="1"/>
+      <w:numFmt w:val="bullet"/>
+      <w:lvlText w:val=""/>
+      <w:lvlJc w:val="left"/>
+      <w:pPr>
+        <w:tabs>
+          <w:tab w:val="num" w:pos="720"/>
+        </w:tabs>
+        <w:ind w:left="720" w:hanging="360"/>
+      </w:pPr>
+      <w:rPr>
+        <w:rFonts w:ascii="Symbol" w:hAnsi="Symbol" w:hint="default"/>
+        <w:sz w:val="20"/>
+      </w:rPr>
+    </w:lvl>
+    <w:lvl w:ilvl="1" w:tentative="1">
+      <w:start w:val="1"/>
+      <w:numFmt w:val="bullet"/>
+      <w:lvlText w:val="o"/>
+      <w:lvlJc w:val="left"/>
+      <w:pPr>
+        <w:tabs>
+          <w:tab w:val="num" w:pos="1440"/>
+        </w:tabs>
+        <w:ind w:left="1440" w:hanging="360"/>
+      </w:pPr>
+      <w:rPr>
+        <w:rFonts w:ascii="Courier New" w:hAnsi="Courier New" w:hint="default"/>
+        <w:sz w:val="20"/>
+      </w:rPr>
+    </w:lvl>
+    <w:lvl w:ilvl="2" w:tentative="1">
+      <w:start w:val="1"/>
+      <w:numFmt w:val="bullet"/>
+      <w:lvlText w:val=""/>
+      <w:lvlJc w:val="left"/>
+      <w:pPr>
+        <w:tabs>
+          <w:tab w:val="num" w:pos="2160"/>
+        </w:tabs>
+        <w:ind w:left="2160" w:hanging="360"/>
+      </w:pPr>
+      <w:rPr>
+        <w:rFonts w:ascii="Wingdings" w:hAnsi="Wingdings" w:hint="default"/>
+        <w:sz w:val="20"/>
+      </w:rPr>
+    </w:lvl>
+    <w:lvl w:ilvl="3" w:tentative="1">
+      <w:start w:val="1"/>
+      <w:numFmt w:val="bullet"/>
+      <w:lvlText w:val=""/>
+      <w:lvlJc w:val="left"/>
+      <w:pPr>
+        <w:tabs>
+          <w:tab w:val="num" w:pos="2880"/>
+        </w:tabs>
+        <w:ind w:left="2880" w:hanging="360"/>
+      </w:pPr>
+      <w:rPr>
+        <w:rFonts w:ascii="Wingdings" w:hAnsi="Wingdings" w:hint="default"/>
+        <w:sz w:val="20"/>
+      </w:rPr>
+    </w:lvl>
+    <w:lvl w:ilvl="4" w:tentative="1">
+      <w:start w:val="1"/>
+      <w:numFmt w:val="bullet"/>
+      <w:lvlText w:val=""/>
+      <w:lvlJc w:val="left"/>
+      <w:pPr>
+        <w:tabs>
+          <w:tab w:val="num" w:pos="3600"/>
+        </w:tabs>
+        <w:ind w:left="3600" w:hanging="360"/>
+      </w:pPr>
+      <w:rPr>
+        <w:rFonts w:ascii="Wingdings" w:hAnsi="Wingdings" w:hint="default"/>
+        <w:sz w:val="20"/>
+      </w:rPr>
+    </w:lvl>
+    <w:lvl w:ilvl="5" w:tentative="1">
+      <w:start w:val="1"/>
+      <w:numFmt w:val="bullet"/>
+      <w:lvlText w:val=""/>
+      <w:lvlJc w:val="left"/>
+      <w:pPr>
+        <w:tabs>
+          <w:tab w:val="num" w:pos="4320"/>
+        </w:tabs>
+        <w:ind w:left="4320" w:hanging="360"/>
+      </w:pPr>
+      <w:rPr>
+        <w:rFonts w:ascii="Wingdings" w:hAnsi="Wingdings" w:hint="default"/>
+        <w:sz w:val="20"/>
+      </w:rPr>
+    </w:lvl>
+    <w:lvl w:ilvl="6" w:tentative="1">
+      <w:start w:val="1"/>
+      <w:numFmt w:val="bullet"/>
+      <w:lvlText w:val=""/>
+      <w:lvlJc w:val="left"/>
+      <w:pPr>
+        <w:tabs>
+          <w:tab w:val="num" w:pos="5040"/>
+        </w:tabs>
+        <w:ind w:left="5040" w:hanging="360"/>
+      </w:pPr>
+      <w:rPr>
+        <w:rFonts w:ascii="Wingdings" w:hAnsi="Wingdings" w:hint="default"/>
+        <w:sz w:val="20"/>
+      </w:rPr>
+    </w:lvl>
+    <w:lvl w:ilvl="7" w:tentative="1">
+      <w:start w:val="1"/>
+      <w:numFmt w:val="bullet"/>
+      <w:lvlText w:val=""/>
+      <w:lvlJc w:val="left"/>
+      <w:pPr>
+        <w:tabs>
+          <w:tab w:val="num" w:pos="5760"/>
+        </w:tabs>
+        <w:ind w:left="5760" w:hanging="360"/>
+      </w:pPr>
+      <w:rPr>
+        <w:rFonts w:ascii="Wingdings" w:hAnsi="Wingdings" w:hint="default"/>
+        <w:sz w:val="20"/>
+      </w:rPr>
+    </w:lvl>
+    <w:lvl w:ilvl="8" w:tentative="1">
+      <w:start w:val="1"/>
+      <w:numFmt w:val="bullet"/>
+      <w:lvlText w:val=""/>
+      <w:lvlJc w:val="left"/>
+      <w:pPr>
+        <w:tabs>
+          <w:tab w:val="num" w:pos="6480"/>
+        </w:tabs>
+        <w:ind w:left="6480" w:hanging="360"/>
+      </w:pPr>
+      <w:rPr>
+        <w:rFonts w:ascii="Wingdings" w:hAnsi="Wingdings" w:hint="default"/>
+        <w:sz w:val="20"/>
+      </w:rPr>
+    </w:lvl>
+  </w:abstractNum>
+  <w:abstractNum w:abstractNumId="20" w15:restartNumberingAfterBreak="0">
+    <w:nsid w:val="74F3617D"/>
+    <w:multiLevelType w:val="multilevel"/>
+    <w:tmpl w:val="86D65B2A"/>
+    <w:lvl w:ilvl="0">
+      <w:start w:val="1"/>
+      <w:numFmt w:val="bullet"/>
+      <w:lvlText w:val=""/>
+      <w:lvlJc w:val="left"/>
+      <w:pPr>
+        <w:tabs>
+          <w:tab w:val="num" w:pos="720"/>
+        </w:tabs>
+        <w:ind w:left="720" w:hanging="360"/>
+      </w:pPr>
+      <w:rPr>
+        <w:rFonts w:ascii="Symbol" w:hAnsi="Symbol" w:hint="default"/>
+        <w:sz w:val="20"/>
+      </w:rPr>
+    </w:lvl>
+    <w:lvl w:ilvl="1" w:tentative="1">
+      <w:start w:val="1"/>
+      <w:numFmt w:val="bullet"/>
+      <w:lvlText w:val="o"/>
+      <w:lvlJc w:val="left"/>
+      <w:pPr>
+        <w:tabs>
+          <w:tab w:val="num" w:pos="1440"/>
+        </w:tabs>
+        <w:ind w:left="1440" w:hanging="360"/>
+      </w:pPr>
+      <w:rPr>
+        <w:rFonts w:ascii="Courier New" w:hAnsi="Courier New" w:hint="default"/>
+        <w:sz w:val="20"/>
+      </w:rPr>
+    </w:lvl>
+    <w:lvl w:ilvl="2" w:tentative="1">
+      <w:start w:val="1"/>
+      <w:numFmt w:val="bullet"/>
+      <w:lvlText w:val=""/>
+      <w:lvlJc w:val="left"/>
+      <w:pPr>
+        <w:tabs>
+          <w:tab w:val="num" w:pos="2160"/>
+        </w:tabs>
+        <w:ind w:left="2160" w:hanging="360"/>
+      </w:pPr>
+      <w:rPr>
+        <w:rFonts w:ascii="Wingdings" w:hAnsi="Wingdings" w:hint="default"/>
+        <w:sz w:val="20"/>
+      </w:rPr>
+    </w:lvl>
+    <w:lvl w:ilvl="3" w:tentative="1">
+      <w:start w:val="1"/>
+      <w:numFmt w:val="bullet"/>
+      <w:lvlText w:val=""/>
+      <w:lvlJc w:val="left"/>
+      <w:pPr>
+        <w:tabs>
+          <w:tab w:val="num" w:pos="2880"/>
+        </w:tabs>
+        <w:ind w:left="2880" w:hanging="360"/>
+      </w:pPr>
+      <w:rPr>
+        <w:rFonts w:ascii="Wingdings" w:hAnsi="Wingdings" w:hint="default"/>
+        <w:sz w:val="20"/>
+      </w:rPr>
+    </w:lvl>
+    <w:lvl w:ilvl="4" w:tentative="1">
+      <w:start w:val="1"/>
+      <w:numFmt w:val="bullet"/>
+      <w:lvlText w:val=""/>
+      <w:lvlJc w:val="left"/>
+      <w:pPr>
+        <w:tabs>
+          <w:tab w:val="num" w:pos="3600"/>
+        </w:tabs>
+        <w:ind w:left="3600" w:hanging="360"/>
+      </w:pPr>
+      <w:rPr>
+        <w:rFonts w:ascii="Wingdings" w:hAnsi="Wingdings" w:hint="default"/>
+        <w:sz w:val="20"/>
+      </w:rPr>
+    </w:lvl>
+    <w:lvl w:ilvl="5" w:tentative="1">
+      <w:start w:val="1"/>
+      <w:numFmt w:val="bullet"/>
+      <w:lvlText w:val=""/>
+      <w:lvlJc w:val="left"/>
+      <w:pPr>
+        <w:tabs>
+          <w:tab w:val="num" w:pos="4320"/>
+        </w:tabs>
+        <w:ind w:left="4320" w:hanging="360"/>
+      </w:pPr>
+      <w:rPr>
+        <w:rFonts w:ascii="Wingdings" w:hAnsi="Wingdings" w:hint="default"/>
+        <w:sz w:val="20"/>
+      </w:rPr>
+    </w:lvl>
+    <w:lvl w:ilvl="6" w:tentative="1">
+      <w:start w:val="1"/>
+      <w:numFmt w:val="bullet"/>
+      <w:lvlText w:val=""/>
+      <w:lvlJc w:val="left"/>
+      <w:pPr>
+        <w:tabs>
+          <w:tab w:val="num" w:pos="5040"/>
+        </w:tabs>
+        <w:ind w:left="5040" w:hanging="360"/>
+      </w:pPr>
+      <w:rPr>
+        <w:rFonts w:ascii="Wingdings" w:hAnsi="Wingdings" w:hint="default"/>
+        <w:sz w:val="20"/>
+      </w:rPr>
+    </w:lvl>
+    <w:lvl w:ilvl="7" w:tentative="1">
+      <w:start w:val="1"/>
+      <w:numFmt w:val="bullet"/>
+      <w:lvlText w:val=""/>
+      <w:lvlJc w:val="left"/>
+      <w:pPr>
+        <w:tabs>
+          <w:tab w:val="num" w:pos="5760"/>
+        </w:tabs>
+        <w:ind w:left="5760" w:hanging="360"/>
+      </w:pPr>
+      <w:rPr>
+        <w:rFonts w:ascii="Wingdings" w:hAnsi="Wingdings" w:hint="default"/>
+        <w:sz w:val="20"/>
+      </w:rPr>
+    </w:lvl>
+    <w:lvl w:ilvl="8" w:tentative="1">
+      <w:start w:val="1"/>
+      <w:numFmt w:val="bullet"/>
+      <w:lvlText w:val=""/>
+      <w:lvlJc w:val="left"/>
+      <w:pPr>
+        <w:tabs>
+          <w:tab w:val="num" w:pos="6480"/>
+        </w:tabs>
+        <w:ind w:left="6480" w:hanging="360"/>
+      </w:pPr>
+      <w:rPr>
+        <w:rFonts w:ascii="Wingdings" w:hAnsi="Wingdings" w:hint="default"/>
+        <w:sz w:val="20"/>
+      </w:rPr>
+    </w:lvl>
+  </w:abstractNum>
+  <w:abstractNum w:abstractNumId="21" w15:restartNumberingAfterBreak="0">
+    <w:nsid w:val="7AAD018C"/>
+    <w:multiLevelType w:val="multilevel"/>
+    <w:tmpl w:val="0C603982"/>
+    <w:lvl w:ilvl="0">
+      <w:start w:val="1"/>
+      <w:numFmt w:val="bullet"/>
+      <w:lvlText w:val=""/>
+      <w:lvlJc w:val="left"/>
+      <w:pPr>
+        <w:tabs>
+          <w:tab w:val="num" w:pos="720"/>
+        </w:tabs>
+        <w:ind w:left="720" w:hanging="360"/>
+      </w:pPr>
+      <w:rPr>
+        <w:rFonts w:ascii="Symbol" w:hAnsi="Symbol" w:hint="default"/>
+        <w:sz w:val="20"/>
+      </w:rPr>
+    </w:lvl>
+    <w:lvl w:ilvl="1">
+      <w:start w:val="1"/>
+      <w:numFmt w:val="bullet"/>
+      <w:lvlText w:val="o"/>
+      <w:lvlJc w:val="left"/>
+      <w:pPr>
+        <w:tabs>
+          <w:tab w:val="num" w:pos="1440"/>
+        </w:tabs>
+        <w:ind w:left="1440" w:hanging="360"/>
+      </w:pPr>
+      <w:rPr>
+        <w:rFonts w:ascii="Courier New" w:hAnsi="Courier New" w:hint="default"/>
+        <w:sz w:val="20"/>
+      </w:rPr>
+    </w:lvl>
+    <w:lvl w:ilvl="2" w:tentative="1">
+      <w:start w:val="1"/>
+      <w:numFmt w:val="bullet"/>
+      <w:lvlText w:val=""/>
+      <w:lvlJc w:val="left"/>
+      <w:pPr>
+        <w:tabs>
+          <w:tab w:val="num" w:pos="2160"/>
+        </w:tabs>
+        <w:ind w:left="2160" w:hanging="360"/>
+      </w:pPr>
+      <w:rPr>
+        <w:rFonts w:ascii="Wingdings" w:hAnsi="Wingdings" w:hint="default"/>
+        <w:sz w:val="20"/>
+      </w:rPr>
+    </w:lvl>
+    <w:lvl w:ilvl="3" w:tentative="1">
+      <w:start w:val="1"/>
+      <w:numFmt w:val="bullet"/>
+      <w:lvlText w:val=""/>
+      <w:lvlJc w:val="left"/>
+      <w:pPr>
+        <w:tabs>
+          <w:tab w:val="num" w:pos="2880"/>
+        </w:tabs>
+        <w:ind w:left="2880" w:hanging="360"/>
+      </w:pPr>
+      <w:rPr>
+        <w:rFonts w:ascii="Wingdings" w:hAnsi="Wingdings" w:hint="default"/>
+        <w:sz w:val="20"/>
+      </w:rPr>
+    </w:lvl>
+    <w:lvl w:ilvl="4" w:tentative="1">
+      <w:start w:val="1"/>
+      <w:numFmt w:val="bullet"/>
+      <w:lvlText w:val=""/>
+      <w:lvlJc w:val="left"/>
+      <w:pPr>
+        <w:tabs>
+          <w:tab w:val="num" w:pos="3600"/>
+        </w:tabs>
+        <w:ind w:left="3600" w:hanging="360"/>
+      </w:pPr>
+      <w:rPr>
+        <w:rFonts w:ascii="Wingdings" w:hAnsi="Wingdings" w:hint="default"/>
+        <w:sz w:val="20"/>
+      </w:rPr>
+    </w:lvl>
+    <w:lvl w:ilvl="5" w:tentative="1">
+      <w:start w:val="1"/>
+      <w:numFmt w:val="bullet"/>
+      <w:lvlText w:val=""/>
+      <w:lvlJc w:val="left"/>
+      <w:pPr>
+        <w:tabs>
+          <w:tab w:val="num" w:pos="4320"/>
+        </w:tabs>
+        <w:ind w:left="4320" w:hanging="360"/>
+      </w:pPr>
+      <w:rPr>
+        <w:rFonts w:ascii="Wingdings" w:hAnsi="Wingdings" w:hint="default"/>
+        <w:sz w:val="20"/>
+      </w:rPr>
+    </w:lvl>
+    <w:lvl w:ilvl="6" w:tentative="1">
+      <w:start w:val="1"/>
+      <w:numFmt w:val="bullet"/>
+      <w:lvlText w:val=""/>
+      <w:lvlJc w:val="left"/>
+      <w:pPr>
+        <w:tabs>
+          <w:tab w:val="num" w:pos="5040"/>
+        </w:tabs>
+        <w:ind w:left="5040" w:hanging="360"/>
+      </w:pPr>
+      <w:rPr>
+        <w:rFonts w:ascii="Wingdings" w:hAnsi="Wingdings" w:hint="default"/>
+        <w:sz w:val="20"/>
+      </w:rPr>
+    </w:lvl>
+    <w:lvl w:ilvl="7" w:tentative="1">
+      <w:start w:val="1"/>
+      <w:numFmt w:val="bullet"/>
+      <w:lvlText w:val=""/>
+      <w:lvlJc w:val="left"/>
+      <w:pPr>
+        <w:tabs>
+          <w:tab w:val="num" w:pos="5760"/>
+        </w:tabs>
+        <w:ind w:left="5760" w:hanging="360"/>
+      </w:pPr>
+      <w:rPr>
+        <w:rFonts w:ascii="Wingdings" w:hAnsi="Wingdings" w:hint="default"/>
+        <w:sz w:val="20"/>
+      </w:rPr>
+    </w:lvl>
+    <w:lvl w:ilvl="8" w:tentative="1">
+      <w:start w:val="1"/>
+      <w:numFmt w:val="bullet"/>
+      <w:lvlText w:val=""/>
+      <w:lvlJc w:val="left"/>
+      <w:pPr>
+        <w:tabs>
+          <w:tab w:val="num" w:pos="6480"/>
+        </w:tabs>
+        <w:ind w:left="6480" w:hanging="360"/>
+      </w:pPr>
+      <w:rPr>
+        <w:rFonts w:ascii="Wingdings" w:hAnsi="Wingdings" w:hint="default"/>
+        <w:sz w:val="20"/>
+      </w:rPr>
+    </w:lvl>
+  </w:abstractNum>
+  <w:abstractNum w:abstractNumId="22" w15:restartNumberingAfterBreak="0">
+    <w:nsid w:val="7CCE4A71"/>
+    <w:multiLevelType w:val="multilevel"/>
+    <w:tmpl w:val="33DCD836"/>
+    <w:lvl w:ilvl="0">
+      <w:start w:val="1"/>
+      <w:numFmt w:val="bullet"/>
+      <w:lvlText w:val=""/>
+      <w:lvlJc w:val="left"/>
+      <w:pPr>
+        <w:tabs>
+          <w:tab w:val="num" w:pos="720"/>
+        </w:tabs>
+        <w:ind w:left="720" w:hanging="360"/>
+      </w:pPr>
+      <w:rPr>
+        <w:rFonts w:ascii="Symbol" w:hAnsi="Symbol" w:hint="default"/>
+        <w:sz w:val="20"/>
+      </w:rPr>
+    </w:lvl>
+    <w:lvl w:ilvl="1" w:tentative="1">
+      <w:start w:val="1"/>
+      <w:numFmt w:val="bullet"/>
+      <w:lvlText w:val="o"/>
+      <w:lvlJc w:val="left"/>
+      <w:pPr>
+        <w:tabs>
+          <w:tab w:val="num" w:pos="1440"/>
+        </w:tabs>
+        <w:ind w:left="1440" w:hanging="360"/>
+      </w:pPr>
+      <w:rPr>
+        <w:rFonts w:ascii="Courier New" w:hAnsi="Courier New" w:hint="default"/>
+        <w:sz w:val="20"/>
+      </w:rPr>
+    </w:lvl>
+    <w:lvl w:ilvl="2" w:tentative="1">
+      <w:start w:val="1"/>
+      <w:numFmt w:val="bullet"/>
+      <w:lvlText w:val=""/>
+      <w:lvlJc w:val="left"/>
+      <w:pPr>
+        <w:tabs>
+          <w:tab w:val="num" w:pos="2160"/>
+        </w:tabs>
+        <w:ind w:left="2160" w:hanging="360"/>
+      </w:pPr>
+      <w:rPr>
+        <w:rFonts w:ascii="Wingdings" w:hAnsi="Wingdings" w:hint="default"/>
+        <w:sz w:val="20"/>
+      </w:rPr>
+    </w:lvl>
+    <w:lvl w:ilvl="3" w:tentative="1">
+      <w:start w:val="1"/>
+      <w:numFmt w:val="bullet"/>
+      <w:lvlText w:val=""/>
+      <w:lvlJc w:val="left"/>
+      <w:pPr>
+        <w:tabs>
+          <w:tab w:val="num" w:pos="2880"/>
+        </w:tabs>
+        <w:ind w:left="2880" w:hanging="360"/>
+      </w:pPr>
+      <w:rPr>
+        <w:rFonts w:ascii="Wingdings" w:hAnsi="Wingdings" w:hint="default"/>
+        <w:sz w:val="20"/>
+      </w:rPr>
+    </w:lvl>
+    <w:lvl w:ilvl="4" w:tentative="1">
+      <w:start w:val="1"/>
+      <w:numFmt w:val="bullet"/>
+      <w:lvlText w:val=""/>
+      <w:lvlJc w:val="left"/>
+      <w:pPr>
+        <w:tabs>
+          <w:tab w:val="num" w:pos="3600"/>
+        </w:tabs>
+        <w:ind w:left="3600" w:hanging="360"/>
+      </w:pPr>
+      <w:rPr>
+        <w:rFonts w:ascii="Wingdings" w:hAnsi="Wingdings" w:hint="default"/>
+        <w:sz w:val="20"/>
+      </w:rPr>
+    </w:lvl>
+    <w:lvl w:ilvl="5" w:tentative="1">
+      <w:start w:val="1"/>
+      <w:numFmt w:val="bullet"/>
+      <w:lvlText w:val=""/>
+      <w:lvlJc w:val="left"/>
+      <w:pPr>
+        <w:tabs>
+          <w:tab w:val="num" w:pos="4320"/>
+        </w:tabs>
+        <w:ind w:left="4320" w:hanging="360"/>
+      </w:pPr>
+      <w:rPr>
+        <w:rFonts w:ascii="Wingdings" w:hAnsi="Wingdings" w:hint="default"/>
+        <w:sz w:val="20"/>
+      </w:rPr>
+    </w:lvl>
+    <w:lvl w:ilvl="6" w:tentative="1">
+      <w:start w:val="1"/>
+      <w:numFmt w:val="bullet"/>
+      <w:lvlText w:val=""/>
+      <w:lvlJc w:val="left"/>
+      <w:pPr>
+        <w:tabs>
+          <w:tab w:val="num" w:pos="5040"/>
+        </w:tabs>
+        <w:ind w:left="5040" w:hanging="360"/>
+      </w:pPr>
+      <w:rPr>
+        <w:rFonts w:ascii="Wingdings" w:hAnsi="Wingdings" w:hint="default"/>
+        <w:sz w:val="20"/>
+      </w:rPr>
+    </w:lvl>
+    <w:lvl w:ilvl="7" w:tentative="1">
+      <w:start w:val="1"/>
+      <w:numFmt w:val="bullet"/>
+      <w:lvlText w:val=""/>
+      <w:lvlJc w:val="left"/>
+      <w:pPr>
+        <w:tabs>
+          <w:tab w:val="num" w:pos="5760"/>
+        </w:tabs>
+        <w:ind w:left="5760" w:hanging="360"/>
+      </w:pPr>
+      <w:rPr>
+        <w:rFonts w:ascii="Wingdings" w:hAnsi="Wingdings" w:hint="default"/>
+        <w:sz w:val="20"/>
+      </w:rPr>
+    </w:lvl>
+    <w:lvl w:ilvl="8" w:tentative="1">
+      <w:start w:val="1"/>
+      <w:numFmt w:val="bullet"/>
+      <w:lvlText w:val=""/>
+      <w:lvlJc w:val="left"/>
+      <w:pPr>
+        <w:tabs>
+          <w:tab w:val="num" w:pos="6480"/>
+        </w:tabs>
+        <w:ind w:left="6480" w:hanging="360"/>
+      </w:pPr>
+      <w:rPr>
+        <w:rFonts w:ascii="Wingdings" w:hAnsi="Wingdings" w:hint="default"/>
+        <w:sz w:val="20"/>
+      </w:rPr>
+    </w:lvl>
+  </w:abstractNum>
+  <w:num w:numId="1" w16cid:durableId="1784111826">
+    <w:abstractNumId w:val="2"/>
+  </w:num>
+  <w:num w:numId="2" w16cid:durableId="977565561">
+    <w:abstractNumId w:val="15"/>
+  </w:num>
+  <w:num w:numId="3" w16cid:durableId="2002848352">
+    <w:abstractNumId w:val="7"/>
+  </w:num>
+  <w:num w:numId="4" w16cid:durableId="1078864005">
+    <w:abstractNumId w:val="10"/>
+  </w:num>
+  <w:num w:numId="5" w16cid:durableId="1877305937">
+    <w:abstractNumId w:val="9"/>
+  </w:num>
+  <w:num w:numId="6" w16cid:durableId="982197409">
+    <w:abstractNumId w:val="17"/>
+  </w:num>
+  <w:num w:numId="7" w16cid:durableId="440495040">
+    <w:abstractNumId w:val="22"/>
+  </w:num>
+  <w:num w:numId="8" w16cid:durableId="1363091260">
+    <w:abstractNumId w:val="21"/>
+  </w:num>
+  <w:num w:numId="9" w16cid:durableId="1938974362">
+    <w:abstractNumId w:val="18"/>
+  </w:num>
+  <w:num w:numId="10" w16cid:durableId="514540169">
+    <w:abstractNumId w:val="0"/>
+  </w:num>
+  <w:num w:numId="11" w16cid:durableId="1651058619">
+    <w:abstractNumId w:val="14"/>
+  </w:num>
+  <w:num w:numId="12" w16cid:durableId="1474130020">
+    <w:abstractNumId w:val="6"/>
+  </w:num>
+  <w:num w:numId="13" w16cid:durableId="2040471660">
+    <w:abstractNumId w:val="20"/>
+  </w:num>
+  <w:num w:numId="14" w16cid:durableId="510149706">
+    <w:abstractNumId w:val="1"/>
+  </w:num>
+  <w:num w:numId="15" w16cid:durableId="2060737764">
+    <w:abstractNumId w:val="5"/>
+  </w:num>
+  <w:num w:numId="16" w16cid:durableId="1001784209">
+    <w:abstractNumId w:val="19"/>
+  </w:num>
+  <w:num w:numId="17" w16cid:durableId="307981837">
+    <w:abstractNumId w:val="3"/>
+  </w:num>
+  <w:num w:numId="18" w16cid:durableId="2039044236">
+    <w:abstractNumId w:val="12"/>
+  </w:num>
+  <w:num w:numId="19" w16cid:durableId="639041605">
+    <w:abstractNumId w:val="11"/>
+  </w:num>
+  <w:num w:numId="20" w16cid:durableId="1302928407">
+    <w:abstractNumId w:val="4"/>
+  </w:num>
+  <w:num w:numId="21" w16cid:durableId="354766830">
+    <w:abstractNumId w:val="16"/>
+  </w:num>
+  <w:num w:numId="22" w16cid:durableId="1971324927">
+    <w:abstractNumId w:val="8"/>
+  </w:num>
+  <w:num w:numId="23" w16cid:durableId="808864902">
+    <w:abstractNumId w:val="13"/>
+  </w:num>
+</w:numbering>
 </file>
 
 <file path=word/styles.xml><?xml version="1.0" encoding="utf-8"?>
@@ -3396,7 +10899,6 @@
   <w:style w:type="character" w:default="1" w:styleId="DefaultParagraphFont">
     <w:name w:val="Default Paragraph Font"/>
     <w:uiPriority w:val="1"/>
-    <w:semiHidden/>
     <w:unhideWhenUsed/>
   </w:style>
   <w:style w:type="table" w:default="1" w:styleId="TableNormal">
